--- a/Fase1/Evidencias Grupales/1.5_GuiaEstudiante_Fase 1_Definicion Proyecto APT-2.docx
+++ b/Fase1/Evidencias Grupales/1.5_GuiaEstudiante_Fase 1_Definicion Proyecto APT-2.docx
@@ -234,12 +234,12 @@
                 <wp:extent cx="6580505" cy="1486535"/>
                 <wp:effectExtent b="0" l="0" r="0" t="0"/>
                 <wp:wrapNone/>
-                <wp:docPr id="48" name="image2.png"/>
+                <wp:docPr id="48" name="image3.png"/>
                 <a:graphic>
                   <a:graphicData uri="http://schemas.openxmlformats.org/drawingml/2006/picture">
                     <pic:pic>
                       <pic:nvPicPr>
-                        <pic:cNvPr id="0" name="image2.png"/>
+                        <pic:cNvPr id="0" name="image3.png"/>
                         <pic:cNvPicPr preferRelativeResize="0"/>
                       </pic:nvPicPr>
                       <pic:blipFill>
@@ -1569,7 +1569,7 @@
                 <w:szCs w:val="20"/>
                 <w:rtl w:val="0"/>
               </w:rPr>
-              <w:t xml:space="preserve">GastApp</w:t>
+              <w:t xml:space="preserve">ContadorIA</w:t>
             </w:r>
             <w:r>
               <w:rPr>
@@ -1686,12 +1686,11 @@
             </w:pPr>
             <w:r>
               <w:rPr>
-                <w:rFonts w:ascii="Calibri" w:cs="Calibri" w:eastAsia="Calibri" w:hAnsi="Calibri"/>
                 <w:sz w:val="20"/>
                 <w:szCs w:val="20"/>
                 <w:rtl w:val="0"/>
               </w:rPr>
-              <w:t xml:space="preserve">Menciona las competencias de tu Plan de Estudio que vas a abordar en tu Proyecto APT.</w:t>
+              <w:t xml:space="preserve">Diseñar soluciones de software abarcando todo el ciclo de vida, con foco en calidad, seguridad y sostenibilidad</w:t>
             </w:r>
             <w:r>
               <w:rPr>
@@ -1948,55 +1947,10 @@
               <w:jc w:val="both"/>
               <w:rPr>
                 <w:rFonts w:ascii="Calibri" w:cs="Calibri" w:eastAsia="Calibri" w:hAnsi="Calibri"/>
-                <w:i w:val="1"/>
-                <w:iCs w:val="1"/>
-                <w:color w:val="548dd4"/>
-                <w:sz w:val="20"/>
-                <w:szCs w:val="20"/>
-              </w:rPr>
-            </w:pPr>
-            <w:r>
-              <w:rPr>
-                <w:rFonts w:ascii="Calibri" w:cs="Calibri" w:eastAsia="Calibri" w:hAnsi="Calibri"/>
-                <w:i w:val="1"/>
-                <w:iCs w:val="1"/>
-                <w:color w:val="548dd4"/>
-                <w:sz w:val="20"/>
-                <w:szCs w:val="20"/>
-                <w:rtl w:val="0"/>
-              </w:rPr>
-              <w:t xml:space="preserve">Todo proyecto, ya sea una innovación, producto, servicio, etc., pretende dar respuesta a una situación o problemática. Señala qué problema busca solucionar tu proyecto y la relevancia que tiene para el campo laboral de tu carrera. También menciona el contexto en que esta problemática se sitúa (lugar, a quienes impactaría, etc.). Es importante que esta problemática sea relevante en el contexto de la profesión, siendo su resolución un aporte real o simulado a la organización u entorno en el que se sitúa. Algunas preguntas que pueden ayudarte a responder este apartado son: </w:t>
-            </w:r>
-          </w:p>
-          <w:p>
-            <w:pPr>
-              <w:keepNext w:val="0"/>
-              <w:keepLines w:val="0"/>
-              <w:pageBreakBefore w:val="0"/>
-              <w:widowControl w:val="1"/>
-              <w:numPr>
-                <w:ilvl w:val="0"/>
-                <w:numId w:val="3"/>
-              </w:numPr>
-              <w:pBdr>
-                <w:top w:space="0" w:sz="0" w:val="nil"/>
-                <w:left w:space="0" w:sz="0" w:val="nil"/>
-                <w:bottom w:space="0" w:sz="0" w:val="nil"/>
-                <w:right w:space="0" w:sz="0" w:val="nil"/>
-                <w:between w:space="0" w:sz="0" w:val="nil"/>
-              </w:pBdr>
-              <w:shd w:fill="auto" w:val="clear"/>
-              <w:spacing w:after="0" w:before="0" w:line="259" w:lineRule="auto"/>
-              <w:ind w:left="720" w:right="0" w:hanging="360"/>
-              <w:jc w:val="both"/>
-              <w:rPr>
                 <w:b w:val="0"/>
                 <w:bCs w:val="0"/>
-                <w:i w:val="1"/>
-                <w:iCs w:val="1"/>
                 <w:smallCaps w:val="0"/>
                 <w:strike w:val="0"/>
-                <w:color w:val="548dd4"/>
                 <w:sz w:val="20"/>
                 <w:szCs w:val="20"/>
                 <w:u w:val="none"/>
@@ -2006,151 +1960,283 @@
             </w:pPr>
             <w:r>
               <w:rPr>
-                <w:rFonts w:ascii="Calibri" w:cs="Calibri" w:eastAsia="Calibri" w:hAnsi="Calibri"/>
-                <w:b w:val="0"/>
-                <w:bCs w:val="0"/>
-                <w:i w:val="1"/>
-                <w:iCs w:val="1"/>
-                <w:smallCaps w:val="0"/>
-                <w:strike w:val="0"/>
-                <w:color w:val="548dd4"/>
                 <w:sz w:val="20"/>
                 <w:szCs w:val="20"/>
-                <w:u w:val="none"/>
-                <w:shd w:fill="auto" w:val="clear"/>
-                <w:vertAlign w:val="baseline"/>
-                <w:rtl w:val="0"/>
-              </w:rPr>
-              <w:t xml:space="preserve">¿Por qué escogiste este tema? ¿Por qué es relevante este tema para el campo laboral de tu carrera?</w:t>
-            </w:r>
-          </w:p>
+                <w:rtl w:val="0"/>
+              </w:rPr>
+              <w:t xml:space="preserve">El proyecto surge de la necesidad detectada en pequeñas y medianas empresas (PYMEs), las cuales frecuentemente no cuentan con los recursos para contratar a una persona dedicada a mantener organizados sus gastos e ingresos. Esta carencia se traduce en desorden en los registros financieros, duplicidad de información, procesos manuales propensos a errores, y falta de visibilidad inmediata sobre el estado financiero del negocio. Esta problemática es relevante para el campo laboral de la Ingeniería en Informática, ya que representa una oportunidad concreta de aplicar soluciones de software para digitalizar y optimizar procesos de gestión en un segmento empresarial que constituye una parte significativa en la producción del país.</w:t>
+            </w:r>
+            <w:r>
+              <w:rPr>
+                <w:rtl w:val="0"/>
+              </w:rPr>
+            </w:r>
+          </w:p>
+        </w:tc>
+      </w:tr>
+      <w:tr>
+        <w:trPr>
+          <w:cantSplit w:val="0"/>
+          <w:trHeight w:val="1037" w:hRule="atLeast"/>
+          <w:tblHeader w:val="0"/>
+        </w:trPr>
+        <w:tc>
+          <w:tcPr>
+            <w:vAlign w:val="center"/>
+          </w:tcPr>
+          <w:p>
+            <w:pPr>
+              <w:rPr>
+                <w:rFonts w:ascii="Calibri" w:cs="Calibri" w:eastAsia="Calibri" w:hAnsi="Calibri"/>
+                <w:color w:val="1f3864"/>
+              </w:rPr>
+            </w:pPr>
+            <w:r>
+              <w:rPr>
+                <w:rFonts w:ascii="Calibri" w:cs="Calibri" w:eastAsia="Calibri" w:hAnsi="Calibri"/>
+                <w:color w:val="1f3864"/>
+                <w:rtl w:val="0"/>
+              </w:rPr>
+              <w:t xml:space="preserve">Descripción del Proyecto APT</w:t>
+            </w:r>
+          </w:p>
+        </w:tc>
+        <w:tc>
+          <w:tcPr>
+            <w:vAlign w:val="center"/>
+          </w:tcPr>
+          <w:p>
+            <w:pPr>
+              <w:jc w:val="both"/>
+              <w:rPr>
+                <w:rFonts w:ascii="Calibri" w:cs="Calibri" w:eastAsia="Calibri" w:hAnsi="Calibri"/>
+                <w:sz w:val="20"/>
+                <w:szCs w:val="20"/>
+                <w:highlight w:val="cyan"/>
+              </w:rPr>
+            </w:pPr>
+            <w:r>
+              <w:rPr>
+                <w:sz w:val="20"/>
+                <w:szCs w:val="20"/>
+                <w:rtl w:val="0"/>
+              </w:rPr>
+              <w:t xml:space="preserve">El proyecto tiene como objetivo desarrollar ContadorIA, una plataforma SaaS de gestión financiera multi-usuario orientada a pequeñas y medianas empresas chilenas. La solución permite a los usuarios registrar y visualizar sus movimientos financieros de forma centralizada, ya sea mediante ingreso manual, extracción automática de datos desde boletas y facturas usando inteligencia artificial, o importación masiva de registros históricos mediante archivos CSV/XLSX. La plataforma se construye de forma nativa sobre Azure, utilizando Azure Functions con FastAPI para el backend, Azure SQL Database con Row-Level Security para garantizar el aislamiento de datos entre distintas empresas (tenants), y una Progressive Web App desplegada en Azure Static Web Apps como interfaz de usuario.</w:t>
+            </w:r>
+            <w:r>
+              <w:rPr>
+                <w:rtl w:val="0"/>
+              </w:rPr>
+            </w:r>
+          </w:p>
+        </w:tc>
+      </w:tr>
+      <w:tr>
+        <w:trPr>
+          <w:cantSplit w:val="0"/>
+          <w:trHeight w:val="866" w:hRule="atLeast"/>
+          <w:tblHeader w:val="0"/>
+        </w:trPr>
+        <w:tc>
+          <w:tcPr>
+            <w:vAlign w:val="center"/>
+          </w:tcPr>
+          <w:p>
+            <w:pPr>
+              <w:rPr>
+                <w:rFonts w:ascii="Calibri" w:cs="Calibri" w:eastAsia="Calibri" w:hAnsi="Calibri"/>
+                <w:color w:val="1f3864"/>
+              </w:rPr>
+            </w:pPr>
+            <w:r>
+              <w:rPr>
+                <w:rFonts w:ascii="Calibri" w:cs="Calibri" w:eastAsia="Calibri" w:hAnsi="Calibri"/>
+                <w:color w:val="1f3864"/>
+                <w:rtl w:val="0"/>
+              </w:rPr>
+              <w:t xml:space="preserve">Pertinencia del proyecto con el perfil de egreso</w:t>
+            </w:r>
+          </w:p>
+        </w:tc>
+        <w:tc>
+          <w:tcPr>
+            <w:vAlign w:val="center"/>
+          </w:tcPr>
+          <w:p>
+            <w:pPr>
+              <w:jc w:val="both"/>
+              <w:rPr>
+                <w:rFonts w:ascii="Calibri" w:cs="Calibri" w:eastAsia="Calibri" w:hAnsi="Calibri"/>
+                <w:sz w:val="20"/>
+                <w:szCs w:val="20"/>
+              </w:rPr>
+            </w:pPr>
+            <w:r>
+              <w:rPr>
+                <w:sz w:val="20"/>
+                <w:szCs w:val="20"/>
+                <w:rtl w:val="0"/>
+              </w:rPr>
+              <w:t xml:space="preserve">El proyecto se relaciona directamente con las competencias del perfil de egreso seleccionadas, particularmente con el diseño de soluciones de software que abarcan todo el ciclo de vida del desarrollo, con foco en calidad, seguridad y sostenibilidad. Esto se evidencia en el diseño de la arquitectura multiusuario con aislamiento de datos a nivel de fila (Row-Level Security), en la definición de roles y permisos diferenciados para el acceso a funcionalidades sensibles como la importación masiva, y en la construcción de una solución pensada para escalar y mantenerse en el tiempo como un producto comercial real, no solo como un ejercicio académico.</w:t>
+            </w:r>
+            <w:r>
+              <w:rPr>
+                <w:rtl w:val="0"/>
+              </w:rPr>
+            </w:r>
+          </w:p>
+        </w:tc>
+      </w:tr>
+      <w:tr>
+        <w:trPr>
+          <w:cantSplit w:val="0"/>
+          <w:trHeight w:val="866" w:hRule="atLeast"/>
+          <w:tblHeader w:val="0"/>
+        </w:trPr>
+        <w:tc>
+          <w:tcPr>
+            <w:vAlign w:val="center"/>
+          </w:tcPr>
+          <w:p>
+            <w:pPr>
+              <w:rPr>
+                <w:rFonts w:ascii="Calibri" w:cs="Calibri" w:eastAsia="Calibri" w:hAnsi="Calibri"/>
+                <w:color w:val="1f3864"/>
+              </w:rPr>
+            </w:pPr>
+            <w:r>
+              <w:rPr>
+                <w:rFonts w:ascii="Calibri" w:cs="Calibri" w:eastAsia="Calibri" w:hAnsi="Calibri"/>
+                <w:color w:val="1f3864"/>
+                <w:rtl w:val="0"/>
+              </w:rPr>
+              <w:t xml:space="preserve">Relación con los intereses profesionales</w:t>
+            </w:r>
+          </w:p>
+        </w:tc>
+        <w:tc>
+          <w:tcPr>
+            <w:vAlign w:val="center"/>
+          </w:tcPr>
+          <w:p>
+            <w:pPr>
+              <w:jc w:val="both"/>
+              <w:rPr>
+                <w:rFonts w:ascii="Calibri" w:cs="Calibri" w:eastAsia="Calibri" w:hAnsi="Calibri"/>
+                <w:sz w:val="20"/>
+                <w:szCs w:val="20"/>
+                <w:highlight w:val="yellow"/>
+              </w:rPr>
+            </w:pPr>
+            <w:r>
+              <w:rPr>
+                <w:sz w:val="20"/>
+                <w:szCs w:val="20"/>
+                <w:rtl w:val="0"/>
+              </w:rPr>
+              <w:t xml:space="preserve">Nuestros intereses</w:t>
+            </w:r>
+            <w:r>
+              <w:rPr>
+                <w:sz w:val="20"/>
+                <w:szCs w:val="20"/>
+                <w:rtl w:val="0"/>
+              </w:rPr>
+              <w:t xml:space="preserve"> profesionales están orientados hacia la arquitectura de software, el desarrollo </w:t>
+            </w:r>
+            <w:r>
+              <w:rPr>
+                <w:sz w:val="20"/>
+                <w:szCs w:val="20"/>
+                <w:rtl w:val="0"/>
+              </w:rPr>
+              <w:t xml:space="preserve">fullstack</w:t>
+            </w:r>
+            <w:r>
+              <w:rPr>
+                <w:sz w:val="20"/>
+                <w:szCs w:val="20"/>
+                <w:rtl w:val="0"/>
+              </w:rPr>
+              <w:t xml:space="preserve"> y la ciberseguridad. El desarrollo de este proyecto nos permite aplicar y profundizar en estas tres áreas de forma simultánea: la arquitectura de software se refleja en el diseño del sistema multi-usuario sobre Azure y la separación de responsabilidades entre servicios; el desarrollo </w:t>
+            </w:r>
+            <w:r>
+              <w:rPr>
+                <w:sz w:val="20"/>
+                <w:szCs w:val="20"/>
+                <w:rtl w:val="0"/>
+              </w:rPr>
+              <w:t xml:space="preserve">fullstack</w:t>
+            </w:r>
+            <w:r>
+              <w:rPr>
+                <w:sz w:val="20"/>
+                <w:szCs w:val="20"/>
+                <w:rtl w:val="0"/>
+              </w:rPr>
+              <w:t xml:space="preserve"> se aplica tanto en la construcción del backend con </w:t>
+            </w:r>
+            <w:r>
+              <w:rPr>
+                <w:sz w:val="20"/>
+                <w:szCs w:val="20"/>
+                <w:rtl w:val="0"/>
+              </w:rPr>
+              <w:t xml:space="preserve">FastAPI</w:t>
+            </w:r>
+            <w:r>
+              <w:rPr>
+                <w:sz w:val="20"/>
+                <w:szCs w:val="20"/>
+                <w:rtl w:val="0"/>
+              </w:rPr>
+              <w:t xml:space="preserve"> como en el frontend de la PWA; y la ciberseguridad se pone en práctica directamente en la implementación de Row-Level Security, el manejo de autenticación mediante Azure AD B2C, y el control de acceso restringido por roles para funcionalidades críticas.</w:t>
+            </w:r>
+            <w:r>
+              <w:rPr>
+                <w:rtl w:val="0"/>
+              </w:rPr>
+            </w:r>
+          </w:p>
+        </w:tc>
+      </w:tr>
+      <w:tr>
+        <w:trPr>
+          <w:cantSplit w:val="0"/>
+          <w:trHeight w:val="132" w:hRule="atLeast"/>
+          <w:tblHeader w:val="0"/>
+        </w:trPr>
+        <w:tc>
+          <w:tcPr>
+            <w:vAlign w:val="center"/>
+          </w:tcPr>
+          <w:p>
+            <w:pPr>
+              <w:rPr>
+                <w:rFonts w:ascii="Calibri" w:cs="Calibri" w:eastAsia="Calibri" w:hAnsi="Calibri"/>
+                <w:color w:val="1f3864"/>
+              </w:rPr>
+            </w:pPr>
+            <w:r>
+              <w:rPr>
+                <w:rFonts w:ascii="Calibri" w:cs="Calibri" w:eastAsia="Calibri" w:hAnsi="Calibri"/>
+                <w:color w:val="1f3864"/>
+                <w:rtl w:val="0"/>
+              </w:rPr>
+              <w:t xml:space="preserve">Factibilidad de desarrollo del Proyecto APT</w:t>
+            </w:r>
+          </w:p>
+        </w:tc>
+        <w:tc>
+          <w:tcPr>
+            <w:vAlign w:val="center"/>
+          </w:tcPr>
           <w:p>
             <w:pPr>
               <w:keepNext w:val="0"/>
               <w:keepLines w:val="0"/>
               <w:pageBreakBefore w:val="0"/>
               <w:widowControl w:val="1"/>
-              <w:numPr>
-                <w:ilvl w:val="0"/>
-                <w:numId w:val="3"/>
-              </w:numPr>
-              <w:pBdr>
-                <w:top w:space="0" w:sz="0" w:val="nil"/>
-                <w:left w:space="0" w:sz="0" w:val="nil"/>
-                <w:bottom w:space="0" w:sz="0" w:val="nil"/>
-                <w:right w:space="0" w:sz="0" w:val="nil"/>
-                <w:between w:space="0" w:sz="0" w:val="nil"/>
-              </w:pBdr>
-              <w:shd w:fill="auto" w:val="clear"/>
-              <w:spacing w:after="0" w:before="0" w:line="259" w:lineRule="auto"/>
-              <w:ind w:left="720" w:right="0" w:hanging="360"/>
-              <w:jc w:val="both"/>
-              <w:rPr>
-                <w:b w:val="1"/>
-                <w:bCs w:val="1"/>
-                <w:i w:val="1"/>
-                <w:iCs w:val="1"/>
-                <w:smallCaps w:val="0"/>
-                <w:strike w:val="0"/>
-                <w:color w:val="548dd4"/>
-                <w:sz w:val="20"/>
-                <w:szCs w:val="20"/>
-                <w:u w:val="none"/>
-                <w:shd w:fill="auto" w:val="clear"/>
-                <w:vertAlign w:val="baseline"/>
-              </w:rPr>
-            </w:pPr>
-            <w:r>
-              <w:rPr>
-                <w:rFonts w:ascii="Calibri" w:cs="Calibri" w:eastAsia="Calibri" w:hAnsi="Calibri"/>
-                <w:b w:val="0"/>
-                <w:bCs w:val="0"/>
-                <w:i w:val="1"/>
-                <w:iCs w:val="1"/>
-                <w:smallCaps w:val="0"/>
-                <w:strike w:val="0"/>
-                <w:color w:val="548dd4"/>
-                <w:sz w:val="20"/>
-                <w:szCs w:val="20"/>
-                <w:u w:val="none"/>
-                <w:shd w:fill="auto" w:val="clear"/>
-                <w:vertAlign w:val="baseline"/>
-                <w:rtl w:val="0"/>
-              </w:rPr>
-              <w:t xml:space="preserve">¿Dónde se ubica la situación que vas a abordar? (Ej.: País, región, comuna o institución) ¿Cuáles son las características principales de ese lugar? </w:t>
-            </w:r>
-            <w:r>
-              <w:rPr>
-                <w:rtl w:val="0"/>
-              </w:rPr>
-            </w:r>
-          </w:p>
-          <w:p>
-            <w:pPr>
-              <w:keepNext w:val="0"/>
-              <w:keepLines w:val="0"/>
-              <w:pageBreakBefore w:val="0"/>
-              <w:widowControl w:val="1"/>
-              <w:numPr>
-                <w:ilvl w:val="0"/>
-                <w:numId w:val="3"/>
-              </w:numPr>
-              <w:pBdr>
-                <w:top w:space="0" w:sz="0" w:val="nil"/>
-                <w:left w:space="0" w:sz="0" w:val="nil"/>
-                <w:bottom w:space="0" w:sz="0" w:val="nil"/>
-                <w:right w:space="0" w:sz="0" w:val="nil"/>
-                <w:between w:space="0" w:sz="0" w:val="nil"/>
-              </w:pBdr>
-              <w:shd w:fill="auto" w:val="clear"/>
-              <w:spacing w:after="0" w:before="0" w:line="259" w:lineRule="auto"/>
-              <w:ind w:left="720" w:right="0" w:hanging="360"/>
-              <w:jc w:val="both"/>
-              <w:rPr>
-                <w:b w:val="0"/>
-                <w:bCs w:val="0"/>
-                <w:i w:val="1"/>
-                <w:iCs w:val="1"/>
-                <w:smallCaps w:val="0"/>
-                <w:strike w:val="0"/>
-                <w:color w:val="548dd4"/>
-                <w:sz w:val="20"/>
-                <w:szCs w:val="20"/>
-                <w:u w:val="none"/>
-                <w:shd w:fill="auto" w:val="clear"/>
-                <w:vertAlign w:val="baseline"/>
-              </w:rPr>
-            </w:pPr>
-            <w:r>
-              <w:rPr>
-                <w:rFonts w:ascii="Calibri" w:cs="Calibri" w:eastAsia="Calibri" w:hAnsi="Calibri"/>
-                <w:b w:val="0"/>
-                <w:bCs w:val="0"/>
-                <w:i w:val="1"/>
-                <w:iCs w:val="1"/>
-                <w:smallCaps w:val="0"/>
-                <w:strike w:val="0"/>
-                <w:color w:val="548dd4"/>
-                <w:sz w:val="20"/>
-                <w:szCs w:val="20"/>
-                <w:u w:val="none"/>
-                <w:shd w:fill="auto" w:val="clear"/>
-                <w:vertAlign w:val="baseline"/>
-                <w:rtl w:val="0"/>
-              </w:rPr>
-              <w:t xml:space="preserve">¿A quiénes afecta o impacta la situación que vas a abordar? (Ej.: Grupo etario, usuarios de algún servicio, etc.).</w:t>
-            </w:r>
-          </w:p>
-          <w:p>
-            <w:pPr>
-              <w:keepNext w:val="0"/>
-              <w:keepLines w:val="0"/>
-              <w:pageBreakBefore w:val="0"/>
-              <w:widowControl w:val="1"/>
-              <w:numPr>
-                <w:ilvl w:val="0"/>
-                <w:numId w:val="3"/>
-              </w:numPr>
               <w:pBdr>
                 <w:top w:space="0" w:sz="0" w:val="nil"/>
                 <w:left w:space="0" w:sz="0" w:val="nil"/>
@@ -2160,16 +2246,14 @@
               </w:pBdr>
               <w:shd w:fill="auto" w:val="clear"/>
               <w:spacing w:after="160" w:before="0" w:line="259" w:lineRule="auto"/>
-              <w:ind w:left="720" w:right="0" w:hanging="360"/>
-              <w:jc w:val="both"/>
-              <w:rPr>
+              <w:ind w:left="0" w:right="0" w:firstLine="0"/>
+              <w:jc w:val="left"/>
+              <w:rPr>
+                <w:rFonts w:ascii="Calibri" w:cs="Calibri" w:eastAsia="Calibri" w:hAnsi="Calibri"/>
                 <w:b w:val="0"/>
                 <w:bCs w:val="0"/>
-                <w:i w:val="1"/>
-                <w:iCs w:val="1"/>
                 <w:smallCaps w:val="0"/>
                 <w:strike w:val="0"/>
-                <w:color w:val="548dd4"/>
                 <w:sz w:val="20"/>
                 <w:szCs w:val="20"/>
                 <w:u w:val="none"/>
@@ -2179,631 +2263,16 @@
             </w:pPr>
             <w:r>
               <w:rPr>
-                <w:rFonts w:ascii="Calibri" w:cs="Calibri" w:eastAsia="Calibri" w:hAnsi="Calibri"/>
-                <w:b w:val="0"/>
-                <w:bCs w:val="0"/>
-                <w:i w:val="1"/>
-                <w:iCs w:val="1"/>
-                <w:smallCaps w:val="0"/>
-                <w:strike w:val="0"/>
-                <w:color w:val="548dd4"/>
                 <w:sz w:val="20"/>
                 <w:szCs w:val="20"/>
-                <w:u w:val="none"/>
-                <w:shd w:fill="auto" w:val="clear"/>
-                <w:vertAlign w:val="baseline"/>
-                <w:rtl w:val="0"/>
-              </w:rPr>
-              <w:t xml:space="preserve">¿Cuál sería el aporte de valor (real o simulado) de tu Proyecto APT para el contexto laboral y/o social en que se situaría?</w:t>
-            </w:r>
-          </w:p>
-        </w:tc>
-      </w:tr>
-      <w:tr>
-        <w:trPr>
-          <w:cantSplit w:val="0"/>
-          <w:trHeight w:val="1037" w:hRule="atLeast"/>
-          <w:tblHeader w:val="0"/>
-        </w:trPr>
-        <w:tc>
-          <w:tcPr>
-            <w:vAlign w:val="center"/>
-          </w:tcPr>
-          <w:p>
-            <w:pPr>
-              <w:rPr>
-                <w:rFonts w:ascii="Calibri" w:cs="Calibri" w:eastAsia="Calibri" w:hAnsi="Calibri"/>
-                <w:color w:val="1f3864"/>
-              </w:rPr>
-            </w:pPr>
-            <w:r>
-              <w:rPr>
-                <w:rFonts w:ascii="Calibri" w:cs="Calibri" w:eastAsia="Calibri" w:hAnsi="Calibri"/>
-                <w:color w:val="1f3864"/>
-                <w:rtl w:val="0"/>
-              </w:rPr>
-              <w:t xml:space="preserve">Descripción del Proyecto APT</w:t>
-            </w:r>
-          </w:p>
-        </w:tc>
-        <w:tc>
-          <w:tcPr>
-            <w:vAlign w:val="center"/>
-          </w:tcPr>
-          <w:p>
-            <w:pPr>
-              <w:jc w:val="both"/>
-              <w:rPr>
-                <w:rFonts w:ascii="Calibri" w:cs="Calibri" w:eastAsia="Calibri" w:hAnsi="Calibri"/>
-                <w:i w:val="1"/>
-                <w:iCs w:val="1"/>
-                <w:color w:val="548dd4"/>
-                <w:sz w:val="20"/>
-                <w:szCs w:val="20"/>
-                <w:highlight w:val="cyan"/>
-              </w:rPr>
-            </w:pPr>
-            <w:r>
-              <w:rPr>
-                <w:rFonts w:ascii="Calibri" w:cs="Calibri" w:eastAsia="Calibri" w:hAnsi="Calibri"/>
-                <w:i w:val="1"/>
-                <w:iCs w:val="1"/>
-                <w:color w:val="548dd4"/>
-                <w:sz w:val="20"/>
-                <w:szCs w:val="20"/>
-                <w:rtl w:val="0"/>
-              </w:rPr>
-              <w:t xml:space="preserve">Señala qué se espera lograr con el proyecto (objetivo) y describe brevemente en qué consistiría, cómo planeas abordar la problemática presentada en el apartado anterior. </w:t>
-            </w:r>
-            <w:r>
-              <w:rPr>
-                <w:rtl w:val="0"/>
-              </w:rPr>
-            </w:r>
-          </w:p>
-        </w:tc>
-      </w:tr>
-      <w:tr>
-        <w:trPr>
-          <w:cantSplit w:val="0"/>
-          <w:trHeight w:val="866" w:hRule="atLeast"/>
-          <w:tblHeader w:val="0"/>
-        </w:trPr>
-        <w:tc>
-          <w:tcPr>
-            <w:vAlign w:val="center"/>
-          </w:tcPr>
-          <w:p>
-            <w:pPr>
-              <w:rPr>
-                <w:rFonts w:ascii="Calibri" w:cs="Calibri" w:eastAsia="Calibri" w:hAnsi="Calibri"/>
-                <w:color w:val="1f3864"/>
-              </w:rPr>
-            </w:pPr>
-            <w:r>
-              <w:rPr>
-                <w:rFonts w:ascii="Calibri" w:cs="Calibri" w:eastAsia="Calibri" w:hAnsi="Calibri"/>
-                <w:color w:val="1f3864"/>
-                <w:rtl w:val="0"/>
-              </w:rPr>
-              <w:t xml:space="preserve">Pertinencia del proyecto con el perfil de egreso</w:t>
-            </w:r>
-          </w:p>
-        </w:tc>
-        <w:tc>
-          <w:tcPr>
-            <w:vAlign w:val="center"/>
-          </w:tcPr>
-          <w:p>
-            <w:pPr>
-              <w:jc w:val="both"/>
-              <w:rPr>
-                <w:rFonts w:ascii="Calibri" w:cs="Calibri" w:eastAsia="Calibri" w:hAnsi="Calibri"/>
-                <w:i w:val="1"/>
-                <w:iCs w:val="1"/>
-                <w:color w:val="548dd4"/>
-                <w:sz w:val="20"/>
-                <w:szCs w:val="20"/>
-              </w:rPr>
-            </w:pPr>
-            <w:r>
-              <w:rPr>
-                <w:rFonts w:ascii="Calibri" w:cs="Calibri" w:eastAsia="Calibri" w:hAnsi="Calibri"/>
-                <w:i w:val="1"/>
-                <w:iCs w:val="1"/>
-                <w:color w:val="548dd4"/>
-                <w:sz w:val="20"/>
-                <w:szCs w:val="20"/>
-                <w:rtl w:val="0"/>
-              </w:rPr>
-              <w:t xml:space="preserve">Justifica cómo se relaciona tu Proyecto APT con el perfil de egreso de tu carrera y, en particular, con las competencias del perfil de egreso que seleccionaste anteriormente. </w:t>
-            </w:r>
-          </w:p>
-          <w:p>
-            <w:pPr>
-              <w:jc w:val="both"/>
-              <w:rPr>
-                <w:rFonts w:ascii="Calibri" w:cs="Calibri" w:eastAsia="Calibri" w:hAnsi="Calibri"/>
-                <w:i w:val="1"/>
-                <w:iCs w:val="1"/>
-                <w:color w:val="548dd4"/>
-                <w:sz w:val="20"/>
-                <w:szCs w:val="20"/>
-                <w:highlight w:val="yellow"/>
-              </w:rPr>
-            </w:pPr>
-            <w:r>
-              <w:rPr>
-                <w:rFonts w:ascii="Calibri" w:cs="Calibri" w:eastAsia="Calibri" w:hAnsi="Calibri"/>
-                <w:i w:val="1"/>
-                <w:iCs w:val="1"/>
-                <w:color w:val="548dd4"/>
-                <w:sz w:val="20"/>
-                <w:szCs w:val="20"/>
-                <w:rtl w:val="0"/>
-              </w:rPr>
-              <w:t xml:space="preserve">¿De qué manera se relaciona el Proyecto APT con el perfil de egreso de tu carrera? ¿De qué manera son necesarias las competencias que seleccionaste para resolver la problemática a trabajar? </w:t>
-            </w:r>
-            <w:r>
-              <w:rPr>
-                <w:rtl w:val="0"/>
-              </w:rPr>
-            </w:r>
-          </w:p>
-        </w:tc>
-      </w:tr>
-      <w:tr>
-        <w:trPr>
-          <w:cantSplit w:val="0"/>
-          <w:trHeight w:val="866" w:hRule="atLeast"/>
-          <w:tblHeader w:val="0"/>
-        </w:trPr>
-        <w:tc>
-          <w:tcPr>
-            <w:vAlign w:val="center"/>
-          </w:tcPr>
-          <w:p>
-            <w:pPr>
-              <w:rPr>
-                <w:rFonts w:ascii="Calibri" w:cs="Calibri" w:eastAsia="Calibri" w:hAnsi="Calibri"/>
-                <w:color w:val="1f3864"/>
-              </w:rPr>
-            </w:pPr>
-            <w:r>
-              <w:rPr>
-                <w:rFonts w:ascii="Calibri" w:cs="Calibri" w:eastAsia="Calibri" w:hAnsi="Calibri"/>
-                <w:color w:val="1f3864"/>
-                <w:rtl w:val="0"/>
-              </w:rPr>
-              <w:t xml:space="preserve">Relación con los intereses profesionales</w:t>
-            </w:r>
-          </w:p>
-        </w:tc>
-        <w:tc>
-          <w:tcPr>
-            <w:vAlign w:val="center"/>
-          </w:tcPr>
-          <w:p>
-            <w:pPr>
-              <w:jc w:val="both"/>
-              <w:rPr>
-                <w:rFonts w:ascii="Calibri" w:cs="Calibri" w:eastAsia="Calibri" w:hAnsi="Calibri"/>
-                <w:i w:val="1"/>
-                <w:iCs w:val="1"/>
-                <w:color w:val="548dd4"/>
-                <w:sz w:val="20"/>
-                <w:szCs w:val="20"/>
-              </w:rPr>
-            </w:pPr>
-            <w:r>
-              <w:rPr>
-                <w:rFonts w:ascii="Calibri" w:cs="Calibri" w:eastAsia="Calibri" w:hAnsi="Calibri"/>
-                <w:i w:val="1"/>
-                <w:iCs w:val="1"/>
-                <w:color w:val="548dd4"/>
-                <w:sz w:val="20"/>
-                <w:szCs w:val="20"/>
-                <w:rtl w:val="0"/>
-              </w:rPr>
-              <w:t xml:space="preserve">Señala cómo se relaciona el Proyecto APT que propones con tus intereses profesionales.</w:t>
-            </w:r>
-          </w:p>
-          <w:p>
-            <w:pPr>
-              <w:jc w:val="both"/>
-              <w:rPr>
-                <w:rFonts w:ascii="Calibri" w:cs="Calibri" w:eastAsia="Calibri" w:hAnsi="Calibri"/>
-                <w:i w:val="1"/>
-                <w:iCs w:val="1"/>
-                <w:color w:val="548dd4"/>
-                <w:sz w:val="20"/>
-                <w:szCs w:val="20"/>
-                <w:highlight w:val="yellow"/>
-              </w:rPr>
-            </w:pPr>
-            <w:r>
-              <w:rPr>
-                <w:rFonts w:ascii="Calibri" w:cs="Calibri" w:eastAsia="Calibri" w:hAnsi="Calibri"/>
-                <w:i w:val="1"/>
-                <w:iCs w:val="1"/>
-                <w:color w:val="548dd4"/>
-                <w:sz w:val="20"/>
-                <w:szCs w:val="20"/>
-                <w:rtl w:val="0"/>
-              </w:rPr>
-              <w:t xml:space="preserve">¿Cuáles son tus intereses profesionales?  ¿Qué aspectos de tus intereses profesionales se ven reflejados en tu Proyecto APT? Realizar este Proyecto APT, ¿de qué manera va a contribuir a tu desarrollo profesional? </w:t>
-            </w:r>
-            <w:r>
-              <w:rPr>
-                <w:rtl w:val="0"/>
-              </w:rPr>
-            </w:r>
-          </w:p>
-        </w:tc>
-      </w:tr>
-      <w:tr>
-        <w:trPr>
-          <w:cantSplit w:val="0"/>
-          <w:trHeight w:val="132" w:hRule="atLeast"/>
-          <w:tblHeader w:val="0"/>
-        </w:trPr>
-        <w:tc>
-          <w:tcPr>
-            <w:vAlign w:val="center"/>
-          </w:tcPr>
-          <w:p>
-            <w:pPr>
-              <w:rPr>
-                <w:rFonts w:ascii="Calibri" w:cs="Calibri" w:eastAsia="Calibri" w:hAnsi="Calibri"/>
-                <w:color w:val="1f3864"/>
-              </w:rPr>
-            </w:pPr>
-            <w:r>
-              <w:rPr>
-                <w:rFonts w:ascii="Calibri" w:cs="Calibri" w:eastAsia="Calibri" w:hAnsi="Calibri"/>
-                <w:color w:val="1f3864"/>
-                <w:rtl w:val="0"/>
-              </w:rPr>
-              <w:t xml:space="preserve">Factibilidad de desarrollo del Proyecto APT</w:t>
-            </w:r>
-          </w:p>
-        </w:tc>
-        <w:tc>
-          <w:tcPr>
-            <w:vAlign w:val="center"/>
-          </w:tcPr>
-          <w:p>
-            <w:pPr>
-              <w:jc w:val="both"/>
-              <w:rPr>
-                <w:rFonts w:ascii="Calibri" w:cs="Calibri" w:eastAsia="Calibri" w:hAnsi="Calibri"/>
-                <w:i w:val="1"/>
-                <w:iCs w:val="1"/>
-                <w:color w:val="548dd4"/>
-                <w:sz w:val="20"/>
-                <w:szCs w:val="20"/>
-              </w:rPr>
-            </w:pPr>
-            <w:r>
-              <w:rPr>
-                <w:rFonts w:ascii="Calibri" w:cs="Calibri" w:eastAsia="Calibri" w:hAnsi="Calibri"/>
-                <w:i w:val="1"/>
-                <w:iCs w:val="1"/>
-                <w:color w:val="548dd4"/>
-                <w:sz w:val="20"/>
-                <w:szCs w:val="20"/>
-                <w:rtl w:val="0"/>
-              </w:rPr>
-              <w:t xml:space="preserve">Justifica brevemente por qué es posible desarrollar tu proyecto APT. Considera el tiempo y materiales que necesitas para desarrollarlo, así como los posibles factores externos que podrían dificultar y facilitar su desarrollo.  </w:t>
-            </w:r>
-          </w:p>
-          <w:p>
-            <w:pPr>
-              <w:rPr>
-                <w:rFonts w:ascii="Calibri" w:cs="Calibri" w:eastAsia="Calibri" w:hAnsi="Calibri"/>
-                <w:i w:val="1"/>
-                <w:iCs w:val="1"/>
-                <w:color w:val="548dd4"/>
-                <w:sz w:val="20"/>
-                <w:szCs w:val="20"/>
-              </w:rPr>
-            </w:pPr>
-            <w:r>
-              <w:rPr>
-                <w:rFonts w:ascii="Calibri" w:cs="Calibri" w:eastAsia="Calibri" w:hAnsi="Calibri"/>
-                <w:i w:val="1"/>
-                <w:iCs w:val="1"/>
-                <w:color w:val="548dd4"/>
-                <w:sz w:val="20"/>
-                <w:szCs w:val="20"/>
-                <w:rtl w:val="0"/>
-              </w:rPr>
-              <w:t xml:space="preserve">¿Por qué crees es posible desarrollar tu Proyecto APT? Para responder esta pregunta debes tener en consideración:</w:t>
-            </w:r>
-          </w:p>
-          <w:p>
-            <w:pPr>
-              <w:keepNext w:val="0"/>
-              <w:keepLines w:val="0"/>
-              <w:pageBreakBefore w:val="0"/>
-              <w:widowControl w:val="1"/>
-              <w:numPr>
-                <w:ilvl w:val="0"/>
-                <w:numId w:val="2"/>
-              </w:numPr>
-              <w:pBdr>
-                <w:top w:space="0" w:sz="0" w:val="nil"/>
-                <w:left w:space="0" w:sz="0" w:val="nil"/>
-                <w:bottom w:space="0" w:sz="0" w:val="nil"/>
-                <w:right w:space="0" w:sz="0" w:val="nil"/>
-                <w:between w:space="0" w:sz="0" w:val="nil"/>
-              </w:pBdr>
-              <w:shd w:fill="auto" w:val="clear"/>
-              <w:spacing w:after="0" w:before="0" w:line="259" w:lineRule="auto"/>
-              <w:ind w:left="720" w:right="0" w:hanging="360"/>
-              <w:jc w:val="left"/>
-              <w:rPr>
-                <w:rFonts w:ascii="Calibri" w:cs="Calibri" w:eastAsia="Calibri" w:hAnsi="Calibri"/>
-                <w:b w:val="0"/>
-                <w:bCs w:val="0"/>
-                <w:i w:val="1"/>
-                <w:iCs w:val="1"/>
-                <w:smallCaps w:val="0"/>
-                <w:strike w:val="0"/>
-                <w:color w:val="548dd4"/>
-                <w:sz w:val="20"/>
-                <w:szCs w:val="20"/>
-                <w:u w:val="none"/>
-                <w:shd w:fill="auto" w:val="clear"/>
-                <w:vertAlign w:val="baseline"/>
-              </w:rPr>
-            </w:pPr>
-            <w:r>
-              <w:rPr>
-                <w:rFonts w:ascii="Calibri" w:cs="Calibri" w:eastAsia="Calibri" w:hAnsi="Calibri"/>
-                <w:b w:val="0"/>
-                <w:bCs w:val="0"/>
-                <w:i w:val="1"/>
-                <w:iCs w:val="1"/>
-                <w:smallCaps w:val="0"/>
-                <w:strike w:val="0"/>
-                <w:color w:val="548dd4"/>
-                <w:sz w:val="20"/>
-                <w:szCs w:val="20"/>
-                <w:u w:val="none"/>
-                <w:shd w:fill="auto" w:val="clear"/>
-                <w:vertAlign w:val="baseline"/>
-                <w:rtl w:val="0"/>
-              </w:rPr>
-              <w:t xml:space="preserve">Duración del semestre</w:t>
-            </w:r>
-          </w:p>
-          <w:p>
-            <w:pPr>
-              <w:keepNext w:val="0"/>
-              <w:keepLines w:val="0"/>
-              <w:pageBreakBefore w:val="0"/>
-              <w:widowControl w:val="1"/>
-              <w:numPr>
-                <w:ilvl w:val="0"/>
-                <w:numId w:val="2"/>
-              </w:numPr>
-              <w:pBdr>
-                <w:top w:space="0" w:sz="0" w:val="nil"/>
-                <w:left w:space="0" w:sz="0" w:val="nil"/>
-                <w:bottom w:space="0" w:sz="0" w:val="nil"/>
-                <w:right w:space="0" w:sz="0" w:val="nil"/>
-                <w:between w:space="0" w:sz="0" w:val="nil"/>
-              </w:pBdr>
-              <w:shd w:fill="auto" w:val="clear"/>
-              <w:spacing w:after="0" w:before="0" w:line="259" w:lineRule="auto"/>
-              <w:ind w:left="720" w:right="0" w:hanging="360"/>
-              <w:jc w:val="left"/>
-              <w:rPr>
-                <w:rFonts w:ascii="Calibri" w:cs="Calibri" w:eastAsia="Calibri" w:hAnsi="Calibri"/>
-                <w:b w:val="0"/>
-                <w:bCs w:val="0"/>
-                <w:i w:val="1"/>
-                <w:iCs w:val="1"/>
-                <w:smallCaps w:val="0"/>
-                <w:strike w:val="0"/>
-                <w:color w:val="548dd4"/>
-                <w:sz w:val="20"/>
-                <w:szCs w:val="20"/>
-                <w:u w:val="none"/>
-                <w:shd w:fill="auto" w:val="clear"/>
-                <w:vertAlign w:val="baseline"/>
-              </w:rPr>
-            </w:pPr>
-            <w:r>
-              <w:rPr>
-                <w:rFonts w:ascii="Calibri" w:cs="Calibri" w:eastAsia="Calibri" w:hAnsi="Calibri"/>
-                <w:b w:val="0"/>
-                <w:bCs w:val="0"/>
-                <w:i w:val="1"/>
-                <w:iCs w:val="1"/>
-                <w:smallCaps w:val="0"/>
-                <w:strike w:val="0"/>
-                <w:color w:val="548dd4"/>
-                <w:sz w:val="20"/>
-                <w:szCs w:val="20"/>
-                <w:u w:val="none"/>
-                <w:shd w:fill="auto" w:val="clear"/>
-                <w:vertAlign w:val="baseline"/>
-                <w:rtl w:val="0"/>
-              </w:rPr>
-              <w:t xml:space="preserve">Horas asignadas a la asignatura </w:t>
-            </w:r>
-          </w:p>
-          <w:p>
-            <w:pPr>
-              <w:keepNext w:val="0"/>
-              <w:keepLines w:val="0"/>
-              <w:pageBreakBefore w:val="0"/>
-              <w:widowControl w:val="1"/>
-              <w:numPr>
-                <w:ilvl w:val="0"/>
-                <w:numId w:val="2"/>
-              </w:numPr>
-              <w:pBdr>
-                <w:top w:space="0" w:sz="0" w:val="nil"/>
-                <w:left w:space="0" w:sz="0" w:val="nil"/>
-                <w:bottom w:space="0" w:sz="0" w:val="nil"/>
-                <w:right w:space="0" w:sz="0" w:val="nil"/>
-                <w:between w:space="0" w:sz="0" w:val="nil"/>
-              </w:pBdr>
-              <w:shd w:fill="auto" w:val="clear"/>
-              <w:spacing w:after="0" w:before="0" w:line="259" w:lineRule="auto"/>
-              <w:ind w:left="720" w:right="0" w:hanging="360"/>
-              <w:jc w:val="left"/>
-              <w:rPr>
-                <w:rFonts w:ascii="Calibri" w:cs="Calibri" w:eastAsia="Calibri" w:hAnsi="Calibri"/>
-                <w:b w:val="0"/>
-                <w:bCs w:val="0"/>
-                <w:i w:val="1"/>
-                <w:iCs w:val="1"/>
-                <w:smallCaps w:val="0"/>
-                <w:strike w:val="0"/>
-                <w:color w:val="548dd4"/>
-                <w:sz w:val="20"/>
-                <w:szCs w:val="20"/>
-                <w:u w:val="none"/>
-                <w:shd w:fill="auto" w:val="clear"/>
-                <w:vertAlign w:val="baseline"/>
-              </w:rPr>
-            </w:pPr>
-            <w:r>
-              <w:rPr>
-                <w:rFonts w:ascii="Calibri" w:cs="Calibri" w:eastAsia="Calibri" w:hAnsi="Calibri"/>
-                <w:b w:val="0"/>
-                <w:bCs w:val="0"/>
-                <w:i w:val="1"/>
-                <w:iCs w:val="1"/>
-                <w:smallCaps w:val="0"/>
-                <w:strike w:val="0"/>
-                <w:color w:val="548dd4"/>
-                <w:sz w:val="20"/>
-                <w:szCs w:val="20"/>
-                <w:u w:val="none"/>
-                <w:shd w:fill="auto" w:val="clear"/>
-                <w:vertAlign w:val="baseline"/>
-                <w:rtl w:val="0"/>
-              </w:rPr>
-              <w:t xml:space="preserve">Materiales requeridos</w:t>
-            </w:r>
-          </w:p>
-          <w:p>
-            <w:pPr>
-              <w:keepNext w:val="0"/>
-              <w:keepLines w:val="0"/>
-              <w:pageBreakBefore w:val="0"/>
-              <w:widowControl w:val="1"/>
-              <w:numPr>
-                <w:ilvl w:val="0"/>
-                <w:numId w:val="2"/>
-              </w:numPr>
-              <w:pBdr>
-                <w:top w:space="0" w:sz="0" w:val="nil"/>
-                <w:left w:space="0" w:sz="0" w:val="nil"/>
-                <w:bottom w:space="0" w:sz="0" w:val="nil"/>
-                <w:right w:space="0" w:sz="0" w:val="nil"/>
-                <w:between w:space="0" w:sz="0" w:val="nil"/>
-              </w:pBdr>
-              <w:shd w:fill="auto" w:val="clear"/>
-              <w:spacing w:after="0" w:before="0" w:line="259" w:lineRule="auto"/>
-              <w:ind w:left="720" w:right="0" w:hanging="360"/>
-              <w:jc w:val="left"/>
-              <w:rPr>
-                <w:rFonts w:ascii="Calibri" w:cs="Calibri" w:eastAsia="Calibri" w:hAnsi="Calibri"/>
-                <w:b w:val="0"/>
-                <w:bCs w:val="0"/>
-                <w:i w:val="1"/>
-                <w:iCs w:val="1"/>
-                <w:smallCaps w:val="0"/>
-                <w:strike w:val="0"/>
-                <w:color w:val="548dd4"/>
-                <w:sz w:val="20"/>
-                <w:szCs w:val="20"/>
-                <w:u w:val="none"/>
-                <w:shd w:fill="auto" w:val="clear"/>
-                <w:vertAlign w:val="baseline"/>
-              </w:rPr>
-            </w:pPr>
-            <w:r>
-              <w:rPr>
-                <w:rFonts w:ascii="Calibri" w:cs="Calibri" w:eastAsia="Calibri" w:hAnsi="Calibri"/>
-                <w:b w:val="0"/>
-                <w:bCs w:val="0"/>
-                <w:i w:val="1"/>
-                <w:iCs w:val="1"/>
-                <w:smallCaps w:val="0"/>
-                <w:strike w:val="0"/>
-                <w:color w:val="548dd4"/>
-                <w:sz w:val="20"/>
-                <w:szCs w:val="20"/>
-                <w:u w:val="none"/>
-                <w:shd w:fill="auto" w:val="clear"/>
-                <w:vertAlign w:val="baseline"/>
-                <w:rtl w:val="0"/>
-              </w:rPr>
-              <w:t xml:space="preserve">Factores externos que facilitan su desarrollo </w:t>
-            </w:r>
-          </w:p>
-          <w:p>
-            <w:pPr>
-              <w:keepNext w:val="0"/>
-              <w:keepLines w:val="0"/>
-              <w:pageBreakBefore w:val="0"/>
-              <w:widowControl w:val="1"/>
-              <w:numPr>
-                <w:ilvl w:val="0"/>
-                <w:numId w:val="2"/>
-              </w:numPr>
-              <w:pBdr>
-                <w:top w:space="0" w:sz="0" w:val="nil"/>
-                <w:left w:space="0" w:sz="0" w:val="nil"/>
-                <w:bottom w:space="0" w:sz="0" w:val="nil"/>
-                <w:right w:space="0" w:sz="0" w:val="nil"/>
-                <w:between w:space="0" w:sz="0" w:val="nil"/>
-              </w:pBdr>
-              <w:shd w:fill="auto" w:val="clear"/>
-              <w:spacing w:after="160" w:before="0" w:line="259" w:lineRule="auto"/>
-              <w:ind w:left="720" w:right="0" w:hanging="360"/>
-              <w:jc w:val="left"/>
-              <w:rPr>
-                <w:rFonts w:ascii="Calibri" w:cs="Calibri" w:eastAsia="Calibri" w:hAnsi="Calibri"/>
-                <w:b w:val="0"/>
-                <w:bCs w:val="0"/>
-                <w:i w:val="1"/>
-                <w:iCs w:val="1"/>
-                <w:smallCaps w:val="0"/>
-                <w:strike w:val="0"/>
-                <w:color w:val="548dd4"/>
-                <w:sz w:val="20"/>
-                <w:szCs w:val="20"/>
-                <w:u w:val="none"/>
-                <w:shd w:fill="auto" w:val="clear"/>
-                <w:vertAlign w:val="baseline"/>
-              </w:rPr>
-            </w:pPr>
-            <w:r>
-              <w:rPr>
-                <w:rFonts w:ascii="Calibri" w:cs="Calibri" w:eastAsia="Calibri" w:hAnsi="Calibri"/>
-                <w:b w:val="0"/>
-                <w:bCs w:val="0"/>
-                <w:i w:val="1"/>
-                <w:iCs w:val="1"/>
-                <w:smallCaps w:val="0"/>
-                <w:strike w:val="0"/>
-                <w:color w:val="548dd4"/>
-                <w:sz w:val="20"/>
-                <w:szCs w:val="20"/>
-                <w:u w:val="none"/>
-                <w:shd w:fill="auto" w:val="clear"/>
-                <w:vertAlign w:val="baseline"/>
-                <w:rtl w:val="0"/>
-              </w:rPr>
-              <w:t xml:space="preserve">Factores externos que dificultan su desarrollo y maneras en que podrías solucionarlos</w:t>
+                <w:rtl w:val="0"/>
+              </w:rPr>
+              <w:t xml:space="preserve">El desarrollo del proyecto es factible considerando que la asignatura de Capstone tiene una duración de 18 semanas, encontrándonos actualmente en la segunda semana del proceso, lo que otorga tiempo suficiente para completar las tres fases del proyecto. Entre los factores externos que facilitan su desarrollo se encuentra el uso de planes gratuitos de herramientas y servicios de desarrollo y hosting, lo que permite construir la solución sobre infraestructura profesional sin incurrir en costos. Como factor que podría dificultar su desarrollo se identifica la necesidad de aprender herramientas profesionales desde cero, lo que implica una curva de aprendizaje adicional que se abordará mediante documentación oficial y práctica progresiva durante las primeras semanas del proyecto.</w:t>
+            </w:r>
+            <w:r>
+              <w:rPr>
+                <w:rtl w:val="0"/>
+              </w:rPr>
             </w:r>
           </w:p>
         </w:tc>
@@ -3091,24 +2560,22 @@
               <w:jc w:val="both"/>
               <w:rPr>
                 <w:rFonts w:ascii="Calibri" w:cs="Calibri" w:eastAsia="Calibri" w:hAnsi="Calibri"/>
-                <w:i w:val="1"/>
-                <w:iCs w:val="1"/>
-                <w:color w:val="548dd4"/>
                 <w:sz w:val="20"/>
                 <w:szCs w:val="20"/>
               </w:rPr>
             </w:pPr>
             <w:r>
               <w:rPr>
-                <w:rFonts w:ascii="Calibri" w:cs="Calibri" w:eastAsia="Calibri" w:hAnsi="Calibri"/>
-                <w:i w:val="1"/>
-                <w:iCs w:val="1"/>
-                <w:color w:val="548dd4"/>
                 <w:sz w:val="20"/>
                 <w:szCs w:val="20"/>
                 <w:rtl w:val="0"/>
               </w:rPr>
-              <w:t xml:space="preserve">Describe el o los objetivos generales de tu trabajo. Estos representan las grandes metas del proyecto que realizarás, de manera que te servirán de guía para que, una vez finalizado todo el proceso, puedas contrastar el resultado con lo planificado y así ver en qué medida fue posible cumplirlo.</w:t>
+              <w:t xml:space="preserve">Optimizar la gestión financiera de las pequeñas y medianas empresas chilenas, facilitando el registro, la organización y la visibilidad de sus movimientos financieros, mediante el desarrollo de una plataforma SaaS multi-usuario.</w:t>
+            </w:r>
+            <w:r>
+              <w:rPr>
+                <w:rtl w:val="0"/>
+              </w:rPr>
             </w:r>
           </w:p>
         </w:tc>
@@ -3146,27 +2613,126 @@
           </w:tcPr>
           <w:p>
             <w:pPr>
-              <w:jc w:val="both"/>
-              <w:rPr>
-                <w:rFonts w:ascii="Calibri" w:cs="Calibri" w:eastAsia="Calibri" w:hAnsi="Calibri"/>
-                <w:i w:val="1"/>
-                <w:iCs w:val="1"/>
-                <w:color w:val="548dd4"/>
+              <w:numPr>
+                <w:ilvl w:val="0"/>
+                <w:numId w:val="2"/>
+              </w:numPr>
+              <w:spacing w:after="0" w:afterAutospacing="0"/>
+              <w:ind w:left="720" w:hanging="360"/>
+              <w:jc w:val="both"/>
+              <w:rPr>
                 <w:sz w:val="20"/>
                 <w:szCs w:val="20"/>
-              </w:rPr>
-            </w:pPr>
-            <w:r>
-              <w:rPr>
-                <w:rFonts w:ascii="Calibri" w:cs="Calibri" w:eastAsia="Calibri" w:hAnsi="Calibri"/>
-                <w:i w:val="1"/>
-                <w:iCs w:val="1"/>
-                <w:color w:val="548dd4"/>
+                <w:u w:val="none"/>
+              </w:rPr>
+            </w:pPr>
+            <w:r>
+              <w:rPr>
                 <w:sz w:val="20"/>
                 <w:szCs w:val="20"/>
                 <w:rtl w:val="0"/>
               </w:rPr>
-              <w:t xml:space="preserve">Describe los objetivos específicos del proyecto. Estos permiten aterrizar el trabajo y trazar procedimientos concretos a seguir. Se desprenden del objetivo general. </w:t>
+              <w:t xml:space="preserve">Reducir el desorden y la duplicidad en los registros financieros de las PYMEs, centralizando sus movimientos en una única plataforma.</w:t>
+            </w:r>
+          </w:p>
+          <w:p>
+            <w:pPr>
+              <w:numPr>
+                <w:ilvl w:val="0"/>
+                <w:numId w:val="2"/>
+              </w:numPr>
+              <w:spacing w:after="0" w:afterAutospacing="0"/>
+              <w:ind w:left="720" w:hanging="360"/>
+              <w:jc w:val="both"/>
+              <w:rPr>
+                <w:sz w:val="20"/>
+                <w:szCs w:val="20"/>
+                <w:u w:val="none"/>
+              </w:rPr>
+            </w:pPr>
+            <w:r>
+              <w:rPr>
+                <w:sz w:val="20"/>
+                <w:szCs w:val="20"/>
+                <w:rtl w:val="0"/>
+              </w:rPr>
+              <w:t xml:space="preserve">Disminuir la carga de trabajo manual asociada al registro de movimientos financieros, incorporando extracción automática de datos desde boletas y facturas mediante inteligencia artificial.</w:t>
+            </w:r>
+          </w:p>
+          <w:p>
+            <w:pPr>
+              <w:numPr>
+                <w:ilvl w:val="0"/>
+                <w:numId w:val="2"/>
+              </w:numPr>
+              <w:spacing w:after="0" w:afterAutospacing="0"/>
+              <w:ind w:left="720" w:hanging="360"/>
+              <w:jc w:val="both"/>
+              <w:rPr>
+                <w:sz w:val="20"/>
+                <w:szCs w:val="20"/>
+                <w:u w:val="none"/>
+              </w:rPr>
+            </w:pPr>
+            <w:r>
+              <w:rPr>
+                <w:sz w:val="20"/>
+                <w:szCs w:val="20"/>
+                <w:rtl w:val="0"/>
+              </w:rPr>
+              <w:t xml:space="preserve">Facilitar la incorporación del historial financiero previo de las PYMEs, a través de un mecanismo de importación masiva de datos.</w:t>
+            </w:r>
+          </w:p>
+          <w:p>
+            <w:pPr>
+              <w:numPr>
+                <w:ilvl w:val="0"/>
+                <w:numId w:val="2"/>
+              </w:numPr>
+              <w:spacing w:after="0" w:afterAutospacing="0"/>
+              <w:ind w:left="720" w:hanging="360"/>
+              <w:jc w:val="both"/>
+              <w:rPr>
+                <w:sz w:val="20"/>
+                <w:szCs w:val="20"/>
+                <w:u w:val="none"/>
+              </w:rPr>
+            </w:pPr>
+            <w:r>
+              <w:rPr>
+                <w:sz w:val="20"/>
+                <w:szCs w:val="20"/>
+                <w:rtl w:val="0"/>
+              </w:rPr>
+              <w:t xml:space="preserve">Entregar visibilidad inmediata y centralizada del estado financiero de la empresa, mediante una interfaz accesible desde cualquier dispositivo.</w:t>
+            </w:r>
+          </w:p>
+          <w:p>
+            <w:pPr>
+              <w:numPr>
+                <w:ilvl w:val="0"/>
+                <w:numId w:val="2"/>
+              </w:numPr>
+              <w:ind w:left="720" w:hanging="360"/>
+              <w:jc w:val="both"/>
+              <w:rPr>
+                <w:sz w:val="20"/>
+                <w:szCs w:val="20"/>
+                <w:u w:val="none"/>
+              </w:rPr>
+            </w:pPr>
+            <w:r>
+              <w:rPr>
+                <w:sz w:val="20"/>
+                <w:szCs w:val="20"/>
+                <w:rtl w:val="0"/>
+              </w:rPr>
+              <w:t xml:space="preserve">Resguardar la confidencialidad de la información financiera de cada empresa, garantizando el aislamiento de datos entre los distintos usuarios de la plataforma.</w:t>
+            </w:r>
+            <w:r>
+              <w:rPr>
+                <w:rtl w:val="0"/>
+              </w:rPr>
             </w:r>
           </w:p>
         </w:tc>
@@ -3414,52 +2980,38 @@
           <w:tcPr/>
           <w:p>
             <w:pPr>
-              <w:jc w:val="both"/>
-              <w:rPr>
-                <w:rFonts w:ascii="Calibri" w:cs="Calibri" w:eastAsia="Calibri" w:hAnsi="Calibri"/>
-                <w:i w:val="1"/>
-                <w:iCs w:val="1"/>
-                <w:color w:val="548dd4"/>
-                <w:sz w:val="20"/>
-                <w:szCs w:val="20"/>
-              </w:rPr>
-            </w:pPr>
-            <w:r>
-              <w:rPr>
-                <w:rFonts w:ascii="Calibri" w:cs="Calibri" w:eastAsia="Calibri" w:hAnsi="Calibri"/>
-                <w:i w:val="1"/>
-                <w:iCs w:val="1"/>
-                <w:color w:val="548dd4"/>
-                <w:sz w:val="20"/>
-                <w:szCs w:val="20"/>
-                <w:rtl w:val="0"/>
-              </w:rPr>
-              <w:t xml:space="preserve">Describe cómo abordarás el problema o situación que se identificó anteriormente, señalando la metodología que se utilizará para cumplir con tu objetivo. </w:t>
-            </w:r>
-          </w:p>
-          <w:p>
-            <w:pPr>
-              <w:jc w:val="both"/>
-              <w:rPr>
-                <w:rFonts w:ascii="Calibri" w:cs="Calibri" w:eastAsia="Calibri" w:hAnsi="Calibri"/>
-                <w:i w:val="1"/>
-                <w:iCs w:val="1"/>
-                <w:color w:val="ff0000"/>
-                <w:sz w:val="18"/>
-                <w:szCs w:val="18"/>
-              </w:rPr>
-            </w:pPr>
-            <w:r>
-              <w:rPr>
-                <w:rFonts w:ascii="Calibri" w:cs="Calibri" w:eastAsia="Calibri" w:hAnsi="Calibri"/>
-                <w:i w:val="1"/>
-                <w:iCs w:val="1"/>
-                <w:color w:val="548dd4"/>
-                <w:sz w:val="20"/>
-                <w:szCs w:val="20"/>
-                <w:rtl w:val="0"/>
-              </w:rPr>
-              <w:t xml:space="preserve">Cuando el proyecto a desarrollar es grupal, es necesario incorporar la definición de las funciones, tareas y responsabilidades asociadas a cada integrante del equipo.</w:t>
+              <w:spacing w:after="240" w:lineRule="auto"/>
+              <w:jc w:val="both"/>
+              <w:rPr>
+                <w:sz w:val="18"/>
+                <w:szCs w:val="18"/>
+              </w:rPr>
+            </w:pPr>
+            <w:r>
+              <w:rPr>
+                <w:sz w:val="18"/>
+                <w:szCs w:val="18"/>
+                <w:rtl w:val="0"/>
+              </w:rPr>
+              <w:t xml:space="preserve">Para el desarrollo del Proyecto APT se utilizará la metodología ágil Scrum, adaptada a un equipo de tres integrantes. El trabajo se organizará en sprints de 2 a 3 semanas, alineados con las fases definidas por la asignatura, donde cada sprint contempla una selección de historias de usuario correspondientes a los distintos módulos de la plataforma .</w:t>
+            </w:r>
+          </w:p>
+          <w:p>
+            <w:pPr>
+              <w:spacing w:after="240" w:before="240" w:lineRule="auto"/>
+              <w:jc w:val="both"/>
+              <w:rPr>
+                <w:sz w:val="18"/>
+                <w:szCs w:val="18"/>
+              </w:rPr>
+            </w:pPr>
+            <w:r>
+              <w:rPr>
+                <w:sz w:val="18"/>
+                <w:szCs w:val="18"/>
+                <w:rtl w:val="0"/>
+              </w:rPr>
+              <w:t xml:space="preserve">Al inicio de cada sprint se realiza una breve planificación (Sprint Planning) donde se seleccionan y priorizan las tareas a desarrollar, considerando el nivel de riesgo técnico y las dependencias entre módulos. Durante el desarrollo se mantiene un tablero de tareas (Kanban board) para visualizar el avance de cada actividad en estados de "Por hacer", "En progreso" y "Terminado". Al finalizar cada sprint se realiza una revisión (Sprint Review) del incremento desarrollado y una breve retrospectiva para identificar mejoras en el proceso de trabajo.</w:t>
             </w:r>
             <w:r>
               <w:rPr>
@@ -4016,8 +3568,84 @@
             </w:pPr>
             <w:r>
               <w:rPr>
-                <w:rtl w:val="0"/>
-              </w:rPr>
+                <w:b w:val="1"/>
+                <w:bCs w:val="1"/>
+                <w:color w:val="1f3864"/>
+                <w:rtl w:val="0"/>
+              </w:rPr>
+              <w:t xml:space="preserve">Avance</w:t>
+            </w:r>
+            <w:r>
+              <w:rPr>
+                <w:rtl w:val="0"/>
+              </w:rPr>
+            </w:r>
+          </w:p>
+        </w:tc>
+        <w:tc>
+          <w:tcPr/>
+          <w:p>
+            <w:pPr>
+              <w:tabs>
+                <w:tab w:val="center" w:leader="none" w:pos="4419"/>
+                <w:tab w:val="right" w:leader="none" w:pos="8838"/>
+              </w:tabs>
+              <w:spacing w:after="0" w:line="240" w:lineRule="auto"/>
+              <w:jc w:val="both"/>
+              <w:rPr>
+                <w:b w:val="1"/>
+                <w:bCs w:val="1"/>
+                <w:color w:val="1f3864"/>
+              </w:rPr>
+            </w:pPr>
+            <w:r>
+              <w:rPr>
+                <w:b w:val="1"/>
+                <w:bCs w:val="1"/>
+                <w:color w:val="1f3864"/>
+                <w:rtl w:val="0"/>
+              </w:rPr>
+              <w:t xml:space="preserve">Documento de diseño arquitectónico</w:t>
+            </w:r>
+          </w:p>
+        </w:tc>
+        <w:tc>
+          <w:tcPr/>
+          <w:p>
+            <w:pPr>
+              <w:jc w:val="both"/>
+              <w:rPr>
+                <w:b w:val="1"/>
+                <w:bCs w:val="1"/>
+                <w:color w:val="0c343d"/>
+              </w:rPr>
+            </w:pPr>
+            <w:r>
+              <w:rPr>
+                <w:b w:val="1"/>
+                <w:bCs w:val="1"/>
+                <w:color w:val="0c343d"/>
+                <w:rtl w:val="0"/>
+              </w:rPr>
+              <w:t xml:space="preserve">Documento que presenta la arquitectura de </w:t>
+            </w:r>
+            <w:r>
+              <w:rPr>
+                <w:b w:val="1"/>
+                <w:bCs w:val="1"/>
+                <w:color w:val="0c343d"/>
+                <w:rtl w:val="0"/>
+              </w:rPr>
+              <w:t xml:space="preserve">ContadorIA</w:t>
+            </w:r>
+            <w:r>
+              <w:rPr>
+                <w:b w:val="1"/>
+                <w:bCs w:val="1"/>
+                <w:color w:val="0c343d"/>
+                <w:rtl w:val="0"/>
+              </w:rPr>
+              <w:t xml:space="preserve">, incluyendo frontend, backend, servicios azure, base de datos, autenticación, seguridad y comunicación entre componentes. </w:t>
             </w:r>
           </w:p>
         </w:tc>
@@ -4062,39 +3690,27 @@
             </w:pPr>
             <w:r>
               <w:rPr>
-                <w:rtl w:val="0"/>
-              </w:rPr>
-            </w:r>
-          </w:p>
-        </w:tc>
-        <w:tc>
-          <w:tcPr/>
-          <w:p>
-            <w:pPr>
-              <w:jc w:val="both"/>
-              <w:rPr>
-                <w:rFonts w:ascii="Calibri" w:cs="Calibri" w:eastAsia="Calibri" w:hAnsi="Calibri"/>
-                <w:i w:val="1"/>
-                <w:iCs w:val="1"/>
-                <w:color w:val="4472c4"/>
-                <w:sz w:val="18"/>
-                <w:szCs w:val="18"/>
-              </w:rPr>
-            </w:pPr>
-            <w:r>
-              <w:rPr>
-                <w:rFonts w:ascii="Calibri" w:cs="Calibri" w:eastAsia="Calibri" w:hAnsi="Calibri"/>
-                <w:i w:val="1"/>
-                <w:iCs w:val="1"/>
-                <w:color w:val="4472c4"/>
-                <w:sz w:val="18"/>
-                <w:szCs w:val="18"/>
-                <w:rtl w:val="0"/>
-              </w:rPr>
-              <w:t xml:space="preserve">Describe las evidencias acordadas con tu docente, siempre teniendo en mente que estas deben dar cuenta del desarrollo de tu Proyecto APT.</w:t>
-            </w:r>
-          </w:p>
-        </w:tc>
+                <w:b w:val="1"/>
+                <w:bCs w:val="1"/>
+                <w:color w:val="1f3864"/>
+                <w:rtl w:val="0"/>
+              </w:rPr>
+              <w:t xml:space="preserve">Permite demostrar que la solución fue diseñada considerando escalabilidad, seguridad, separación de responsabilidades y aislamiento de información.</w:t>
+            </w:r>
+            <w:r>
+              <w:rPr>
+                <w:rtl w:val="0"/>
+              </w:rPr>
+            </w:r>
+          </w:p>
+        </w:tc>
+      </w:tr>
+      <w:tr>
+        <w:trPr>
+          <w:cantSplit w:val="0"/>
+          <w:trHeight w:val="362" w:hRule="atLeast"/>
+          <w:tblHeader w:val="0"/>
+        </w:trPr>
         <w:tc>
           <w:tcPr/>
           <w:p>
@@ -4136,18 +3752,47 @@
             </w:pPr>
             <w:r>
               <w:rPr>
-                <w:rtl w:val="0"/>
-              </w:rPr>
-            </w:r>
-          </w:p>
-        </w:tc>
-      </w:tr>
-      <w:tr>
-        <w:trPr>
-          <w:cantSplit w:val="0"/>
-          <w:trHeight w:val="362" w:hRule="atLeast"/>
-          <w:tblHeader w:val="0"/>
-        </w:trPr>
+                <w:b w:val="1"/>
+                <w:bCs w:val="1"/>
+                <w:color w:val="1f3864"/>
+                <w:rtl w:val="0"/>
+              </w:rPr>
+              <w:t xml:space="preserve">Avance</w:t>
+            </w:r>
+            <w:r>
+              <w:rPr>
+                <w:rtl w:val="0"/>
+              </w:rPr>
+            </w:r>
+          </w:p>
+        </w:tc>
+        <w:tc>
+          <w:tcPr/>
+          <w:p>
+            <w:pPr>
+              <w:tabs>
+                <w:tab w:val="center" w:leader="none" w:pos="4419"/>
+                <w:tab w:val="right" w:leader="none" w:pos="8838"/>
+              </w:tabs>
+              <w:spacing w:after="0" w:line="240" w:lineRule="auto"/>
+              <w:jc w:val="both"/>
+              <w:rPr>
+                <w:b w:val="1"/>
+                <w:bCs w:val="1"/>
+                <w:color w:val="1f3864"/>
+              </w:rPr>
+            </w:pPr>
+            <w:r>
+              <w:rPr>
+                <w:b w:val="1"/>
+                <w:bCs w:val="1"/>
+                <w:color w:val="1f3864"/>
+                <w:rtl w:val="0"/>
+              </w:rPr>
+              <w:t xml:space="preserve">Prototipo funcional (MVP)</w:t>
+            </w:r>
+          </w:p>
+        </w:tc>
         <w:tc>
           <w:tcPr/>
           <w:p>
@@ -4189,6 +3834,33 @@
             </w:pPr>
             <w:r>
               <w:rPr>
+                <w:b w:val="1"/>
+                <w:bCs w:val="1"/>
+                <w:color w:val="1f3864"/>
+                <w:rtl w:val="0"/>
+              </w:rPr>
+              <w:t xml:space="preserve">Primera versión funcional de </w:t>
+            </w:r>
+            <w:r>
+              <w:rPr>
+                <w:b w:val="1"/>
+                <w:bCs w:val="1"/>
+                <w:color w:val="1f3864"/>
+                <w:rtl w:val="0"/>
+              </w:rPr>
+              <w:t xml:space="preserve">ContadorIA</w:t>
+            </w:r>
+            <w:r>
+              <w:rPr>
+                <w:b w:val="1"/>
+                <w:bCs w:val="1"/>
+                <w:color w:val="1f3864"/>
+                <w:rtl w:val="0"/>
+              </w:rPr>
+              <w:t xml:space="preserve"> con las funcionalidades principales de registro, consulta y gestión de movimientos financieros.</w:t>
+            </w:r>
+            <w:r>
+              <w:rPr>
                 <w:rtl w:val="0"/>
               </w:rPr>
             </w:r>
@@ -4235,11 +3907,27 @@
             </w:pPr>
             <w:r>
               <w:rPr>
-                <w:rtl w:val="0"/>
-              </w:rPr>
-            </w:r>
-          </w:p>
-        </w:tc>
+                <w:b w:val="1"/>
+                <w:bCs w:val="1"/>
+                <w:color w:val="1f3864"/>
+                <w:rtl w:val="0"/>
+              </w:rPr>
+              <w:t xml:space="preserve">Permite evidenciar el avance concreto del desarrollo y validar tempranamente las funcionalidades del sistema.</w:t>
+            </w:r>
+            <w:r>
+              <w:rPr>
+                <w:rtl w:val="0"/>
+              </w:rPr>
+            </w:r>
+          </w:p>
+        </w:tc>
+      </w:tr>
+      <w:tr>
+        <w:trPr>
+          <w:cantSplit w:val="0"/>
+          <w:trHeight w:val="362" w:hRule="atLeast"/>
+          <w:tblHeader w:val="0"/>
+        </w:trPr>
         <w:tc>
           <w:tcPr/>
           <w:p>
@@ -4281,8 +3969,44 @@
             </w:pPr>
             <w:r>
               <w:rPr>
-                <w:rtl w:val="0"/>
-              </w:rPr>
+                <w:b w:val="1"/>
+                <w:bCs w:val="1"/>
+                <w:color w:val="1f3864"/>
+                <w:rtl w:val="0"/>
+              </w:rPr>
+              <w:t xml:space="preserve">Final</w:t>
+            </w:r>
+            <w:r>
+              <w:rPr>
+                <w:rtl w:val="0"/>
+              </w:rPr>
+            </w:r>
+          </w:p>
+        </w:tc>
+        <w:tc>
+          <w:tcPr/>
+          <w:p>
+            <w:pPr>
+              <w:tabs>
+                <w:tab w:val="center" w:leader="none" w:pos="4419"/>
+                <w:tab w:val="right" w:leader="none" w:pos="8838"/>
+              </w:tabs>
+              <w:spacing w:after="0" w:line="240" w:lineRule="auto"/>
+              <w:jc w:val="both"/>
+              <w:rPr>
+                <w:b w:val="1"/>
+                <w:bCs w:val="1"/>
+                <w:color w:val="1f3864"/>
+              </w:rPr>
+            </w:pPr>
+            <w:r>
+              <w:rPr>
+                <w:b w:val="1"/>
+                <w:bCs w:val="1"/>
+                <w:color w:val="1f3864"/>
+                <w:rtl w:val="0"/>
+              </w:rPr>
+              <w:t xml:space="preserve">Repositorio de código con historial de commits</w:t>
             </w:r>
           </w:p>
         </w:tc>
@@ -4327,6 +4051,57 @@
             </w:pPr>
             <w:r>
               <w:rPr>
+                <w:b w:val="1"/>
+                <w:bCs w:val="1"/>
+                <w:color w:val="1f3864"/>
+                <w:rtl w:val="0"/>
+              </w:rPr>
+              <w:t xml:space="preserve">Repositorio que contiene el código fuente de la solución(Backend, frontend y componentes asociados), manteniendo el historial de cambios realizados por los integrantes del equipo. </w:t>
+            </w:r>
+            <w:r>
+              <w:rPr>
+                <w:rtl w:val="0"/>
+              </w:rPr>
+            </w:r>
+          </w:p>
+        </w:tc>
+        <w:tc>
+          <w:tcPr/>
+          <w:p>
+            <w:pPr>
+              <w:tabs>
+                <w:tab w:val="center" w:leader="none" w:pos="4419"/>
+                <w:tab w:val="right" w:leader="none" w:pos="8838"/>
+              </w:tabs>
+              <w:spacing w:after="0" w:line="240" w:lineRule="auto"/>
+              <w:jc w:val="both"/>
+              <w:rPr>
+                <w:rFonts w:ascii="Calibri" w:cs="Calibri" w:eastAsia="Calibri" w:hAnsi="Calibri"/>
+                <w:b w:val="1"/>
+                <w:bCs w:val="1"/>
+                <w:i w:val="0"/>
+                <w:iCs w:val="0"/>
+                <w:smallCaps w:val="0"/>
+                <w:strike w:val="0"/>
+                <w:color w:val="1f3864"/>
+                <w:sz w:val="22"/>
+                <w:szCs w:val="22"/>
+                <w:u w:val="none"/>
+                <w:shd w:fill="auto" w:val="clear"/>
+                <w:vertAlign w:val="baseline"/>
+              </w:rPr>
+            </w:pPr>
+            <w:r>
+              <w:rPr>
+                <w:b w:val="1"/>
+                <w:bCs w:val="1"/>
+                <w:color w:val="1f3864"/>
+                <w:rtl w:val="0"/>
+              </w:rPr>
+              <w:t xml:space="preserve">Permite demostrar el progreso de la solución, la participación del equipo y la aplicación de buenas prácticas de desarrollo colaborativo. </w:t>
+            </w:r>
+            <w:r>
+              <w:rPr>
                 <w:rtl w:val="0"/>
               </w:rPr>
             </w:r>
@@ -4380,8 +4155,44 @@
             </w:pPr>
             <w:r>
               <w:rPr>
-                <w:rtl w:val="0"/>
-              </w:rPr>
+                <w:b w:val="1"/>
+                <w:bCs w:val="1"/>
+                <w:color w:val="1f3864"/>
+                <w:rtl w:val="0"/>
+              </w:rPr>
+              <w:t xml:space="preserve">Final</w:t>
+            </w:r>
+            <w:r>
+              <w:rPr>
+                <w:rtl w:val="0"/>
+              </w:rPr>
+            </w:r>
+          </w:p>
+        </w:tc>
+        <w:tc>
+          <w:tcPr/>
+          <w:p>
+            <w:pPr>
+              <w:tabs>
+                <w:tab w:val="center" w:leader="none" w:pos="4419"/>
+                <w:tab w:val="right" w:leader="none" w:pos="8838"/>
+              </w:tabs>
+              <w:spacing w:after="0" w:line="240" w:lineRule="auto"/>
+              <w:jc w:val="both"/>
+              <w:rPr>
+                <w:b w:val="1"/>
+                <w:bCs w:val="1"/>
+                <w:color w:val="1f3864"/>
+              </w:rPr>
+            </w:pPr>
+            <w:r>
+              <w:rPr>
+                <w:b w:val="1"/>
+                <w:bCs w:val="1"/>
+                <w:color w:val="1f3864"/>
+                <w:rtl w:val="0"/>
+              </w:rPr>
+              <w:t xml:space="preserve">Plataforma SaaS desplegada</w:t>
             </w:r>
           </w:p>
         </w:tc>
@@ -4426,6 +4237,15 @@
             </w:pPr>
             <w:r>
               <w:rPr>
+                <w:b w:val="1"/>
+                <w:bCs w:val="1"/>
+                <w:color w:val="1f3864"/>
+                <w:rtl w:val="0"/>
+              </w:rPr>
+              <w:t xml:space="preserve">Evidencias de pruebas realizadas sobre autenticación, permisos, gestión de movimientos, importación de archivos y aislamiento de información. </w:t>
+            </w:r>
+            <w:r>
+              <w:rPr>
                 <w:rtl w:val="0"/>
               </w:rPr>
             </w:r>
@@ -4472,11 +4292,27 @@
             </w:pPr>
             <w:r>
               <w:rPr>
-                <w:rtl w:val="0"/>
-              </w:rPr>
-            </w:r>
-          </w:p>
-        </w:tc>
+                <w:b w:val="1"/>
+                <w:bCs w:val="1"/>
+                <w:color w:val="1f3864"/>
+                <w:rtl w:val="0"/>
+              </w:rPr>
+              <w:t xml:space="preserve">Permite verificar que las funcionalidades implementadas cumplen los requerimientos y que la información financiera se encuentre protegida. </w:t>
+            </w:r>
+            <w:r>
+              <w:rPr>
+                <w:rtl w:val="0"/>
+              </w:rPr>
+            </w:r>
+          </w:p>
+        </w:tc>
+      </w:tr>
+      <w:tr>
+        <w:trPr>
+          <w:cantSplit w:val="0"/>
+          <w:trHeight w:val="362" w:hRule="atLeast"/>
+          <w:tblHeader w:val="0"/>
+        </w:trPr>
         <w:tc>
           <w:tcPr/>
           <w:p>
@@ -4501,35 +4337,49 @@
               <w:ind w:left="0" w:right="0" w:firstLine="0"/>
               <w:jc w:val="both"/>
               <w:rPr>
-                <w:rFonts w:ascii="Calibri" w:cs="Calibri" w:eastAsia="Calibri" w:hAnsi="Calibri"/>
-                <w:b w:val="1"/>
-                <w:bCs w:val="1"/>
-                <w:i w:val="0"/>
-                <w:iCs w:val="0"/>
-                <w:smallCaps w:val="0"/>
-                <w:strike w:val="0"/>
-                <w:color w:val="1f3864"/>
-                <w:sz w:val="22"/>
-                <w:szCs w:val="22"/>
-                <w:u w:val="none"/>
-                <w:shd w:fill="auto" w:val="clear"/>
-                <w:vertAlign w:val="baseline"/>
-              </w:rPr>
-            </w:pPr>
-            <w:r>
-              <w:rPr>
-                <w:rtl w:val="0"/>
-              </w:rPr>
-            </w:r>
-          </w:p>
-        </w:tc>
-      </w:tr>
-      <w:tr>
-        <w:trPr>
-          <w:cantSplit w:val="0"/>
-          <w:trHeight w:val="362" w:hRule="atLeast"/>
-          <w:tblHeader w:val="0"/>
-        </w:trPr>
+                <w:b w:val="1"/>
+                <w:bCs w:val="1"/>
+                <w:color w:val="1f3864"/>
+              </w:rPr>
+            </w:pPr>
+            <w:r>
+              <w:rPr>
+                <w:b w:val="1"/>
+                <w:bCs w:val="1"/>
+                <w:color w:val="1f3864"/>
+                <w:rtl w:val="0"/>
+              </w:rPr>
+              <w:t xml:space="preserve">Final</w:t>
+            </w:r>
+          </w:p>
+        </w:tc>
+        <w:tc>
+          <w:tcPr/>
+          <w:p>
+            <w:pPr>
+              <w:tabs>
+                <w:tab w:val="center" w:leader="none" w:pos="4419"/>
+                <w:tab w:val="right" w:leader="none" w:pos="8838"/>
+              </w:tabs>
+              <w:spacing w:after="0" w:line="240" w:lineRule="auto"/>
+              <w:jc w:val="both"/>
+              <w:rPr>
+                <w:b w:val="1"/>
+                <w:bCs w:val="1"/>
+                <w:color w:val="1f3864"/>
+              </w:rPr>
+            </w:pPr>
+            <w:r>
+              <w:rPr>
+                <w:b w:val="1"/>
+                <w:bCs w:val="1"/>
+                <w:color w:val="1f3864"/>
+                <w:rtl w:val="0"/>
+              </w:rPr>
+              <w:t xml:space="preserve">Informe final del proyecto</w:t>
+            </w:r>
+          </w:p>
+        </w:tc>
         <w:tc>
           <w:tcPr/>
           <w:p>
@@ -4571,6 +4421,15 @@
             </w:pPr>
             <w:r>
               <w:rPr>
+                <w:b w:val="1"/>
+                <w:bCs w:val="1"/>
+                <w:color w:val="1f3864"/>
+                <w:rtl w:val="0"/>
+              </w:rPr>
+              <w:t xml:space="preserve">Documenta que consolida el problema, objetivos, metodología, arquitectura, desarrollo, resultados. pruebas, dificultades y conclusiones. </w:t>
+            </w:r>
+            <w:r>
+              <w:rPr>
                 <w:rtl w:val="0"/>
               </w:rPr>
             </w:r>
@@ -4617,11 +4476,27 @@
             </w:pPr>
             <w:r>
               <w:rPr>
-                <w:rtl w:val="0"/>
-              </w:rPr>
-            </w:r>
-          </w:p>
-        </w:tc>
+                <w:b w:val="1"/>
+                <w:bCs w:val="1"/>
+                <w:color w:val="1f3864"/>
+                <w:rtl w:val="0"/>
+              </w:rPr>
+              <w:t xml:space="preserve">Permite documentar integralmente el proceso de desarrollo y demostrar el cumplimiento de los objetivos planteados. </w:t>
+            </w:r>
+            <w:r>
+              <w:rPr>
+                <w:rtl w:val="0"/>
+              </w:rPr>
+            </w:r>
+          </w:p>
+        </w:tc>
+      </w:tr>
+      <w:tr>
+        <w:trPr>
+          <w:cantSplit w:val="0"/>
+          <w:trHeight w:val="362" w:hRule="atLeast"/>
+          <w:tblHeader w:val="0"/>
+        </w:trPr>
         <w:tc>
           <w:tcPr/>
           <w:p>
@@ -4646,25 +4521,46 @@
               <w:ind w:left="0" w:right="0" w:firstLine="0"/>
               <w:jc w:val="both"/>
               <w:rPr>
-                <w:rFonts w:ascii="Calibri" w:cs="Calibri" w:eastAsia="Calibri" w:hAnsi="Calibri"/>
-                <w:b w:val="1"/>
-                <w:bCs w:val="1"/>
-                <w:i w:val="0"/>
-                <w:iCs w:val="0"/>
-                <w:smallCaps w:val="0"/>
-                <w:strike w:val="0"/>
-                <w:color w:val="1f3864"/>
-                <w:sz w:val="22"/>
-                <w:szCs w:val="22"/>
-                <w:u w:val="none"/>
-                <w:shd w:fill="auto" w:val="clear"/>
-                <w:vertAlign w:val="baseline"/>
-              </w:rPr>
-            </w:pPr>
-            <w:r>
-              <w:rPr>
-                <w:rtl w:val="0"/>
-              </w:rPr>
+                <w:b w:val="1"/>
+                <w:bCs w:val="1"/>
+                <w:color w:val="1f3864"/>
+              </w:rPr>
+            </w:pPr>
+            <w:r>
+              <w:rPr>
+                <w:b w:val="1"/>
+                <w:bCs w:val="1"/>
+                <w:color w:val="1f3864"/>
+                <w:rtl w:val="0"/>
+              </w:rPr>
+              <w:t xml:space="preserve">Final</w:t>
+            </w:r>
+          </w:p>
+        </w:tc>
+        <w:tc>
+          <w:tcPr/>
+          <w:p>
+            <w:pPr>
+              <w:tabs>
+                <w:tab w:val="center" w:leader="none" w:pos="4419"/>
+                <w:tab w:val="right" w:leader="none" w:pos="8838"/>
+              </w:tabs>
+              <w:spacing w:after="0" w:line="240" w:lineRule="auto"/>
+              <w:jc w:val="both"/>
+              <w:rPr>
+                <w:b w:val="1"/>
+                <w:bCs w:val="1"/>
+                <w:color w:val="1f3864"/>
+              </w:rPr>
+            </w:pPr>
+            <w:r>
+              <w:rPr>
+                <w:b w:val="1"/>
+                <w:bCs w:val="1"/>
+                <w:color w:val="1f3864"/>
+                <w:rtl w:val="0"/>
+              </w:rPr>
+              <w:t xml:space="preserve">Presentación y demo final</w:t>
             </w:r>
           </w:p>
         </w:tc>
@@ -4707,6 +4603,88 @@
                 <w:vertAlign w:val="baseline"/>
               </w:rPr>
             </w:pPr>
+            <w:r>
+              <w:rPr>
+                <w:b w:val="1"/>
+                <w:bCs w:val="1"/>
+                <w:color w:val="1f3864"/>
+                <w:rtl w:val="0"/>
+              </w:rPr>
+              <w:t xml:space="preserve">Presentación del proyecto y demostración práctica de las principales funcionalidades de </w:t>
+            </w:r>
+            <w:r>
+              <w:rPr>
+                <w:b w:val="1"/>
+                <w:bCs w:val="1"/>
+                <w:color w:val="1f3864"/>
+                <w:rtl w:val="0"/>
+              </w:rPr>
+              <w:t xml:space="preserve">ContadorIA</w:t>
+            </w:r>
+            <w:r>
+              <w:rPr>
+                <w:b w:val="1"/>
+                <w:bCs w:val="1"/>
+                <w:color w:val="1f3864"/>
+                <w:rtl w:val="0"/>
+              </w:rPr>
+              <w:t xml:space="preserve">. </w:t>
+            </w:r>
+            <w:r>
+              <w:rPr>
+                <w:rtl w:val="0"/>
+              </w:rPr>
+            </w:r>
+          </w:p>
+        </w:tc>
+        <w:tc>
+          <w:tcPr/>
+          <w:p>
+            <w:pPr>
+              <w:keepNext w:val="0"/>
+              <w:keepLines w:val="0"/>
+              <w:pageBreakBefore w:val="0"/>
+              <w:widowControl w:val="1"/>
+              <w:pBdr>
+                <w:top w:space="0" w:sz="0" w:val="nil"/>
+                <w:left w:space="0" w:sz="0" w:val="nil"/>
+                <w:bottom w:space="0" w:sz="0" w:val="nil"/>
+                <w:right w:space="0" w:sz="0" w:val="nil"/>
+                <w:between w:space="0" w:sz="0" w:val="nil"/>
+              </w:pBdr>
+              <w:shd w:fill="auto" w:val="clear"/>
+              <w:tabs>
+                <w:tab w:val="center" w:leader="none" w:pos="4419"/>
+                <w:tab w:val="right" w:leader="none" w:pos="8838"/>
+              </w:tabs>
+              <w:spacing w:after="0" w:before="0" w:line="240" w:lineRule="auto"/>
+              <w:ind w:left="0" w:right="0" w:firstLine="0"/>
+              <w:jc w:val="both"/>
+              <w:rPr>
+                <w:rFonts w:ascii="Calibri" w:cs="Calibri" w:eastAsia="Calibri" w:hAnsi="Calibri"/>
+                <w:b w:val="1"/>
+                <w:bCs w:val="1"/>
+                <w:i w:val="0"/>
+                <w:iCs w:val="0"/>
+                <w:smallCaps w:val="0"/>
+                <w:strike w:val="0"/>
+                <w:color w:val="1f3864"/>
+                <w:sz w:val="22"/>
+                <w:szCs w:val="22"/>
+                <w:u w:val="none"/>
+                <w:shd w:fill="auto" w:val="clear"/>
+                <w:vertAlign w:val="baseline"/>
+              </w:rPr>
+            </w:pPr>
+            <w:r>
+              <w:rPr>
+                <w:b w:val="1"/>
+                <w:bCs w:val="1"/>
+                <w:color w:val="1f3864"/>
+                <w:rtl w:val="0"/>
+              </w:rPr>
+              <w:t xml:space="preserve">Permite evidenciar el funcionamiento final de la solución y presentar los resultados obtenidos. </w:t>
+            </w:r>
             <w:r>
               <w:rPr>
                 <w:rtl w:val="0"/>
@@ -5158,115 +5136,77 @@
             <w:pPr>
               <w:jc w:val="both"/>
               <w:rPr>
-                <w:rFonts w:ascii="Calibri" w:cs="Calibri" w:eastAsia="Calibri" w:hAnsi="Calibri"/>
-                <w:i w:val="1"/>
-                <w:iCs w:val="1"/>
-                <w:color w:val="548dd4"/>
-                <w:sz w:val="18"/>
-                <w:szCs w:val="18"/>
-              </w:rPr>
-            </w:pPr>
-            <w:r>
-              <w:rPr>
-                <w:rFonts w:ascii="Calibri" w:cs="Calibri" w:eastAsia="Calibri" w:hAnsi="Calibri"/>
-                <w:i w:val="1"/>
-                <w:iCs w:val="1"/>
-                <w:color w:val="548dd4"/>
-                <w:sz w:val="18"/>
-                <w:szCs w:val="18"/>
-                <w:rtl w:val="0"/>
-              </w:rPr>
-              <w:t xml:space="preserve">Nombra las competencias o unidades de competencias que se relacionan con las diferentes actividades requeridas para el desarrollo de la actividad.</w:t>
-            </w:r>
-          </w:p>
-        </w:tc>
-        <w:tc>
-          <w:tcPr/>
-          <w:p>
-            <w:pPr>
-              <w:jc w:val="both"/>
-              <w:rPr>
-                <w:b w:val="1"/>
-                <w:bCs w:val="1"/>
-                <w:sz w:val="18"/>
-                <w:szCs w:val="18"/>
-              </w:rPr>
-            </w:pPr>
-            <w:r>
-              <w:rPr>
-                <w:rFonts w:ascii="Calibri" w:cs="Calibri" w:eastAsia="Calibri" w:hAnsi="Calibri"/>
-                <w:i w:val="1"/>
-                <w:iCs w:val="1"/>
-                <w:color w:val="548dd4"/>
-                <w:sz w:val="18"/>
-                <w:szCs w:val="18"/>
-                <w:rtl w:val="0"/>
-              </w:rPr>
-              <w:t xml:space="preserve">Señale el nombre de la tarea o actividad.</w:t>
-            </w:r>
-            <w:r>
-              <w:rPr>
-                <w:rtl w:val="0"/>
-              </w:rPr>
-            </w:r>
-          </w:p>
-        </w:tc>
-        <w:tc>
-          <w:tcPr/>
-          <w:p>
-            <w:pPr>
-              <w:jc w:val="both"/>
-              <w:rPr>
-                <w:b w:val="1"/>
-                <w:bCs w:val="1"/>
-                <w:sz w:val="18"/>
-                <w:szCs w:val="18"/>
-              </w:rPr>
-            </w:pPr>
-            <w:r>
-              <w:rPr>
-                <w:rFonts w:ascii="Calibri" w:cs="Calibri" w:eastAsia="Calibri" w:hAnsi="Calibri"/>
-                <w:i w:val="1"/>
-                <w:iCs w:val="1"/>
-                <w:color w:val="548dd4"/>
-                <w:sz w:val="18"/>
-                <w:szCs w:val="18"/>
-                <w:rtl w:val="0"/>
-              </w:rPr>
-              <w:t xml:space="preserve">Describe la tarea o actividad.</w:t>
-            </w:r>
-            <w:r>
-              <w:rPr>
-                <w:rtl w:val="0"/>
-              </w:rPr>
-            </w:r>
-          </w:p>
-        </w:tc>
-        <w:tc>
-          <w:tcPr/>
-          <w:p>
-            <w:pPr>
-              <w:jc w:val="both"/>
-              <w:rPr>
-                <w:rFonts w:ascii="Calibri" w:cs="Calibri" w:eastAsia="Calibri" w:hAnsi="Calibri"/>
-                <w:i w:val="1"/>
-                <w:iCs w:val="1"/>
-                <w:color w:val="548dd4"/>
-                <w:sz w:val="18"/>
-                <w:szCs w:val="18"/>
-              </w:rPr>
-            </w:pPr>
-            <w:r>
-              <w:rPr>
-                <w:rFonts w:ascii="Calibri" w:cs="Calibri" w:eastAsia="Calibri" w:hAnsi="Calibri"/>
-                <w:i w:val="1"/>
-                <w:iCs w:val="1"/>
-                <w:color w:val="548dd4"/>
-                <w:sz w:val="18"/>
-                <w:szCs w:val="18"/>
-                <w:rtl w:val="0"/>
-              </w:rPr>
-              <w:t xml:space="preserve">Nombra los recursos necesarios para llevar a cabo las actividades definidas.</w:t>
+                <w:sz w:val="18"/>
+                <w:szCs w:val="18"/>
+              </w:rPr>
+            </w:pPr>
+            <w:r>
+              <w:rPr>
+                <w:sz w:val="18"/>
+                <w:szCs w:val="18"/>
+                <w:rtl w:val="0"/>
+              </w:rPr>
+              <w:t xml:space="preserve">Diseño de soluciones software </w:t>
+            </w:r>
+          </w:p>
+        </w:tc>
+        <w:tc>
+          <w:tcPr/>
+          <w:p>
+            <w:pPr>
+              <w:jc w:val="both"/>
+              <w:rPr>
+                <w:sz w:val="18"/>
+                <w:szCs w:val="18"/>
+              </w:rPr>
+            </w:pPr>
+            <w:r>
+              <w:rPr>
+                <w:sz w:val="18"/>
+                <w:szCs w:val="18"/>
+                <w:rtl w:val="0"/>
+              </w:rPr>
+              <w:t xml:space="preserve">Levantamiento y definición de requerimientos </w:t>
+            </w:r>
+          </w:p>
+        </w:tc>
+        <w:tc>
+          <w:tcPr/>
+          <w:p>
+            <w:pPr>
+              <w:jc w:val="both"/>
+              <w:rPr>
+                <w:sz w:val="18"/>
+                <w:szCs w:val="18"/>
+              </w:rPr>
+            </w:pPr>
+            <w:r>
+              <w:rPr>
+                <w:sz w:val="18"/>
+                <w:szCs w:val="18"/>
+                <w:rtl w:val="0"/>
+              </w:rPr>
+              <w:t xml:space="preserve">Identificar y documentar .las necesidades de nuestro cliente y transformar los objetivos del proyecto en requerimientos funcionales y no funcionales</w:t>
+            </w:r>
+          </w:p>
+        </w:tc>
+        <w:tc>
+          <w:tcPr/>
+          <w:p>
+            <w:pPr>
+              <w:jc w:val="both"/>
+              <w:rPr>
+                <w:sz w:val="18"/>
+                <w:szCs w:val="18"/>
+              </w:rPr>
+            </w:pPr>
+            <w:r>
+              <w:rPr>
+                <w:sz w:val="18"/>
+                <w:szCs w:val="18"/>
+                <w:rtl w:val="0"/>
+              </w:rPr>
+              <w:t xml:space="preserve">Documentación del proyecto, historias de usuario y reuniones de equipo. </w:t>
             </w:r>
           </w:p>
         </w:tc>
@@ -5280,35 +5220,23 @@
             <w:pPr>
               <w:jc w:val="both"/>
               <w:rPr>
-                <w:rFonts w:ascii="Calibri" w:cs="Calibri" w:eastAsia="Calibri" w:hAnsi="Calibri"/>
-                <w:i w:val="1"/>
-                <w:iCs w:val="1"/>
-                <w:color w:val="548dd4"/>
-                <w:sz w:val="18"/>
-                <w:szCs w:val="18"/>
-              </w:rPr>
-            </w:pPr>
-            <w:r>
-              <w:rPr>
-                <w:rFonts w:ascii="Calibri" w:cs="Calibri" w:eastAsia="Calibri" w:hAnsi="Calibri"/>
-                <w:i w:val="1"/>
-                <w:iCs w:val="1"/>
-                <w:color w:val="548dd4"/>
-                <w:sz w:val="18"/>
-                <w:szCs w:val="18"/>
-                <w:rtl w:val="0"/>
-              </w:rPr>
-              <w:t xml:space="preserve">Escribe la duración de actividades o tarea.</w:t>
-            </w:r>
-          </w:p>
-          <w:p>
-            <w:pPr>
-              <w:jc w:val="both"/>
-              <w:rPr>
-                <w:rFonts w:ascii="Calibri" w:cs="Calibri" w:eastAsia="Calibri" w:hAnsi="Calibri"/>
-                <w:i w:val="1"/>
-                <w:iCs w:val="1"/>
-                <w:color w:val="548dd4"/>
+                <w:sz w:val="18"/>
+                <w:szCs w:val="18"/>
+              </w:rPr>
+            </w:pPr>
+            <w:r>
+              <w:rPr>
+                <w:sz w:val="18"/>
+                <w:szCs w:val="18"/>
+                <w:rtl w:val="0"/>
+              </w:rPr>
+              <w:t xml:space="preserve">1 semana </w:t>
+            </w:r>
+          </w:p>
+          <w:p>
+            <w:pPr>
+              <w:jc w:val="both"/>
+              <w:rPr>
                 <w:sz w:val="18"/>
                 <w:szCs w:val="18"/>
               </w:rPr>
@@ -5331,59 +5259,37 @@
             <w:pPr>
               <w:jc w:val="both"/>
               <w:rPr>
-                <w:b w:val="1"/>
-                <w:bCs w:val="1"/>
-                <w:sz w:val="18"/>
-                <w:szCs w:val="18"/>
-              </w:rPr>
-            </w:pPr>
-            <w:r>
-              <w:rPr>
-                <w:rFonts w:ascii="Calibri" w:cs="Calibri" w:eastAsia="Calibri" w:hAnsi="Calibri"/>
-                <w:i w:val="1"/>
-                <w:iCs w:val="1"/>
-                <w:color w:val="548dd4"/>
-                <w:sz w:val="18"/>
-                <w:szCs w:val="18"/>
-                <w:rtl w:val="0"/>
-              </w:rPr>
-              <w:t xml:space="preserve">Escribe el nombre del integrante del equipo responsable de la actividad y tareas asociadas.</w:t>
-            </w:r>
-            <w:r>
-              <w:rPr>
-                <w:rtl w:val="0"/>
-              </w:rPr>
-            </w:r>
-          </w:p>
-        </w:tc>
-        <w:tc>
-          <w:tcPr/>
-          <w:p>
-            <w:pPr>
-              <w:jc w:val="both"/>
-              <w:rPr>
-                <w:b w:val="1"/>
-                <w:bCs w:val="1"/>
-                <w:sz w:val="18"/>
-                <w:szCs w:val="18"/>
-              </w:rPr>
-            </w:pPr>
-            <w:r>
-              <w:rPr>
-                <w:rFonts w:ascii="Calibri" w:cs="Calibri" w:eastAsia="Calibri" w:hAnsi="Calibri"/>
-                <w:i w:val="1"/>
-                <w:iCs w:val="1"/>
-                <w:color w:val="548dd4"/>
-                <w:sz w:val="18"/>
-                <w:szCs w:val="18"/>
-                <w:rtl w:val="0"/>
-              </w:rPr>
-              <w:t xml:space="preserve">Escribe las dificultades o facilitadores que se podrían presentar durante la ejecución de cada una de las actividades propuestas para llevar a cabo el plan de trabajo.</w:t>
-            </w:r>
-            <w:r>
-              <w:rPr>
-                <w:rtl w:val="0"/>
-              </w:rPr>
+                <w:sz w:val="18"/>
+                <w:szCs w:val="18"/>
+              </w:rPr>
+            </w:pPr>
+            <w:r>
+              <w:rPr>
+                <w:sz w:val="18"/>
+                <w:szCs w:val="18"/>
+                <w:rtl w:val="0"/>
+              </w:rPr>
+              <w:t xml:space="preserve">Equipo completo</w:t>
+            </w:r>
+          </w:p>
+        </w:tc>
+        <w:tc>
+          <w:tcPr/>
+          <w:p>
+            <w:pPr>
+              <w:jc w:val="both"/>
+              <w:rPr>
+                <w:sz w:val="18"/>
+                <w:szCs w:val="18"/>
+              </w:rPr>
+            </w:pPr>
+            <w:r>
+              <w:rPr>
+                <w:sz w:val="18"/>
+                <w:szCs w:val="18"/>
+                <w:rtl w:val="0"/>
+              </w:rPr>
+              <w:t xml:space="preserve">Requiere planificación entre el equipo. </w:t>
             </w:r>
           </w:p>
         </w:tc>
@@ -5399,81 +5305,93 @@
             <w:pPr>
               <w:jc w:val="both"/>
               <w:rPr>
-                <w:rFonts w:ascii="Calibri" w:cs="Calibri" w:eastAsia="Calibri" w:hAnsi="Calibri"/>
-                <w:i w:val="1"/>
-                <w:iCs w:val="1"/>
-                <w:color w:val="548dd4"/>
-                <w:sz w:val="18"/>
-                <w:szCs w:val="18"/>
-              </w:rPr>
-            </w:pPr>
-            <w:r>
-              <w:rPr>
-                <w:rtl w:val="0"/>
-              </w:rPr>
-            </w:r>
-          </w:p>
-        </w:tc>
-        <w:tc>
-          <w:tcPr/>
-          <w:p>
-            <w:pPr>
-              <w:jc w:val="both"/>
-              <w:rPr>
-                <w:rFonts w:ascii="Calibri" w:cs="Calibri" w:eastAsia="Calibri" w:hAnsi="Calibri"/>
-                <w:i w:val="1"/>
-                <w:iCs w:val="1"/>
-                <w:color w:val="548dd4"/>
-                <w:sz w:val="18"/>
-                <w:szCs w:val="18"/>
-              </w:rPr>
-            </w:pPr>
-            <w:r>
-              <w:rPr>
-                <w:rtl w:val="0"/>
-              </w:rPr>
-            </w:r>
-          </w:p>
-        </w:tc>
-        <w:tc>
-          <w:tcPr/>
-          <w:p>
-            <w:pPr>
-              <w:jc w:val="both"/>
-              <w:rPr>
-                <w:rFonts w:ascii="Calibri" w:cs="Calibri" w:eastAsia="Calibri" w:hAnsi="Calibri"/>
-                <w:i w:val="1"/>
-                <w:iCs w:val="1"/>
-                <w:color w:val="548dd4"/>
-                <w:sz w:val="18"/>
-                <w:szCs w:val="18"/>
-              </w:rPr>
-            </w:pPr>
-            <w:r>
-              <w:rPr>
-                <w:rtl w:val="0"/>
-              </w:rPr>
-            </w:r>
-          </w:p>
-        </w:tc>
-        <w:tc>
-          <w:tcPr/>
-          <w:p>
-            <w:pPr>
-              <w:jc w:val="both"/>
-              <w:rPr>
-                <w:rFonts w:ascii="Calibri" w:cs="Calibri" w:eastAsia="Calibri" w:hAnsi="Calibri"/>
-                <w:i w:val="1"/>
-                <w:iCs w:val="1"/>
-                <w:color w:val="548dd4"/>
-                <w:sz w:val="18"/>
-                <w:szCs w:val="18"/>
-              </w:rPr>
-            </w:pPr>
-            <w:r>
-              <w:rPr>
-                <w:rtl w:val="0"/>
-              </w:rPr>
+                <w:sz w:val="18"/>
+                <w:szCs w:val="18"/>
+              </w:rPr>
+            </w:pPr>
+            <w:r>
+              <w:rPr>
+                <w:sz w:val="18"/>
+                <w:szCs w:val="18"/>
+                <w:rtl w:val="0"/>
+              </w:rPr>
+              <w:t xml:space="preserve">DIseño de soluciones software</w:t>
+            </w:r>
+          </w:p>
+        </w:tc>
+        <w:tc>
+          <w:tcPr/>
+          <w:p>
+            <w:pPr>
+              <w:jc w:val="both"/>
+              <w:rPr>
+                <w:sz w:val="18"/>
+                <w:szCs w:val="18"/>
+              </w:rPr>
+            </w:pPr>
+            <w:r>
+              <w:rPr>
+                <w:sz w:val="18"/>
+                <w:szCs w:val="18"/>
+                <w:rtl w:val="0"/>
+              </w:rPr>
+              <w:t xml:space="preserve">Diseño de arquitectura</w:t>
+            </w:r>
+          </w:p>
+        </w:tc>
+        <w:tc>
+          <w:tcPr/>
+          <w:p>
+            <w:pPr>
+              <w:jc w:val="both"/>
+              <w:rPr>
+                <w:sz w:val="18"/>
+                <w:szCs w:val="18"/>
+              </w:rPr>
+            </w:pPr>
+            <w:r>
+              <w:rPr>
+                <w:sz w:val="18"/>
+                <w:szCs w:val="18"/>
+                <w:rtl w:val="0"/>
+              </w:rPr>
+              <w:t xml:space="preserve">Definir la arquitectura de </w:t>
+            </w:r>
+            <w:r>
+              <w:rPr>
+                <w:sz w:val="18"/>
+                <w:szCs w:val="18"/>
+                <w:rtl w:val="0"/>
+              </w:rPr>
+              <w:t xml:space="preserve">ContadorIA</w:t>
+            </w:r>
+            <w:r>
+              <w:rPr>
+                <w:sz w:val="18"/>
+                <w:szCs w:val="18"/>
+                <w:rtl w:val="0"/>
+              </w:rPr>
+              <w:t xml:space="preserve">, considerando frontend, backend, base de datos, servicios, azure, seguridad y comunicación entre componentes. </w:t>
+            </w:r>
+          </w:p>
+        </w:tc>
+        <w:tc>
+          <w:tcPr/>
+          <w:p>
+            <w:pPr>
+              <w:jc w:val="both"/>
+              <w:rPr>
+                <w:sz w:val="18"/>
+                <w:szCs w:val="18"/>
+              </w:rPr>
+            </w:pPr>
+            <w:r>
+              <w:rPr>
+                <w:sz w:val="18"/>
+                <w:szCs w:val="18"/>
+                <w:rtl w:val="0"/>
+              </w:rPr>
+              <w:t xml:space="preserve">Azure, diagramas y documentación técnica. </w:t>
             </w:r>
           </w:p>
         </w:tc>
@@ -5487,18 +5405,17 @@
             <w:pPr>
               <w:jc w:val="both"/>
               <w:rPr>
-                <w:rFonts w:ascii="Calibri" w:cs="Calibri" w:eastAsia="Calibri" w:hAnsi="Calibri"/>
-                <w:i w:val="1"/>
-                <w:iCs w:val="1"/>
-                <w:color w:val="548dd4"/>
-                <w:sz w:val="18"/>
-                <w:szCs w:val="18"/>
-              </w:rPr>
-            </w:pPr>
-            <w:r>
-              <w:rPr>
-                <w:rtl w:val="0"/>
-              </w:rPr>
+                <w:sz w:val="18"/>
+                <w:szCs w:val="18"/>
+              </w:rPr>
+            </w:pPr>
+            <w:r>
+              <w:rPr>
+                <w:sz w:val="18"/>
+                <w:szCs w:val="18"/>
+                <w:rtl w:val="0"/>
+              </w:rPr>
+              <w:t xml:space="preserve">1 semana </w:t>
             </w:r>
           </w:p>
         </w:tc>
@@ -5513,39 +5430,37 @@
             <w:pPr>
               <w:jc w:val="both"/>
               <w:rPr>
-                <w:rFonts w:ascii="Calibri" w:cs="Calibri" w:eastAsia="Calibri" w:hAnsi="Calibri"/>
-                <w:i w:val="1"/>
-                <w:iCs w:val="1"/>
-                <w:color w:val="548dd4"/>
-                <w:sz w:val="18"/>
-                <w:szCs w:val="18"/>
-              </w:rPr>
-            </w:pPr>
-            <w:r>
-              <w:rPr>
-                <w:rtl w:val="0"/>
-              </w:rPr>
-            </w:r>
-          </w:p>
-        </w:tc>
-        <w:tc>
-          <w:tcPr/>
-          <w:p>
-            <w:pPr>
-              <w:jc w:val="both"/>
-              <w:rPr>
-                <w:rFonts w:ascii="Calibri" w:cs="Calibri" w:eastAsia="Calibri" w:hAnsi="Calibri"/>
-                <w:i w:val="1"/>
-                <w:iCs w:val="1"/>
-                <w:color w:val="548dd4"/>
-                <w:sz w:val="18"/>
-                <w:szCs w:val="18"/>
-              </w:rPr>
-            </w:pPr>
-            <w:r>
-              <w:rPr>
-                <w:rtl w:val="0"/>
-              </w:rPr>
+                <w:sz w:val="18"/>
+                <w:szCs w:val="18"/>
+              </w:rPr>
+            </w:pPr>
+            <w:r>
+              <w:rPr>
+                <w:sz w:val="18"/>
+                <w:szCs w:val="18"/>
+                <w:rtl w:val="0"/>
+              </w:rPr>
+              <w:t xml:space="preserve">Equipo completo</w:t>
+            </w:r>
+          </w:p>
+        </w:tc>
+        <w:tc>
+          <w:tcPr/>
+          <w:p>
+            <w:pPr>
+              <w:jc w:val="both"/>
+              <w:rPr>
+                <w:sz w:val="18"/>
+                <w:szCs w:val="18"/>
+              </w:rPr>
+            </w:pPr>
+            <w:r>
+              <w:rPr>
+                <w:sz w:val="18"/>
+                <w:szCs w:val="18"/>
+                <w:rtl w:val="0"/>
+              </w:rPr>
+              <w:t xml:space="preserve">Se debe considerar desde un principio la arquitectura multiusuario. </w:t>
             </w:r>
           </w:p>
         </w:tc>
@@ -5553,6 +5468,7 @@
       <w:tr>
         <w:trPr>
           <w:cantSplit w:val="0"/>
+          <w:trHeight w:val="1916.2158203125" w:hRule="atLeast"/>
           <w:tblHeader w:val="0"/>
         </w:trPr>
         <w:tc>
@@ -5561,81 +5477,147 @@
             <w:pPr>
               <w:jc w:val="both"/>
               <w:rPr>
-                <w:rFonts w:ascii="Calibri" w:cs="Calibri" w:eastAsia="Calibri" w:hAnsi="Calibri"/>
-                <w:i w:val="1"/>
-                <w:iCs w:val="1"/>
-                <w:color w:val="548dd4"/>
-                <w:sz w:val="18"/>
-                <w:szCs w:val="18"/>
-              </w:rPr>
-            </w:pPr>
-            <w:r>
-              <w:rPr>
-                <w:rtl w:val="0"/>
-              </w:rPr>
-            </w:r>
-          </w:p>
-        </w:tc>
-        <w:tc>
-          <w:tcPr/>
-          <w:p>
-            <w:pPr>
-              <w:jc w:val="both"/>
-              <w:rPr>
-                <w:rFonts w:ascii="Calibri" w:cs="Calibri" w:eastAsia="Calibri" w:hAnsi="Calibri"/>
-                <w:i w:val="1"/>
-                <w:iCs w:val="1"/>
-                <w:color w:val="548dd4"/>
-                <w:sz w:val="18"/>
-                <w:szCs w:val="18"/>
-              </w:rPr>
-            </w:pPr>
-            <w:r>
-              <w:rPr>
-                <w:rtl w:val="0"/>
-              </w:rPr>
-            </w:r>
-          </w:p>
-        </w:tc>
-        <w:tc>
-          <w:tcPr/>
-          <w:p>
-            <w:pPr>
-              <w:jc w:val="both"/>
-              <w:rPr>
-                <w:rFonts w:ascii="Calibri" w:cs="Calibri" w:eastAsia="Calibri" w:hAnsi="Calibri"/>
-                <w:i w:val="1"/>
-                <w:iCs w:val="1"/>
-                <w:color w:val="548dd4"/>
-                <w:sz w:val="18"/>
-                <w:szCs w:val="18"/>
-              </w:rPr>
-            </w:pPr>
-            <w:r>
-              <w:rPr>
-                <w:rtl w:val="0"/>
-              </w:rPr>
-            </w:r>
-          </w:p>
-        </w:tc>
-        <w:tc>
-          <w:tcPr/>
-          <w:p>
-            <w:pPr>
-              <w:jc w:val="both"/>
-              <w:rPr>
-                <w:rFonts w:ascii="Calibri" w:cs="Calibri" w:eastAsia="Calibri" w:hAnsi="Calibri"/>
-                <w:i w:val="1"/>
-                <w:iCs w:val="1"/>
-                <w:color w:val="548dd4"/>
-                <w:sz w:val="18"/>
-                <w:szCs w:val="18"/>
-              </w:rPr>
-            </w:pPr>
-            <w:r>
-              <w:rPr>
-                <w:rtl w:val="0"/>
-              </w:rPr>
+                <w:sz w:val="18"/>
+                <w:szCs w:val="18"/>
+              </w:rPr>
+            </w:pPr>
+            <w:r>
+              <w:rPr>
+                <w:sz w:val="18"/>
+                <w:szCs w:val="18"/>
+                <w:rtl w:val="0"/>
+              </w:rPr>
+              <w:t xml:space="preserve">Desarrollo de software</w:t>
+            </w:r>
+          </w:p>
+          <w:p>
+            <w:pPr>
+              <w:jc w:val="both"/>
+              <w:rPr>
+                <w:sz w:val="18"/>
+                <w:szCs w:val="18"/>
+              </w:rPr>
+            </w:pPr>
+            <w:r>
+              <w:rPr>
+                <w:rtl w:val="0"/>
+              </w:rPr>
+            </w:r>
+          </w:p>
+          <w:p>
+            <w:pPr>
+              <w:jc w:val="both"/>
+              <w:rPr>
+                <w:sz w:val="18"/>
+                <w:szCs w:val="18"/>
+              </w:rPr>
+            </w:pPr>
+            <w:r>
+              <w:rPr>
+                <w:rtl w:val="0"/>
+              </w:rPr>
+            </w:r>
+          </w:p>
+          <w:p>
+            <w:pPr>
+              <w:jc w:val="both"/>
+              <w:rPr>
+                <w:sz w:val="18"/>
+                <w:szCs w:val="18"/>
+              </w:rPr>
+            </w:pPr>
+            <w:r>
+              <w:rPr>
+                <w:rtl w:val="0"/>
+              </w:rPr>
+            </w:r>
+          </w:p>
+          <w:p>
+            <w:pPr>
+              <w:jc w:val="both"/>
+              <w:rPr>
+                <w:sz w:val="18"/>
+                <w:szCs w:val="18"/>
+              </w:rPr>
+            </w:pPr>
+            <w:r>
+              <w:rPr>
+                <w:rtl w:val="0"/>
+              </w:rPr>
+            </w:r>
+          </w:p>
+          <w:p>
+            <w:pPr>
+              <w:jc w:val="both"/>
+              <w:rPr>
+                <w:sz w:val="18"/>
+                <w:szCs w:val="18"/>
+              </w:rPr>
+            </w:pPr>
+            <w:r>
+              <w:rPr>
+                <w:rtl w:val="0"/>
+              </w:rPr>
+            </w:r>
+          </w:p>
+        </w:tc>
+        <w:tc>
+          <w:tcPr/>
+          <w:p>
+            <w:pPr>
+              <w:jc w:val="both"/>
+              <w:rPr>
+                <w:sz w:val="18"/>
+                <w:szCs w:val="18"/>
+              </w:rPr>
+            </w:pPr>
+            <w:r>
+              <w:rPr>
+                <w:sz w:val="18"/>
+                <w:szCs w:val="18"/>
+                <w:rtl w:val="0"/>
+              </w:rPr>
+              <w:t xml:space="preserve">Configuración del entorno y repositorio. </w:t>
+            </w:r>
+          </w:p>
+        </w:tc>
+        <w:tc>
+          <w:tcPr/>
+          <w:p>
+            <w:pPr>
+              <w:jc w:val="both"/>
+              <w:rPr>
+                <w:sz w:val="18"/>
+                <w:szCs w:val="18"/>
+              </w:rPr>
+            </w:pPr>
+            <w:r>
+              <w:rPr>
+                <w:sz w:val="18"/>
+                <w:szCs w:val="18"/>
+                <w:rtl w:val="0"/>
+              </w:rPr>
+              <w:t xml:space="preserve">Crear y configurar los repositorios, estructuras iniciales del proyecto, ambientes de desarrollo y herramientas de trabajo colaborativo. </w:t>
+            </w:r>
+          </w:p>
+        </w:tc>
+        <w:tc>
+          <w:tcPr/>
+          <w:p>
+            <w:pPr>
+              <w:jc w:val="both"/>
+              <w:rPr>
+                <w:sz w:val="18"/>
+                <w:szCs w:val="18"/>
+              </w:rPr>
+            </w:pPr>
+            <w:r>
+              <w:rPr>
+                <w:sz w:val="18"/>
+                <w:szCs w:val="18"/>
+                <w:rtl w:val="0"/>
+              </w:rPr>
+              <w:t xml:space="preserve">Git/Github, azure, IDE y herramientas de desarrollo. </w:t>
             </w:r>
           </w:p>
         </w:tc>
@@ -5649,18 +5631,17 @@
             <w:pPr>
               <w:jc w:val="both"/>
               <w:rPr>
-                <w:rFonts w:ascii="Calibri" w:cs="Calibri" w:eastAsia="Calibri" w:hAnsi="Calibri"/>
-                <w:i w:val="1"/>
-                <w:iCs w:val="1"/>
-                <w:color w:val="548dd4"/>
-                <w:sz w:val="18"/>
-                <w:szCs w:val="18"/>
-              </w:rPr>
-            </w:pPr>
-            <w:r>
-              <w:rPr>
-                <w:rtl w:val="0"/>
-              </w:rPr>
+                <w:sz w:val="18"/>
+                <w:szCs w:val="18"/>
+              </w:rPr>
+            </w:pPr>
+            <w:r>
+              <w:rPr>
+                <w:sz w:val="18"/>
+                <w:szCs w:val="18"/>
+                <w:rtl w:val="0"/>
+              </w:rPr>
+              <w:t xml:space="preserve">1 semana </w:t>
             </w:r>
           </w:p>
         </w:tc>
@@ -5675,39 +5656,2065 @@
             <w:pPr>
               <w:jc w:val="both"/>
               <w:rPr>
-                <w:rFonts w:ascii="Calibri" w:cs="Calibri" w:eastAsia="Calibri" w:hAnsi="Calibri"/>
-                <w:i w:val="1"/>
-                <w:iCs w:val="1"/>
-                <w:color w:val="548dd4"/>
-                <w:sz w:val="18"/>
-                <w:szCs w:val="18"/>
-              </w:rPr>
-            </w:pPr>
-            <w:r>
-              <w:rPr>
-                <w:rtl w:val="0"/>
-              </w:rPr>
-            </w:r>
-          </w:p>
-        </w:tc>
-        <w:tc>
-          <w:tcPr/>
-          <w:p>
-            <w:pPr>
-              <w:jc w:val="both"/>
-              <w:rPr>
-                <w:rFonts w:ascii="Calibri" w:cs="Calibri" w:eastAsia="Calibri" w:hAnsi="Calibri"/>
-                <w:i w:val="1"/>
-                <w:iCs w:val="1"/>
-                <w:color w:val="548dd4"/>
-                <w:sz w:val="18"/>
-                <w:szCs w:val="18"/>
-              </w:rPr>
-            </w:pPr>
-            <w:r>
-              <w:rPr>
-                <w:rtl w:val="0"/>
-              </w:rPr>
+                <w:sz w:val="18"/>
+                <w:szCs w:val="18"/>
+              </w:rPr>
+            </w:pPr>
+            <w:r>
+              <w:rPr>
+                <w:sz w:val="18"/>
+                <w:szCs w:val="18"/>
+                <w:rtl w:val="0"/>
+              </w:rPr>
+              <w:t xml:space="preserve">Por definir</w:t>
+            </w:r>
+          </w:p>
+        </w:tc>
+        <w:tc>
+          <w:tcPr/>
+          <w:p>
+            <w:pPr>
+              <w:jc w:val="both"/>
+              <w:rPr>
+                <w:sz w:val="18"/>
+                <w:szCs w:val="18"/>
+              </w:rPr>
+            </w:pPr>
+            <w:r>
+              <w:rPr>
+                <w:sz w:val="18"/>
+                <w:szCs w:val="18"/>
+                <w:rtl w:val="0"/>
+              </w:rPr>
+              <w:t xml:space="preserve">Facilitar el trabajo paralelo del equipo.</w:t>
+            </w:r>
+          </w:p>
+        </w:tc>
+      </w:tr>
+      <w:tr>
+        <w:trPr>
+          <w:cantSplit w:val="0"/>
+          <w:trHeight w:val="1916.2158203125" w:hRule="atLeast"/>
+          <w:tblHeader w:val="0"/>
+        </w:trPr>
+        <w:tc>
+          <w:tcPr/>
+          <w:p>
+            <w:pPr>
+              <w:jc w:val="both"/>
+              <w:rPr>
+                <w:sz w:val="18"/>
+                <w:szCs w:val="18"/>
+              </w:rPr>
+            </w:pPr>
+            <w:r>
+              <w:rPr>
+                <w:sz w:val="18"/>
+                <w:szCs w:val="18"/>
+                <w:rtl w:val="0"/>
+              </w:rPr>
+              <w:t xml:space="preserve">Desarrollo Backend</w:t>
+            </w:r>
+          </w:p>
+        </w:tc>
+        <w:tc>
+          <w:tcPr/>
+          <w:p>
+            <w:pPr>
+              <w:jc w:val="both"/>
+              <w:rPr>
+                <w:sz w:val="18"/>
+                <w:szCs w:val="18"/>
+              </w:rPr>
+            </w:pPr>
+            <w:r>
+              <w:rPr>
+                <w:sz w:val="18"/>
+                <w:szCs w:val="18"/>
+                <w:rtl w:val="0"/>
+              </w:rPr>
+              <w:t xml:space="preserve">Desarrollo de API y lógica de negocio. </w:t>
+            </w:r>
+          </w:p>
+        </w:tc>
+        <w:tc>
+          <w:tcPr/>
+          <w:p>
+            <w:pPr>
+              <w:jc w:val="both"/>
+              <w:rPr>
+                <w:sz w:val="18"/>
+                <w:szCs w:val="18"/>
+              </w:rPr>
+            </w:pPr>
+            <w:r>
+              <w:rPr>
+                <w:sz w:val="18"/>
+                <w:szCs w:val="18"/>
+                <w:rtl w:val="0"/>
+              </w:rPr>
+              <w:t xml:space="preserve">Implementar backend utilizando FastApi y desarrollar los servicios necesarios para usuarios, empresa y movimiento financiero. </w:t>
+            </w:r>
+          </w:p>
+        </w:tc>
+        <w:tc>
+          <w:tcPr/>
+          <w:p>
+            <w:pPr>
+              <w:jc w:val="both"/>
+              <w:rPr>
+                <w:sz w:val="18"/>
+                <w:szCs w:val="18"/>
+              </w:rPr>
+            </w:pPr>
+            <w:r>
+              <w:rPr>
+                <w:sz w:val="18"/>
+                <w:szCs w:val="18"/>
+                <w:rtl w:val="0"/>
+              </w:rPr>
+              <w:t xml:space="preserve">Python, FastApi y  Azure functions. </w:t>
+            </w:r>
+          </w:p>
+        </w:tc>
+        <w:tc>
+          <w:tcPr>
+            <w:tcBorders>
+              <w:right w:color="ffffff" w:space="0" w:sz="4" w:val="single"/>
+            </w:tcBorders>
+          </w:tcPr>
+          <w:p>
+            <w:pPr>
+              <w:jc w:val="both"/>
+              <w:rPr>
+                <w:sz w:val="18"/>
+                <w:szCs w:val="18"/>
+              </w:rPr>
+            </w:pPr>
+            <w:r>
+              <w:rPr>
+                <w:sz w:val="18"/>
+                <w:szCs w:val="18"/>
+                <w:rtl w:val="0"/>
+              </w:rPr>
+              <w:t xml:space="preserve">2 semanas </w:t>
+            </w:r>
+          </w:p>
+        </w:tc>
+        <w:tc>
+          <w:tcPr>
+            <w:tcBorders>
+              <w:left w:color="ffffff" w:space="0" w:sz="4" w:val="single"/>
+            </w:tcBorders>
+            <w:shd w:fill="d9d9d9" w:val="clear"/>
+          </w:tcPr>
+          <w:p>
+            <w:pPr>
+              <w:jc w:val="both"/>
+              <w:rPr>
+                <w:sz w:val="18"/>
+                <w:szCs w:val="18"/>
+              </w:rPr>
+            </w:pPr>
+            <w:r>
+              <w:rPr>
+                <w:sz w:val="18"/>
+                <w:szCs w:val="18"/>
+                <w:rtl w:val="0"/>
+              </w:rPr>
+              <w:t xml:space="preserve">Por definir </w:t>
+            </w:r>
+          </w:p>
+        </w:tc>
+        <w:tc>
+          <w:tcPr/>
+          <w:p>
+            <w:pPr>
+              <w:jc w:val="both"/>
+              <w:rPr>
+                <w:sz w:val="18"/>
+                <w:szCs w:val="18"/>
+              </w:rPr>
+            </w:pPr>
+            <w:r>
+              <w:rPr>
+                <w:sz w:val="18"/>
+                <w:szCs w:val="18"/>
+                <w:rtl w:val="0"/>
+              </w:rPr>
+              <w:t xml:space="preserve">Se debe mantener separación entre capas y responsabilidades. </w:t>
+            </w:r>
+          </w:p>
+        </w:tc>
+      </w:tr>
+      <w:tr>
+        <w:trPr>
+          <w:cantSplit w:val="0"/>
+          <w:trHeight w:val="1916.2158203125" w:hRule="atLeast"/>
+          <w:tblHeader w:val="0"/>
+        </w:trPr>
+        <w:tc>
+          <w:tcPr/>
+          <w:p>
+            <w:pPr>
+              <w:jc w:val="both"/>
+              <w:rPr>
+                <w:sz w:val="18"/>
+                <w:szCs w:val="18"/>
+              </w:rPr>
+            </w:pPr>
+            <w:r>
+              <w:rPr>
+                <w:sz w:val="18"/>
+                <w:szCs w:val="18"/>
+                <w:rtl w:val="0"/>
+              </w:rPr>
+              <w:t xml:space="preserve">Desarrollo Frontend </w:t>
+            </w:r>
+          </w:p>
+        </w:tc>
+        <w:tc>
+          <w:tcPr/>
+          <w:p>
+            <w:pPr>
+              <w:jc w:val="both"/>
+              <w:rPr>
+                <w:sz w:val="18"/>
+                <w:szCs w:val="18"/>
+              </w:rPr>
+            </w:pPr>
+            <w:r>
+              <w:rPr>
+                <w:sz w:val="18"/>
+                <w:szCs w:val="18"/>
+                <w:rtl w:val="0"/>
+              </w:rPr>
+              <w:t xml:space="preserve">Desarrollo de Interfaz PWA. </w:t>
+            </w:r>
+          </w:p>
+        </w:tc>
+        <w:tc>
+          <w:tcPr/>
+          <w:p>
+            <w:pPr>
+              <w:jc w:val="both"/>
+              <w:rPr>
+                <w:sz w:val="18"/>
+                <w:szCs w:val="18"/>
+              </w:rPr>
+            </w:pPr>
+            <w:r>
+              <w:rPr>
+                <w:sz w:val="18"/>
+                <w:szCs w:val="18"/>
+                <w:rtl w:val="0"/>
+              </w:rPr>
+              <w:t xml:space="preserve">Construir interfaz de usuario  para permitir el acceso y gestión de la información financiera desde distintos dispositivos.</w:t>
+            </w:r>
+          </w:p>
+        </w:tc>
+        <w:tc>
+          <w:tcPr/>
+          <w:p>
+            <w:pPr>
+              <w:jc w:val="both"/>
+              <w:rPr>
+                <w:sz w:val="18"/>
+                <w:szCs w:val="18"/>
+              </w:rPr>
+            </w:pPr>
+            <w:r>
+              <w:rPr>
+                <w:sz w:val="18"/>
+                <w:szCs w:val="18"/>
+                <w:rtl w:val="0"/>
+              </w:rPr>
+              <w:t xml:space="preserve">Framework Frontend, PWA y Azure static web apps. </w:t>
+            </w:r>
+          </w:p>
+        </w:tc>
+        <w:tc>
+          <w:tcPr>
+            <w:tcBorders>
+              <w:right w:color="ffffff" w:space="0" w:sz="4" w:val="single"/>
+            </w:tcBorders>
+          </w:tcPr>
+          <w:p>
+            <w:pPr>
+              <w:jc w:val="both"/>
+              <w:rPr>
+                <w:sz w:val="18"/>
+                <w:szCs w:val="18"/>
+              </w:rPr>
+            </w:pPr>
+            <w:r>
+              <w:rPr>
+                <w:sz w:val="18"/>
+                <w:szCs w:val="18"/>
+                <w:rtl w:val="0"/>
+              </w:rPr>
+              <w:t xml:space="preserve">2 semanas</w:t>
+            </w:r>
+          </w:p>
+        </w:tc>
+        <w:tc>
+          <w:tcPr>
+            <w:tcBorders>
+              <w:left w:color="ffffff" w:space="0" w:sz="4" w:val="single"/>
+            </w:tcBorders>
+            <w:shd w:fill="d9d9d9" w:val="clear"/>
+          </w:tcPr>
+          <w:p>
+            <w:pPr>
+              <w:jc w:val="both"/>
+              <w:rPr>
+                <w:sz w:val="18"/>
+                <w:szCs w:val="18"/>
+              </w:rPr>
+            </w:pPr>
+            <w:r>
+              <w:rPr>
+                <w:sz w:val="18"/>
+                <w:szCs w:val="18"/>
+                <w:rtl w:val="0"/>
+              </w:rPr>
+              <w:t xml:space="preserve">Por definir </w:t>
+            </w:r>
+          </w:p>
+        </w:tc>
+        <w:tc>
+          <w:tcPr/>
+          <w:p>
+            <w:pPr>
+              <w:jc w:val="both"/>
+              <w:rPr>
+                <w:sz w:val="18"/>
+                <w:szCs w:val="18"/>
+              </w:rPr>
+            </w:pPr>
+            <w:r>
+              <w:rPr>
+                <w:sz w:val="18"/>
+                <w:szCs w:val="18"/>
+                <w:rtl w:val="0"/>
+              </w:rPr>
+              <w:t xml:space="preserve">La interfaz debe priorizar accesibilidad y facilidad de uso. </w:t>
+            </w:r>
+          </w:p>
+        </w:tc>
+      </w:tr>
+      <w:tr>
+        <w:trPr>
+          <w:cantSplit w:val="0"/>
+          <w:trHeight w:val="1916.2158203125" w:hRule="atLeast"/>
+          <w:tblHeader w:val="0"/>
+        </w:trPr>
+        <w:tc>
+          <w:tcPr/>
+          <w:p>
+            <w:pPr>
+              <w:jc w:val="both"/>
+              <w:rPr>
+                <w:sz w:val="18"/>
+                <w:szCs w:val="18"/>
+              </w:rPr>
+            </w:pPr>
+            <w:r>
+              <w:rPr>
+                <w:sz w:val="18"/>
+                <w:szCs w:val="18"/>
+                <w:rtl w:val="0"/>
+              </w:rPr>
+              <w:t xml:space="preserve">Gestión de datos</w:t>
+            </w:r>
+          </w:p>
+        </w:tc>
+        <w:tc>
+          <w:tcPr/>
+          <w:p>
+            <w:pPr>
+              <w:jc w:val="both"/>
+              <w:rPr>
+                <w:sz w:val="18"/>
+                <w:szCs w:val="18"/>
+              </w:rPr>
+            </w:pPr>
+            <w:r>
+              <w:rPr>
+                <w:sz w:val="18"/>
+                <w:szCs w:val="18"/>
+                <w:rtl w:val="0"/>
+              </w:rPr>
+              <w:t xml:space="preserve">Implementación Base de datos</w:t>
+            </w:r>
+          </w:p>
+        </w:tc>
+        <w:tc>
+          <w:tcPr/>
+          <w:p>
+            <w:pPr>
+              <w:jc w:val="both"/>
+              <w:rPr>
+                <w:sz w:val="18"/>
+                <w:szCs w:val="18"/>
+              </w:rPr>
+            </w:pPr>
+            <w:r>
+              <w:rPr>
+                <w:sz w:val="18"/>
+                <w:szCs w:val="18"/>
+                <w:rtl w:val="0"/>
+              </w:rPr>
+              <w:t xml:space="preserve">Crear la estructura de Azure SQL database y definir tablas, relaciones y mecanismos de almacenamiento de los movimientos financieros. </w:t>
+            </w:r>
+          </w:p>
+        </w:tc>
+        <w:tc>
+          <w:tcPr/>
+          <w:p>
+            <w:pPr>
+              <w:jc w:val="both"/>
+              <w:rPr>
+                <w:sz w:val="18"/>
+                <w:szCs w:val="18"/>
+              </w:rPr>
+            </w:pPr>
+            <w:r>
+              <w:rPr>
+                <w:sz w:val="18"/>
+                <w:szCs w:val="18"/>
+                <w:rtl w:val="0"/>
+              </w:rPr>
+              <w:t xml:space="preserve">Azure SQL Database</w:t>
+            </w:r>
+          </w:p>
+        </w:tc>
+        <w:tc>
+          <w:tcPr>
+            <w:tcBorders>
+              <w:right w:color="ffffff" w:space="0" w:sz="4" w:val="single"/>
+            </w:tcBorders>
+          </w:tcPr>
+          <w:p>
+            <w:pPr>
+              <w:jc w:val="both"/>
+              <w:rPr>
+                <w:sz w:val="18"/>
+                <w:szCs w:val="18"/>
+              </w:rPr>
+            </w:pPr>
+            <w:r>
+              <w:rPr>
+                <w:sz w:val="18"/>
+                <w:szCs w:val="18"/>
+                <w:rtl w:val="0"/>
+              </w:rPr>
+              <w:t xml:space="preserve">1 semana</w:t>
+            </w:r>
+          </w:p>
+        </w:tc>
+        <w:tc>
+          <w:tcPr>
+            <w:tcBorders>
+              <w:left w:color="ffffff" w:space="0" w:sz="4" w:val="single"/>
+            </w:tcBorders>
+            <w:shd w:fill="d9d9d9" w:val="clear"/>
+          </w:tcPr>
+          <w:p>
+            <w:pPr>
+              <w:jc w:val="both"/>
+              <w:rPr>
+                <w:sz w:val="18"/>
+                <w:szCs w:val="18"/>
+              </w:rPr>
+            </w:pPr>
+            <w:r>
+              <w:rPr>
+                <w:sz w:val="18"/>
+                <w:szCs w:val="18"/>
+                <w:rtl w:val="0"/>
+              </w:rPr>
+              <w:t xml:space="preserve">Por definir</w:t>
+            </w:r>
+          </w:p>
+        </w:tc>
+        <w:tc>
+          <w:tcPr/>
+          <w:p>
+            <w:pPr>
+              <w:jc w:val="both"/>
+              <w:rPr>
+                <w:sz w:val="18"/>
+                <w:szCs w:val="18"/>
+              </w:rPr>
+            </w:pPr>
+            <w:r>
+              <w:rPr>
+                <w:sz w:val="18"/>
+                <w:szCs w:val="18"/>
+                <w:rtl w:val="0"/>
+              </w:rPr>
+              <w:t xml:space="preserve">Debe contemplarse el aislamiento de información de la empresa. </w:t>
+            </w:r>
+          </w:p>
+        </w:tc>
+      </w:tr>
+      <w:tr>
+        <w:trPr>
+          <w:cantSplit w:val="0"/>
+          <w:trHeight w:val="1916.2158203125" w:hRule="atLeast"/>
+          <w:tblHeader w:val="0"/>
+        </w:trPr>
+        <w:tc>
+          <w:tcPr/>
+          <w:p>
+            <w:pPr>
+              <w:jc w:val="both"/>
+              <w:rPr>
+                <w:sz w:val="18"/>
+                <w:szCs w:val="18"/>
+              </w:rPr>
+            </w:pPr>
+            <w:r>
+              <w:rPr>
+                <w:sz w:val="18"/>
+                <w:szCs w:val="18"/>
+                <w:rtl w:val="0"/>
+              </w:rPr>
+              <w:t xml:space="preserve">Ciberseguridad </w:t>
+            </w:r>
+          </w:p>
+        </w:tc>
+        <w:tc>
+          <w:tcPr/>
+          <w:p>
+            <w:pPr>
+              <w:jc w:val="both"/>
+              <w:rPr>
+                <w:sz w:val="18"/>
+                <w:szCs w:val="18"/>
+              </w:rPr>
+            </w:pPr>
+            <w:r>
+              <w:rPr>
+                <w:sz w:val="18"/>
+                <w:szCs w:val="18"/>
+                <w:rtl w:val="0"/>
+              </w:rPr>
+              <w:t xml:space="preserve">Autenticación, roles y permisos. </w:t>
+            </w:r>
+          </w:p>
+        </w:tc>
+        <w:tc>
+          <w:tcPr/>
+          <w:p>
+            <w:pPr>
+              <w:jc w:val="both"/>
+              <w:rPr>
+                <w:sz w:val="18"/>
+                <w:szCs w:val="18"/>
+              </w:rPr>
+            </w:pPr>
+            <w:r>
+              <w:rPr>
+                <w:sz w:val="18"/>
+                <w:szCs w:val="18"/>
+                <w:rtl w:val="0"/>
+              </w:rPr>
+              <w:t xml:space="preserve">Implementar mecanismos de autenticación y autorización, diferenciando permisos según el rol del usuario. </w:t>
+            </w:r>
+          </w:p>
+        </w:tc>
+        <w:tc>
+          <w:tcPr/>
+          <w:p>
+            <w:pPr>
+              <w:jc w:val="both"/>
+              <w:rPr>
+                <w:sz w:val="18"/>
+                <w:szCs w:val="18"/>
+              </w:rPr>
+            </w:pPr>
+            <w:r>
+              <w:rPr>
+                <w:sz w:val="18"/>
+                <w:szCs w:val="18"/>
+                <w:rtl w:val="0"/>
+              </w:rPr>
+              <w:t xml:space="preserve">Azure SQL Database y RLS.</w:t>
+            </w:r>
+          </w:p>
+        </w:tc>
+        <w:tc>
+          <w:tcPr>
+            <w:tcBorders>
+              <w:right w:color="ffffff" w:space="0" w:sz="4" w:val="single"/>
+            </w:tcBorders>
+          </w:tcPr>
+          <w:p>
+            <w:pPr>
+              <w:jc w:val="both"/>
+              <w:rPr>
+                <w:sz w:val="18"/>
+                <w:szCs w:val="18"/>
+              </w:rPr>
+            </w:pPr>
+            <w:r>
+              <w:rPr>
+                <w:sz w:val="18"/>
+                <w:szCs w:val="18"/>
+                <w:rtl w:val="0"/>
+              </w:rPr>
+              <w:t xml:space="preserve">1 semana</w:t>
+            </w:r>
+          </w:p>
+        </w:tc>
+        <w:tc>
+          <w:tcPr>
+            <w:tcBorders>
+              <w:left w:color="ffffff" w:space="0" w:sz="4" w:val="single"/>
+            </w:tcBorders>
+            <w:shd w:fill="d9d9d9" w:val="clear"/>
+          </w:tcPr>
+          <w:p>
+            <w:pPr>
+              <w:jc w:val="both"/>
+              <w:rPr>
+                <w:sz w:val="18"/>
+                <w:szCs w:val="18"/>
+              </w:rPr>
+            </w:pPr>
+            <w:r>
+              <w:rPr>
+                <w:sz w:val="18"/>
+                <w:szCs w:val="18"/>
+                <w:rtl w:val="0"/>
+              </w:rPr>
+              <w:t xml:space="preserve">Por definir </w:t>
+            </w:r>
+          </w:p>
+        </w:tc>
+        <w:tc>
+          <w:tcPr/>
+          <w:p>
+            <w:pPr>
+              <w:jc w:val="both"/>
+              <w:rPr>
+                <w:sz w:val="18"/>
+                <w:szCs w:val="18"/>
+              </w:rPr>
+            </w:pPr>
+            <w:r>
+              <w:rPr>
+                <w:sz w:val="18"/>
+                <w:szCs w:val="18"/>
+                <w:rtl w:val="0"/>
+              </w:rPr>
+              <w:t xml:space="preserve">Actividad crítica para la arquitectura multiusuario. </w:t>
+            </w:r>
+          </w:p>
+        </w:tc>
+      </w:tr>
+      <w:tr>
+        <w:trPr>
+          <w:cantSplit w:val="0"/>
+          <w:trHeight w:val="1916.2158203125" w:hRule="atLeast"/>
+          <w:tblHeader w:val="0"/>
+        </w:trPr>
+        <w:tc>
+          <w:tcPr/>
+          <w:p>
+            <w:pPr>
+              <w:jc w:val="both"/>
+              <w:rPr>
+                <w:sz w:val="18"/>
+                <w:szCs w:val="18"/>
+              </w:rPr>
+            </w:pPr>
+            <w:r>
+              <w:rPr>
+                <w:sz w:val="18"/>
+                <w:szCs w:val="18"/>
+                <w:rtl w:val="0"/>
+              </w:rPr>
+              <w:t xml:space="preserve">Desarrollo funcional </w:t>
+            </w:r>
+          </w:p>
+        </w:tc>
+        <w:tc>
+          <w:tcPr/>
+          <w:p>
+            <w:pPr>
+              <w:jc w:val="both"/>
+              <w:rPr>
+                <w:sz w:val="18"/>
+                <w:szCs w:val="18"/>
+              </w:rPr>
+            </w:pPr>
+            <w:r>
+              <w:rPr>
+                <w:sz w:val="18"/>
+                <w:szCs w:val="18"/>
+                <w:rtl w:val="0"/>
+              </w:rPr>
+              <w:t xml:space="preserve">Registro y gestión de movimientos</w:t>
+            </w:r>
+          </w:p>
+        </w:tc>
+        <w:tc>
+          <w:tcPr/>
+          <w:p>
+            <w:pPr>
+              <w:jc w:val="both"/>
+              <w:rPr>
+                <w:sz w:val="18"/>
+                <w:szCs w:val="18"/>
+              </w:rPr>
+            </w:pPr>
+            <w:r>
+              <w:rPr>
+                <w:sz w:val="18"/>
+                <w:szCs w:val="18"/>
+                <w:rtl w:val="0"/>
+              </w:rPr>
+              <w:t xml:space="preserve">Implementar creación, consulta, modificación y gestión de movimientos  financieros. </w:t>
+            </w:r>
+          </w:p>
+        </w:tc>
+        <w:tc>
+          <w:tcPr/>
+          <w:p>
+            <w:pPr>
+              <w:jc w:val="both"/>
+              <w:rPr>
+                <w:sz w:val="18"/>
+                <w:szCs w:val="18"/>
+              </w:rPr>
+            </w:pPr>
+            <w:r>
+              <w:rPr>
+                <w:sz w:val="18"/>
+                <w:szCs w:val="18"/>
+                <w:rtl w:val="0"/>
+              </w:rPr>
+              <w:t xml:space="preserve">Backend, Frontend y Azure SQL. </w:t>
+            </w:r>
+          </w:p>
+        </w:tc>
+        <w:tc>
+          <w:tcPr>
+            <w:tcBorders>
+              <w:right w:color="ffffff" w:space="0" w:sz="4" w:val="single"/>
+            </w:tcBorders>
+          </w:tcPr>
+          <w:p>
+            <w:pPr>
+              <w:jc w:val="both"/>
+              <w:rPr>
+                <w:sz w:val="18"/>
+                <w:szCs w:val="18"/>
+              </w:rPr>
+            </w:pPr>
+            <w:r>
+              <w:rPr>
+                <w:sz w:val="18"/>
+                <w:szCs w:val="18"/>
+                <w:rtl w:val="0"/>
+              </w:rPr>
+              <w:t xml:space="preserve">2 semanas </w:t>
+            </w:r>
+          </w:p>
+        </w:tc>
+        <w:tc>
+          <w:tcPr>
+            <w:tcBorders>
+              <w:left w:color="ffffff" w:space="0" w:sz="4" w:val="single"/>
+            </w:tcBorders>
+            <w:shd w:fill="d9d9d9" w:val="clear"/>
+          </w:tcPr>
+          <w:p>
+            <w:pPr>
+              <w:jc w:val="both"/>
+              <w:rPr>
+                <w:sz w:val="18"/>
+                <w:szCs w:val="18"/>
+              </w:rPr>
+            </w:pPr>
+            <w:r>
+              <w:rPr>
+                <w:sz w:val="18"/>
+                <w:szCs w:val="18"/>
+                <w:rtl w:val="0"/>
+              </w:rPr>
+              <w:t xml:space="preserve">Equipo completo </w:t>
+            </w:r>
+          </w:p>
+        </w:tc>
+        <w:tc>
+          <w:tcPr/>
+          <w:p>
+            <w:pPr>
+              <w:jc w:val="both"/>
+              <w:rPr>
+                <w:sz w:val="18"/>
+                <w:szCs w:val="18"/>
+              </w:rPr>
+            </w:pPr>
+            <w:r>
+              <w:rPr>
+                <w:sz w:val="18"/>
+                <w:szCs w:val="18"/>
+                <w:rtl w:val="0"/>
+              </w:rPr>
+              <w:t xml:space="preserve">Funcionalidad central del MVP.</w:t>
+            </w:r>
+          </w:p>
+        </w:tc>
+      </w:tr>
+      <w:tr>
+        <w:trPr>
+          <w:cantSplit w:val="0"/>
+          <w:trHeight w:val="1916.2158203125" w:hRule="atLeast"/>
+          <w:tblHeader w:val="0"/>
+        </w:trPr>
+        <w:tc>
+          <w:tcPr/>
+          <w:p>
+            <w:pPr>
+              <w:jc w:val="both"/>
+              <w:rPr>
+                <w:sz w:val="18"/>
+                <w:szCs w:val="18"/>
+              </w:rPr>
+            </w:pPr>
+            <w:r>
+              <w:rPr>
+                <w:sz w:val="18"/>
+                <w:szCs w:val="18"/>
+                <w:rtl w:val="0"/>
+              </w:rPr>
+              <w:t xml:space="preserve">Inteligencia Artificial </w:t>
+            </w:r>
+          </w:p>
+        </w:tc>
+        <w:tc>
+          <w:tcPr/>
+          <w:p>
+            <w:pPr>
+              <w:jc w:val="both"/>
+              <w:rPr>
+                <w:sz w:val="18"/>
+                <w:szCs w:val="18"/>
+              </w:rPr>
+            </w:pPr>
+            <w:r>
+              <w:rPr>
+                <w:sz w:val="18"/>
+                <w:szCs w:val="18"/>
+                <w:rtl w:val="0"/>
+              </w:rPr>
+              <w:t xml:space="preserve">Extracción automática de datos</w:t>
+            </w:r>
+          </w:p>
+        </w:tc>
+        <w:tc>
+          <w:tcPr/>
+          <w:p>
+            <w:pPr>
+              <w:jc w:val="both"/>
+              <w:rPr>
+                <w:sz w:val="18"/>
+                <w:szCs w:val="18"/>
+              </w:rPr>
+            </w:pPr>
+            <w:r>
+              <w:rPr>
+                <w:sz w:val="18"/>
+                <w:szCs w:val="18"/>
+                <w:rtl w:val="0"/>
+              </w:rPr>
+              <w:t xml:space="preserve">Implementar el procesamiento de boletas y facturas para obtener la información financiera mediante IA. </w:t>
+            </w:r>
+          </w:p>
+        </w:tc>
+        <w:tc>
+          <w:tcPr/>
+          <w:p>
+            <w:pPr>
+              <w:jc w:val="both"/>
+              <w:rPr>
+                <w:sz w:val="18"/>
+                <w:szCs w:val="18"/>
+              </w:rPr>
+            </w:pPr>
+            <w:r>
+              <w:rPr>
+                <w:sz w:val="18"/>
+                <w:szCs w:val="18"/>
+                <w:rtl w:val="0"/>
+              </w:rPr>
+              <w:t xml:space="preserve">Servicios de IA, Backend y documentos de prueba. </w:t>
+            </w:r>
+          </w:p>
+        </w:tc>
+        <w:tc>
+          <w:tcPr>
+            <w:tcBorders>
+              <w:right w:color="ffffff" w:space="0" w:sz="4" w:val="single"/>
+            </w:tcBorders>
+          </w:tcPr>
+          <w:p>
+            <w:pPr>
+              <w:jc w:val="both"/>
+              <w:rPr>
+                <w:sz w:val="18"/>
+                <w:szCs w:val="18"/>
+              </w:rPr>
+            </w:pPr>
+            <w:r>
+              <w:rPr>
+                <w:sz w:val="18"/>
+                <w:szCs w:val="18"/>
+                <w:rtl w:val="0"/>
+              </w:rPr>
+              <w:t xml:space="preserve">2 semanas </w:t>
+            </w:r>
+          </w:p>
+        </w:tc>
+        <w:tc>
+          <w:tcPr>
+            <w:tcBorders>
+              <w:left w:color="ffffff" w:space="0" w:sz="4" w:val="single"/>
+            </w:tcBorders>
+            <w:shd w:fill="d9d9d9" w:val="clear"/>
+          </w:tcPr>
+          <w:p>
+            <w:pPr>
+              <w:jc w:val="both"/>
+              <w:rPr>
+                <w:sz w:val="18"/>
+                <w:szCs w:val="18"/>
+              </w:rPr>
+            </w:pPr>
+            <w:r>
+              <w:rPr>
+                <w:sz w:val="18"/>
+                <w:szCs w:val="18"/>
+                <w:rtl w:val="0"/>
+              </w:rPr>
+              <w:t xml:space="preserve">Equipo completo</w:t>
+            </w:r>
+          </w:p>
+        </w:tc>
+        <w:tc>
+          <w:tcPr/>
+          <w:p>
+            <w:pPr>
+              <w:jc w:val="both"/>
+              <w:rPr>
+                <w:sz w:val="18"/>
+                <w:szCs w:val="18"/>
+              </w:rPr>
+            </w:pPr>
+            <w:r>
+              <w:rPr>
+                <w:sz w:val="18"/>
+                <w:szCs w:val="18"/>
+                <w:rtl w:val="0"/>
+              </w:rPr>
+              <w:t xml:space="preserve">Puede requerir iteraciones para mejorar la extracción. </w:t>
+            </w:r>
+          </w:p>
+        </w:tc>
+      </w:tr>
+      <w:tr>
+        <w:trPr>
+          <w:cantSplit w:val="0"/>
+          <w:trHeight w:val="1916.2158203125" w:hRule="atLeast"/>
+          <w:tblHeader w:val="0"/>
+        </w:trPr>
+        <w:tc>
+          <w:tcPr/>
+          <w:p>
+            <w:pPr>
+              <w:jc w:val="both"/>
+              <w:rPr>
+                <w:sz w:val="18"/>
+                <w:szCs w:val="18"/>
+              </w:rPr>
+            </w:pPr>
+            <w:r>
+              <w:rPr>
+                <w:sz w:val="18"/>
+                <w:szCs w:val="18"/>
+                <w:rtl w:val="0"/>
+              </w:rPr>
+              <w:t xml:space="preserve">Gestión de datos</w:t>
+            </w:r>
+          </w:p>
+        </w:tc>
+        <w:tc>
+          <w:tcPr/>
+          <w:p>
+            <w:pPr>
+              <w:jc w:val="both"/>
+              <w:rPr>
+                <w:sz w:val="18"/>
+                <w:szCs w:val="18"/>
+              </w:rPr>
+            </w:pPr>
+            <w:r>
+              <w:rPr>
+                <w:sz w:val="18"/>
+                <w:szCs w:val="18"/>
+                <w:rtl w:val="0"/>
+              </w:rPr>
+              <w:t xml:space="preserve">Importación masiva CSV/XLSX</w:t>
+            </w:r>
+          </w:p>
+        </w:tc>
+        <w:tc>
+          <w:tcPr/>
+          <w:p>
+            <w:pPr>
+              <w:jc w:val="both"/>
+              <w:rPr>
+                <w:sz w:val="18"/>
+                <w:szCs w:val="18"/>
+              </w:rPr>
+            </w:pPr>
+            <w:r>
+              <w:rPr>
+                <w:sz w:val="18"/>
+                <w:szCs w:val="18"/>
+                <w:rtl w:val="0"/>
+              </w:rPr>
+              <w:t xml:space="preserve">Implementar carga y procesamiento de archivos históricos financieros. </w:t>
+            </w:r>
+          </w:p>
+        </w:tc>
+        <w:tc>
+          <w:tcPr/>
+          <w:p>
+            <w:pPr>
+              <w:jc w:val="both"/>
+              <w:rPr>
+                <w:sz w:val="18"/>
+                <w:szCs w:val="18"/>
+              </w:rPr>
+            </w:pPr>
+            <w:r>
+              <w:rPr>
+                <w:sz w:val="18"/>
+                <w:szCs w:val="18"/>
+                <w:rtl w:val="0"/>
+              </w:rPr>
+              <w:t xml:space="preserve">Python, FastAPi, CSV/XSLX, Azure SQL. </w:t>
+            </w:r>
+          </w:p>
+        </w:tc>
+        <w:tc>
+          <w:tcPr>
+            <w:tcBorders>
+              <w:right w:color="ffffff" w:space="0" w:sz="4" w:val="single"/>
+            </w:tcBorders>
+          </w:tcPr>
+          <w:p>
+            <w:pPr>
+              <w:jc w:val="both"/>
+              <w:rPr>
+                <w:sz w:val="18"/>
+                <w:szCs w:val="18"/>
+              </w:rPr>
+            </w:pPr>
+            <w:r>
+              <w:rPr>
+                <w:sz w:val="18"/>
+                <w:szCs w:val="18"/>
+                <w:rtl w:val="0"/>
+              </w:rPr>
+              <w:t xml:space="preserve">1 semana </w:t>
+            </w:r>
+          </w:p>
+        </w:tc>
+        <w:tc>
+          <w:tcPr>
+            <w:tcBorders>
+              <w:left w:color="ffffff" w:space="0" w:sz="4" w:val="single"/>
+            </w:tcBorders>
+            <w:shd w:fill="d9d9d9" w:val="clear"/>
+          </w:tcPr>
+          <w:p>
+            <w:pPr>
+              <w:jc w:val="both"/>
+              <w:rPr>
+                <w:sz w:val="18"/>
+                <w:szCs w:val="18"/>
+              </w:rPr>
+            </w:pPr>
+            <w:r>
+              <w:rPr>
+                <w:sz w:val="18"/>
+                <w:szCs w:val="18"/>
+                <w:rtl w:val="0"/>
+              </w:rPr>
+              <w:t xml:space="preserve">Por definir</w:t>
+            </w:r>
+          </w:p>
+        </w:tc>
+        <w:tc>
+          <w:tcPr/>
+          <w:p>
+            <w:pPr>
+              <w:jc w:val="both"/>
+              <w:rPr>
+                <w:sz w:val="18"/>
+                <w:szCs w:val="18"/>
+              </w:rPr>
+            </w:pPr>
+            <w:r>
+              <w:rPr>
+                <w:sz w:val="18"/>
+                <w:szCs w:val="18"/>
+                <w:rtl w:val="0"/>
+              </w:rPr>
+              <w:t xml:space="preserve">Se debe validar formatos  y datos inválidos. </w:t>
+            </w:r>
+          </w:p>
+        </w:tc>
+      </w:tr>
+      <w:tr>
+        <w:trPr>
+          <w:cantSplit w:val="0"/>
+          <w:trHeight w:val="1916.2158203125" w:hRule="atLeast"/>
+          <w:tblHeader w:val="0"/>
+        </w:trPr>
+        <w:tc>
+          <w:tcPr/>
+          <w:p>
+            <w:pPr>
+              <w:jc w:val="both"/>
+              <w:rPr>
+                <w:sz w:val="18"/>
+                <w:szCs w:val="18"/>
+              </w:rPr>
+            </w:pPr>
+            <w:r>
+              <w:rPr>
+                <w:sz w:val="18"/>
+                <w:szCs w:val="18"/>
+                <w:rtl w:val="0"/>
+              </w:rPr>
+              <w:t xml:space="preserve">Desarrollo Funcional </w:t>
+            </w:r>
+          </w:p>
+        </w:tc>
+        <w:tc>
+          <w:tcPr/>
+          <w:p>
+            <w:pPr>
+              <w:jc w:val="both"/>
+              <w:rPr>
+                <w:sz w:val="18"/>
+                <w:szCs w:val="18"/>
+              </w:rPr>
+            </w:pPr>
+            <w:r>
+              <w:rPr>
+                <w:sz w:val="18"/>
+                <w:szCs w:val="18"/>
+                <w:rtl w:val="0"/>
+              </w:rPr>
+              <w:t xml:space="preserve">Dashboard Financiero </w:t>
+            </w:r>
+          </w:p>
+        </w:tc>
+        <w:tc>
+          <w:tcPr/>
+          <w:p>
+            <w:pPr>
+              <w:jc w:val="both"/>
+              <w:rPr>
+                <w:sz w:val="18"/>
+                <w:szCs w:val="18"/>
+              </w:rPr>
+            </w:pPr>
+            <w:r>
+              <w:rPr>
+                <w:sz w:val="18"/>
+                <w:szCs w:val="18"/>
+                <w:rtl w:val="0"/>
+              </w:rPr>
+              <w:t xml:space="preserve">Desarrollar una vista centralizada para visualizar el estado financiero de la empresa. </w:t>
+            </w:r>
+          </w:p>
+        </w:tc>
+        <w:tc>
+          <w:tcPr/>
+          <w:p>
+            <w:pPr>
+              <w:jc w:val="both"/>
+              <w:rPr>
+                <w:sz w:val="18"/>
+                <w:szCs w:val="18"/>
+              </w:rPr>
+            </w:pPr>
+            <w:r>
+              <w:rPr>
+                <w:sz w:val="18"/>
+                <w:szCs w:val="18"/>
+                <w:rtl w:val="0"/>
+              </w:rPr>
+              <w:t xml:space="preserve">Frontend, API y Azure SQL</w:t>
+            </w:r>
+          </w:p>
+        </w:tc>
+        <w:tc>
+          <w:tcPr>
+            <w:tcBorders>
+              <w:right w:color="ffffff" w:space="0" w:sz="4" w:val="single"/>
+            </w:tcBorders>
+          </w:tcPr>
+          <w:p>
+            <w:pPr>
+              <w:jc w:val="both"/>
+              <w:rPr>
+                <w:sz w:val="18"/>
+                <w:szCs w:val="18"/>
+              </w:rPr>
+            </w:pPr>
+            <w:r>
+              <w:rPr>
+                <w:sz w:val="18"/>
+                <w:szCs w:val="18"/>
+                <w:rtl w:val="0"/>
+              </w:rPr>
+              <w:t xml:space="preserve">1 semana </w:t>
+            </w:r>
+          </w:p>
+        </w:tc>
+        <w:tc>
+          <w:tcPr>
+            <w:tcBorders>
+              <w:left w:color="ffffff" w:space="0" w:sz="4" w:val="single"/>
+            </w:tcBorders>
+            <w:shd w:fill="d9d9d9" w:val="clear"/>
+          </w:tcPr>
+          <w:p>
+            <w:pPr>
+              <w:jc w:val="both"/>
+              <w:rPr>
+                <w:sz w:val="18"/>
+                <w:szCs w:val="18"/>
+              </w:rPr>
+            </w:pPr>
+            <w:r>
+              <w:rPr>
+                <w:sz w:val="18"/>
+                <w:szCs w:val="18"/>
+                <w:rtl w:val="0"/>
+              </w:rPr>
+              <w:t xml:space="preserve">Por definir </w:t>
+            </w:r>
+          </w:p>
+        </w:tc>
+        <w:tc>
+          <w:tcPr/>
+          <w:p>
+            <w:pPr>
+              <w:jc w:val="both"/>
+              <w:rPr>
+                <w:sz w:val="18"/>
+                <w:szCs w:val="18"/>
+              </w:rPr>
+            </w:pPr>
+            <w:r>
+              <w:rPr>
+                <w:sz w:val="18"/>
+                <w:szCs w:val="18"/>
+                <w:rtl w:val="0"/>
+              </w:rPr>
+              <w:t xml:space="preserve">Se debe priorizar información útil para la toma de decisiones.</w:t>
+            </w:r>
+          </w:p>
+        </w:tc>
+      </w:tr>
+      <w:tr>
+        <w:trPr>
+          <w:cantSplit w:val="0"/>
+          <w:trHeight w:val="1916.2158203125" w:hRule="atLeast"/>
+          <w:tblHeader w:val="0"/>
+        </w:trPr>
+        <w:tc>
+          <w:tcPr/>
+          <w:p>
+            <w:pPr>
+              <w:jc w:val="both"/>
+              <w:rPr>
+                <w:sz w:val="18"/>
+                <w:szCs w:val="18"/>
+              </w:rPr>
+            </w:pPr>
+            <w:r>
+              <w:rPr>
+                <w:sz w:val="18"/>
+                <w:szCs w:val="18"/>
+                <w:rtl w:val="0"/>
+              </w:rPr>
+              <w:t xml:space="preserve">Calidad </w:t>
+            </w:r>
+          </w:p>
+        </w:tc>
+        <w:tc>
+          <w:tcPr/>
+          <w:p>
+            <w:pPr>
+              <w:jc w:val="both"/>
+              <w:rPr>
+                <w:sz w:val="18"/>
+                <w:szCs w:val="18"/>
+              </w:rPr>
+            </w:pPr>
+            <w:r>
+              <w:rPr>
+                <w:sz w:val="18"/>
+                <w:szCs w:val="18"/>
+                <w:rtl w:val="0"/>
+              </w:rPr>
+              <w:t xml:space="preserve">Pruebas funcionales</w:t>
+            </w:r>
+          </w:p>
+        </w:tc>
+        <w:tc>
+          <w:tcPr/>
+          <w:p>
+            <w:pPr>
+              <w:jc w:val="both"/>
+              <w:rPr>
+                <w:sz w:val="18"/>
+                <w:szCs w:val="18"/>
+              </w:rPr>
+            </w:pPr>
+            <w:r>
+              <w:rPr>
+                <w:sz w:val="18"/>
+                <w:szCs w:val="18"/>
+                <w:rtl w:val="0"/>
+              </w:rPr>
+              <w:t xml:space="preserve">Ejecutar pruebas sobre las principales funcionalidades y corregir errores detectados. </w:t>
+            </w:r>
+          </w:p>
+        </w:tc>
+        <w:tc>
+          <w:tcPr/>
+          <w:p>
+            <w:pPr>
+              <w:jc w:val="both"/>
+              <w:rPr>
+                <w:sz w:val="18"/>
+                <w:szCs w:val="18"/>
+              </w:rPr>
+            </w:pPr>
+            <w:r>
+              <w:rPr>
+                <w:sz w:val="18"/>
+                <w:szCs w:val="18"/>
+                <w:rtl w:val="0"/>
+              </w:rPr>
+              <w:t xml:space="preserve">Casos de prueba y entorno de desarrollo. </w:t>
+            </w:r>
+          </w:p>
+        </w:tc>
+        <w:tc>
+          <w:tcPr>
+            <w:tcBorders>
+              <w:right w:color="ffffff" w:space="0" w:sz="4" w:val="single"/>
+            </w:tcBorders>
+          </w:tcPr>
+          <w:p>
+            <w:pPr>
+              <w:jc w:val="both"/>
+              <w:rPr>
+                <w:sz w:val="18"/>
+                <w:szCs w:val="18"/>
+              </w:rPr>
+            </w:pPr>
+            <w:r>
+              <w:rPr>
+                <w:sz w:val="18"/>
+                <w:szCs w:val="18"/>
+                <w:rtl w:val="0"/>
+              </w:rPr>
+              <w:t xml:space="preserve">1 semana </w:t>
+            </w:r>
+          </w:p>
+        </w:tc>
+        <w:tc>
+          <w:tcPr>
+            <w:tcBorders>
+              <w:left w:color="ffffff" w:space="0" w:sz="4" w:val="single"/>
+            </w:tcBorders>
+            <w:shd w:fill="d9d9d9" w:val="clear"/>
+          </w:tcPr>
+          <w:p>
+            <w:pPr>
+              <w:jc w:val="both"/>
+              <w:rPr>
+                <w:sz w:val="18"/>
+                <w:szCs w:val="18"/>
+              </w:rPr>
+            </w:pPr>
+            <w:r>
+              <w:rPr>
+                <w:sz w:val="18"/>
+                <w:szCs w:val="18"/>
+                <w:rtl w:val="0"/>
+              </w:rPr>
+              <w:t xml:space="preserve">Equipo completo </w:t>
+            </w:r>
+          </w:p>
+        </w:tc>
+        <w:tc>
+          <w:tcPr/>
+          <w:p>
+            <w:pPr>
+              <w:jc w:val="both"/>
+              <w:rPr>
+                <w:sz w:val="18"/>
+                <w:szCs w:val="18"/>
+              </w:rPr>
+            </w:pPr>
+            <w:r>
+              <w:rPr>
+                <w:sz w:val="18"/>
+                <w:szCs w:val="18"/>
+                <w:rtl w:val="0"/>
+              </w:rPr>
+              <w:t xml:space="preserve">Se deben registrar resultados y errores encontrados. </w:t>
+            </w:r>
+          </w:p>
+        </w:tc>
+      </w:tr>
+      <w:tr>
+        <w:trPr>
+          <w:cantSplit w:val="0"/>
+          <w:trHeight w:val="1916.2158203125" w:hRule="atLeast"/>
+          <w:tblHeader w:val="0"/>
+        </w:trPr>
+        <w:tc>
+          <w:tcPr/>
+          <w:p>
+            <w:pPr>
+              <w:jc w:val="both"/>
+              <w:rPr>
+                <w:sz w:val="18"/>
+                <w:szCs w:val="18"/>
+              </w:rPr>
+            </w:pPr>
+            <w:r>
+              <w:rPr>
+                <w:sz w:val="18"/>
+                <w:szCs w:val="18"/>
+                <w:rtl w:val="0"/>
+              </w:rPr>
+              <w:t xml:space="preserve">Seguridad</w:t>
+            </w:r>
+          </w:p>
+        </w:tc>
+        <w:tc>
+          <w:tcPr/>
+          <w:p>
+            <w:pPr>
+              <w:jc w:val="both"/>
+              <w:rPr>
+                <w:sz w:val="18"/>
+                <w:szCs w:val="18"/>
+              </w:rPr>
+            </w:pPr>
+            <w:r>
+              <w:rPr>
+                <w:sz w:val="18"/>
+                <w:szCs w:val="18"/>
+                <w:rtl w:val="0"/>
+              </w:rPr>
+              <w:t xml:space="preserve">Pruebas de aislamiento y permisos </w:t>
+            </w:r>
+          </w:p>
+        </w:tc>
+        <w:tc>
+          <w:tcPr/>
+          <w:p>
+            <w:pPr>
+              <w:jc w:val="both"/>
+              <w:rPr>
+                <w:sz w:val="18"/>
+                <w:szCs w:val="18"/>
+              </w:rPr>
+            </w:pPr>
+            <w:r>
+              <w:rPr>
+                <w:sz w:val="18"/>
+                <w:szCs w:val="18"/>
+                <w:rtl w:val="0"/>
+              </w:rPr>
+              <w:t xml:space="preserve">Verificar que los usuarios solo puedan acceder a la información correspondiente a a la empresa y rol.  </w:t>
+            </w:r>
+          </w:p>
+        </w:tc>
+        <w:tc>
+          <w:tcPr/>
+          <w:p>
+            <w:pPr>
+              <w:jc w:val="both"/>
+              <w:rPr>
+                <w:sz w:val="18"/>
+                <w:szCs w:val="18"/>
+              </w:rPr>
+            </w:pPr>
+            <w:r>
+              <w:rPr>
+                <w:sz w:val="18"/>
+                <w:szCs w:val="18"/>
+                <w:rtl w:val="0"/>
+              </w:rPr>
+              <w:t xml:space="preserve">Azure SQL, Azure AD B2C y casos de prueba. </w:t>
+            </w:r>
+          </w:p>
+        </w:tc>
+        <w:tc>
+          <w:tcPr>
+            <w:tcBorders>
+              <w:right w:color="ffffff" w:space="0" w:sz="4" w:val="single"/>
+            </w:tcBorders>
+          </w:tcPr>
+          <w:p>
+            <w:pPr>
+              <w:jc w:val="both"/>
+              <w:rPr>
+                <w:sz w:val="18"/>
+                <w:szCs w:val="18"/>
+              </w:rPr>
+            </w:pPr>
+            <w:r>
+              <w:rPr>
+                <w:sz w:val="18"/>
+                <w:szCs w:val="18"/>
+                <w:rtl w:val="0"/>
+              </w:rPr>
+              <w:t xml:space="preserve">1 semana </w:t>
+            </w:r>
+          </w:p>
+        </w:tc>
+        <w:tc>
+          <w:tcPr>
+            <w:tcBorders>
+              <w:left w:color="ffffff" w:space="0" w:sz="4" w:val="single"/>
+            </w:tcBorders>
+            <w:shd w:fill="d9d9d9" w:val="clear"/>
+          </w:tcPr>
+          <w:p>
+            <w:pPr>
+              <w:jc w:val="both"/>
+              <w:rPr>
+                <w:sz w:val="18"/>
+                <w:szCs w:val="18"/>
+              </w:rPr>
+            </w:pPr>
+            <w:r>
+              <w:rPr>
+                <w:sz w:val="18"/>
+                <w:szCs w:val="18"/>
+                <w:rtl w:val="0"/>
+              </w:rPr>
+              <w:t xml:space="preserve">Equipo completo</w:t>
+            </w:r>
+          </w:p>
+        </w:tc>
+        <w:tc>
+          <w:tcPr/>
+          <w:p>
+            <w:pPr>
+              <w:jc w:val="both"/>
+              <w:rPr>
+                <w:sz w:val="18"/>
+                <w:szCs w:val="18"/>
+              </w:rPr>
+            </w:pPr>
+            <w:r>
+              <w:rPr>
+                <w:sz w:val="18"/>
+                <w:szCs w:val="18"/>
+                <w:rtl w:val="0"/>
+              </w:rPr>
+              <w:t xml:space="preserve">Actividad crítica antes del despliegue final. </w:t>
+            </w:r>
+          </w:p>
+        </w:tc>
+      </w:tr>
+      <w:tr>
+        <w:trPr>
+          <w:cantSplit w:val="0"/>
+          <w:trHeight w:val="1916.2158203125" w:hRule="atLeast"/>
+          <w:tblHeader w:val="0"/>
+        </w:trPr>
+        <w:tc>
+          <w:tcPr/>
+          <w:p>
+            <w:pPr>
+              <w:jc w:val="both"/>
+              <w:rPr>
+                <w:sz w:val="18"/>
+                <w:szCs w:val="18"/>
+              </w:rPr>
+            </w:pPr>
+            <w:r>
+              <w:rPr>
+                <w:sz w:val="18"/>
+                <w:szCs w:val="18"/>
+                <w:rtl w:val="0"/>
+              </w:rPr>
+              <w:t xml:space="preserve">Despliegue </w:t>
+            </w:r>
+          </w:p>
+        </w:tc>
+        <w:tc>
+          <w:tcPr/>
+          <w:p>
+            <w:pPr>
+              <w:jc w:val="both"/>
+              <w:rPr>
+                <w:sz w:val="18"/>
+                <w:szCs w:val="18"/>
+              </w:rPr>
+            </w:pPr>
+            <w:r>
+              <w:rPr>
+                <w:sz w:val="18"/>
+                <w:szCs w:val="18"/>
+                <w:rtl w:val="0"/>
+              </w:rPr>
+              <w:t xml:space="preserve">Integración y despliegue en Azure. </w:t>
+            </w:r>
+          </w:p>
+        </w:tc>
+        <w:tc>
+          <w:tcPr/>
+          <w:p>
+            <w:pPr>
+              <w:jc w:val="both"/>
+              <w:rPr>
+                <w:sz w:val="18"/>
+                <w:szCs w:val="18"/>
+              </w:rPr>
+            </w:pPr>
+            <w:r>
+              <w:rPr>
+                <w:sz w:val="18"/>
+                <w:szCs w:val="18"/>
+                <w:rtl w:val="0"/>
+              </w:rPr>
+              <w:t xml:space="preserve">Integrar los componentes y desplegar la plataforma SaaS en los servicios definidos. </w:t>
+            </w:r>
+          </w:p>
+        </w:tc>
+        <w:tc>
+          <w:tcPr/>
+          <w:p>
+            <w:pPr>
+              <w:jc w:val="both"/>
+              <w:rPr>
+                <w:sz w:val="18"/>
+                <w:szCs w:val="18"/>
+              </w:rPr>
+            </w:pPr>
+            <w:r>
+              <w:rPr>
+                <w:sz w:val="18"/>
+                <w:szCs w:val="18"/>
+                <w:rtl w:val="0"/>
+              </w:rPr>
+              <w:t xml:space="preserve">Azure, GitHub, Azure functions, Static web apps y SQL. </w:t>
+            </w:r>
+          </w:p>
+        </w:tc>
+        <w:tc>
+          <w:tcPr>
+            <w:tcBorders>
+              <w:right w:color="ffffff" w:space="0" w:sz="4" w:val="single"/>
+            </w:tcBorders>
+          </w:tcPr>
+          <w:p>
+            <w:pPr>
+              <w:jc w:val="both"/>
+              <w:rPr>
+                <w:sz w:val="18"/>
+                <w:szCs w:val="18"/>
+              </w:rPr>
+            </w:pPr>
+            <w:r>
+              <w:rPr>
+                <w:sz w:val="18"/>
+                <w:szCs w:val="18"/>
+                <w:rtl w:val="0"/>
+              </w:rPr>
+              <w:t xml:space="preserve">1 semana</w:t>
+            </w:r>
+          </w:p>
+        </w:tc>
+        <w:tc>
+          <w:tcPr>
+            <w:tcBorders>
+              <w:left w:color="ffffff" w:space="0" w:sz="4" w:val="single"/>
+            </w:tcBorders>
+            <w:shd w:fill="d9d9d9" w:val="clear"/>
+          </w:tcPr>
+          <w:p>
+            <w:pPr>
+              <w:jc w:val="both"/>
+              <w:rPr>
+                <w:sz w:val="18"/>
+                <w:szCs w:val="18"/>
+              </w:rPr>
+            </w:pPr>
+            <w:r>
+              <w:rPr>
+                <w:sz w:val="18"/>
+                <w:szCs w:val="18"/>
+                <w:rtl w:val="0"/>
+              </w:rPr>
+              <w:t xml:space="preserve">Equipo completo</w:t>
+            </w:r>
+          </w:p>
+        </w:tc>
+        <w:tc>
+          <w:tcPr/>
+          <w:p>
+            <w:pPr>
+              <w:jc w:val="both"/>
+              <w:rPr>
+                <w:sz w:val="18"/>
+                <w:szCs w:val="18"/>
+              </w:rPr>
+            </w:pPr>
+            <w:r>
+              <w:rPr>
+                <w:sz w:val="18"/>
+                <w:szCs w:val="18"/>
+                <w:rtl w:val="0"/>
+              </w:rPr>
+              <w:t xml:space="preserve">Pueden aparecer problemas de configuración o integración. </w:t>
+            </w:r>
+          </w:p>
+        </w:tc>
+      </w:tr>
+      <w:tr>
+        <w:trPr>
+          <w:cantSplit w:val="0"/>
+          <w:trHeight w:val="1916.2158203125" w:hRule="atLeast"/>
+          <w:tblHeader w:val="0"/>
+        </w:trPr>
+        <w:tc>
+          <w:tcPr/>
+          <w:p>
+            <w:pPr>
+              <w:jc w:val="both"/>
+              <w:rPr>
+                <w:sz w:val="18"/>
+                <w:szCs w:val="18"/>
+              </w:rPr>
+            </w:pPr>
+            <w:r>
+              <w:rPr>
+                <w:sz w:val="18"/>
+                <w:szCs w:val="18"/>
+                <w:rtl w:val="0"/>
+              </w:rPr>
+              <w:t xml:space="preserve">Documentación </w:t>
+            </w:r>
+          </w:p>
+        </w:tc>
+        <w:tc>
+          <w:tcPr/>
+          <w:p>
+            <w:pPr>
+              <w:jc w:val="both"/>
+              <w:rPr>
+                <w:sz w:val="18"/>
+                <w:szCs w:val="18"/>
+              </w:rPr>
+            </w:pPr>
+            <w:r>
+              <w:rPr>
+                <w:sz w:val="18"/>
+                <w:szCs w:val="18"/>
+                <w:rtl w:val="0"/>
+              </w:rPr>
+              <w:t xml:space="preserve">Elaboración del informe final </w:t>
+            </w:r>
+          </w:p>
+        </w:tc>
+        <w:tc>
+          <w:tcPr/>
+          <w:p>
+            <w:pPr>
+              <w:jc w:val="both"/>
+              <w:rPr>
+                <w:sz w:val="18"/>
+                <w:szCs w:val="18"/>
+              </w:rPr>
+            </w:pPr>
+            <w:r>
+              <w:rPr>
+                <w:sz w:val="18"/>
+                <w:szCs w:val="18"/>
+                <w:rtl w:val="0"/>
+              </w:rPr>
+              <w:t xml:space="preserve">Documentar arquitectura, desarrollo, metodología, pruebas, resultados y conclusiones. </w:t>
+            </w:r>
+          </w:p>
+        </w:tc>
+        <w:tc>
+          <w:tcPr/>
+          <w:p>
+            <w:pPr>
+              <w:jc w:val="both"/>
+              <w:rPr>
+                <w:sz w:val="18"/>
+                <w:szCs w:val="18"/>
+              </w:rPr>
+            </w:pPr>
+            <w:r>
+              <w:rPr>
+                <w:sz w:val="18"/>
+                <w:szCs w:val="18"/>
+                <w:rtl w:val="0"/>
+              </w:rPr>
+              <w:t xml:space="preserve">Word, diagramas, capturas y repositorios. </w:t>
+            </w:r>
+          </w:p>
+        </w:tc>
+        <w:tc>
+          <w:tcPr>
+            <w:tcBorders>
+              <w:right w:color="ffffff" w:space="0" w:sz="4" w:val="single"/>
+            </w:tcBorders>
+          </w:tcPr>
+          <w:p>
+            <w:pPr>
+              <w:jc w:val="both"/>
+              <w:rPr>
+                <w:sz w:val="18"/>
+                <w:szCs w:val="18"/>
+              </w:rPr>
+            </w:pPr>
+            <w:r>
+              <w:rPr>
+                <w:sz w:val="18"/>
+                <w:szCs w:val="18"/>
+                <w:rtl w:val="0"/>
+              </w:rPr>
+              <w:t xml:space="preserve">2 semanas</w:t>
+            </w:r>
+          </w:p>
+        </w:tc>
+        <w:tc>
+          <w:tcPr>
+            <w:tcBorders>
+              <w:left w:color="ffffff" w:space="0" w:sz="4" w:val="single"/>
+            </w:tcBorders>
+            <w:shd w:fill="d9d9d9" w:val="clear"/>
+          </w:tcPr>
+          <w:p>
+            <w:pPr>
+              <w:jc w:val="both"/>
+              <w:rPr>
+                <w:sz w:val="18"/>
+                <w:szCs w:val="18"/>
+              </w:rPr>
+            </w:pPr>
+            <w:r>
+              <w:rPr>
+                <w:sz w:val="18"/>
+                <w:szCs w:val="18"/>
+                <w:rtl w:val="0"/>
+              </w:rPr>
+              <w:t xml:space="preserve">Equipo completo</w:t>
+            </w:r>
+          </w:p>
+        </w:tc>
+        <w:tc>
+          <w:tcPr/>
+          <w:p>
+            <w:pPr>
+              <w:jc w:val="both"/>
+              <w:rPr>
+                <w:sz w:val="18"/>
+                <w:szCs w:val="18"/>
+              </w:rPr>
+            </w:pPr>
+            <w:r>
+              <w:rPr>
+                <w:sz w:val="18"/>
+                <w:szCs w:val="18"/>
+                <w:rtl w:val="0"/>
+              </w:rPr>
+              <w:t xml:space="preserve">Se recomienda documentar durante todo el proyecto </w:t>
+            </w:r>
+          </w:p>
+        </w:tc>
+      </w:tr>
+      <w:tr>
+        <w:trPr>
+          <w:cantSplit w:val="0"/>
+          <w:trHeight w:val="1916.2158203125" w:hRule="atLeast"/>
+          <w:tblHeader w:val="0"/>
+        </w:trPr>
+        <w:tc>
+          <w:tcPr/>
+          <w:p>
+            <w:pPr>
+              <w:jc w:val="both"/>
+              <w:rPr>
+                <w:sz w:val="18"/>
+                <w:szCs w:val="18"/>
+              </w:rPr>
+            </w:pPr>
+            <w:r>
+              <w:rPr>
+                <w:sz w:val="18"/>
+                <w:szCs w:val="18"/>
+                <w:rtl w:val="0"/>
+              </w:rPr>
+              <w:t xml:space="preserve">Presentación</w:t>
+            </w:r>
+          </w:p>
+        </w:tc>
+        <w:tc>
+          <w:tcPr/>
+          <w:p>
+            <w:pPr>
+              <w:jc w:val="both"/>
+              <w:rPr>
+                <w:sz w:val="18"/>
+                <w:szCs w:val="18"/>
+              </w:rPr>
+            </w:pPr>
+            <w:r>
+              <w:rPr>
+                <w:sz w:val="18"/>
+                <w:szCs w:val="18"/>
+                <w:rtl w:val="0"/>
+              </w:rPr>
+              <w:t xml:space="preserve">Preparación de presentación de la solución. </w:t>
+            </w:r>
+          </w:p>
+        </w:tc>
+        <w:tc>
+          <w:tcPr/>
+          <w:p>
+            <w:pPr>
+              <w:jc w:val="both"/>
+              <w:rPr>
+                <w:sz w:val="18"/>
+                <w:szCs w:val="18"/>
+              </w:rPr>
+            </w:pPr>
+            <w:r>
+              <w:rPr>
+                <w:sz w:val="18"/>
+                <w:szCs w:val="18"/>
+                <w:rtl w:val="0"/>
+              </w:rPr>
+              <w:t xml:space="preserve">Preparar la defensa final y demostración de las funcionalidades principales </w:t>
+            </w:r>
+          </w:p>
+        </w:tc>
+        <w:tc>
+          <w:tcPr/>
+          <w:p>
+            <w:pPr>
+              <w:jc w:val="both"/>
+              <w:rPr>
+                <w:sz w:val="18"/>
+                <w:szCs w:val="18"/>
+              </w:rPr>
+            </w:pPr>
+            <w:r>
+              <w:rPr>
+                <w:sz w:val="18"/>
+                <w:szCs w:val="18"/>
+                <w:rtl w:val="0"/>
+              </w:rPr>
+              <w:t xml:space="preserve">PowerPoint, plataforma desplegada y guión de presentación. </w:t>
+            </w:r>
+          </w:p>
+        </w:tc>
+        <w:tc>
+          <w:tcPr>
+            <w:tcBorders>
+              <w:right w:color="ffffff" w:space="0" w:sz="4" w:val="single"/>
+            </w:tcBorders>
+          </w:tcPr>
+          <w:p>
+            <w:pPr>
+              <w:jc w:val="both"/>
+              <w:rPr>
+                <w:sz w:val="18"/>
+                <w:szCs w:val="18"/>
+              </w:rPr>
+            </w:pPr>
+            <w:r>
+              <w:rPr>
+                <w:sz w:val="18"/>
+                <w:szCs w:val="18"/>
+                <w:rtl w:val="0"/>
+              </w:rPr>
+              <w:t xml:space="preserve">1 semana</w:t>
+            </w:r>
+          </w:p>
+        </w:tc>
+        <w:tc>
+          <w:tcPr>
+            <w:tcBorders>
+              <w:left w:color="ffffff" w:space="0" w:sz="4" w:val="single"/>
+            </w:tcBorders>
+            <w:shd w:fill="d9d9d9" w:val="clear"/>
+          </w:tcPr>
+          <w:p>
+            <w:pPr>
+              <w:jc w:val="both"/>
+              <w:rPr>
+                <w:sz w:val="18"/>
+                <w:szCs w:val="18"/>
+              </w:rPr>
+            </w:pPr>
+            <w:r>
+              <w:rPr>
+                <w:sz w:val="18"/>
+                <w:szCs w:val="18"/>
+                <w:rtl w:val="0"/>
+              </w:rPr>
+              <w:t xml:space="preserve">Equipo completo</w:t>
+            </w:r>
+          </w:p>
+        </w:tc>
+        <w:tc>
+          <w:tcPr/>
+          <w:p>
+            <w:pPr>
+              <w:jc w:val="both"/>
+              <w:rPr>
+                <w:sz w:val="18"/>
+                <w:szCs w:val="18"/>
+              </w:rPr>
+            </w:pPr>
+            <w:r>
+              <w:rPr>
+                <w:sz w:val="18"/>
+                <w:szCs w:val="18"/>
+                <w:rtl w:val="0"/>
+              </w:rPr>
+              <w:t xml:space="preserve">Realizar ensayos antes de la presentación. </w:t>
             </w:r>
           </w:p>
         </w:tc>
@@ -5862,8 +7869,6 @@
     </w:tbl>
     <w:p>
       <w:pPr>
-        <w:spacing w:after="0" w:line="360" w:lineRule="auto"/>
-        <w:jc w:val="both"/>
         <w:rPr>
           <w:b w:val="1"/>
           <w:bCs w:val="1"/>
@@ -5876,1893 +7881,51 @@
           <w:rtl w:val="0"/>
         </w:rPr>
       </w:r>
-    </w:p>
-    <w:p>
-      <w:pPr>
-        <w:spacing w:after="0" w:line="360" w:lineRule="auto"/>
-        <w:jc w:val="both"/>
-        <w:rPr>
-          <w:b w:val="1"/>
-          <w:bCs w:val="1"/>
-          <w:sz w:val="24"/>
-          <w:szCs w:val="24"/>
-        </w:rPr>
-      </w:pPr>
       <w:r>
-        <w:rPr>
-          <w:rtl w:val="0"/>
-        </w:rPr>
-      </w:r>
-    </w:p>
-    <w:tbl>
-      <w:tblPr>
-        <w:tblStyle w:val="Table18"/>
-        <w:tblW w:w="10801.999999999998" w:type="dxa"/>
-        <w:jc w:val="left"/>
-        <w:tblInd w:w="-1160.0" w:type="dxa"/>
-        <w:tblBorders>
-          <w:top w:color="bfbfbf" w:space="0" w:sz="4" w:val="single"/>
-          <w:left w:color="bfbfbf" w:space="0" w:sz="4" w:val="single"/>
-          <w:bottom w:color="bfbfbf" w:space="0" w:sz="4" w:val="single"/>
-          <w:right w:color="bfbfbf" w:space="0" w:sz="4" w:val="single"/>
-          <w:insideH w:color="bfbfbf" w:space="0" w:sz="4" w:val="single"/>
-          <w:insideV w:color="bfbfbf" w:space="0" w:sz="4" w:val="single"/>
-        </w:tblBorders>
-        <w:tblLayout w:type="fixed"/>
-        <w:tblLook w:val="0400"/>
-      </w:tblPr>
-      <w:tblGrid>
-        <w:gridCol w:w="1351"/>
-        <w:gridCol w:w="536"/>
-        <w:gridCol w:w="522"/>
-        <w:gridCol w:w="523"/>
-        <w:gridCol w:w="526"/>
-        <w:gridCol w:w="523"/>
-        <w:gridCol w:w="523"/>
-        <w:gridCol w:w="523"/>
-        <w:gridCol w:w="523"/>
-        <w:gridCol w:w="523"/>
-        <w:gridCol w:w="523"/>
-        <w:gridCol w:w="523"/>
-        <w:gridCol w:w="523"/>
-        <w:gridCol w:w="525"/>
-        <w:gridCol w:w="525"/>
-        <w:gridCol w:w="525"/>
-        <w:gridCol w:w="7"/>
-        <w:gridCol w:w="518"/>
-        <w:gridCol w:w="525"/>
-        <w:gridCol w:w="525"/>
-        <w:gridCol w:w="10"/>
-        <w:tblGridChange w:id="0">
-          <w:tblGrid>
-            <w:gridCol w:w="1351"/>
-            <w:gridCol w:w="536"/>
-            <w:gridCol w:w="522"/>
-            <w:gridCol w:w="523"/>
-            <w:gridCol w:w="526"/>
-            <w:gridCol w:w="523"/>
-            <w:gridCol w:w="523"/>
-            <w:gridCol w:w="523"/>
-            <w:gridCol w:w="523"/>
-            <w:gridCol w:w="523"/>
-            <w:gridCol w:w="523"/>
-            <w:gridCol w:w="523"/>
-            <w:gridCol w:w="523"/>
-            <w:gridCol w:w="525"/>
-            <w:gridCol w:w="525"/>
-            <w:gridCol w:w="525"/>
-            <w:gridCol w:w="7"/>
-            <w:gridCol w:w="518"/>
-            <w:gridCol w:w="525"/>
-            <w:gridCol w:w="525"/>
-            <w:gridCol w:w="10"/>
-          </w:tblGrid>
-        </w:tblGridChange>
-      </w:tblGrid>
-      <w:tr>
-        <w:trPr>
-          <w:cantSplit w:val="0"/>
-          <w:trHeight w:val="294" w:hRule="atLeast"/>
-          <w:tblHeader w:val="0"/>
-        </w:trPr>
-        <w:tc>
-          <w:tcPr>
-            <w:vMerge w:val="restart"/>
-          </w:tcPr>
-          <w:p>
-            <w:pPr>
-              <w:spacing w:line="360" w:lineRule="auto"/>
-              <w:jc w:val="both"/>
-              <w:rPr>
-                <w:b w:val="1"/>
-                <w:bCs w:val="1"/>
-                <w:sz w:val="16"/>
-                <w:szCs w:val="16"/>
-              </w:rPr>
-            </w:pPr>
-            <w:r>
-              <w:rPr>
-                <w:b w:val="1"/>
-                <w:bCs w:val="1"/>
-                <w:sz w:val="16"/>
-                <w:szCs w:val="16"/>
-                <w:rtl w:val="0"/>
-              </w:rPr>
-              <w:t xml:space="preserve">Actividad</w:t>
-            </w:r>
-          </w:p>
-        </w:tc>
-        <w:tc>
-          <w:tcPr>
-            <w:gridSpan w:val="4"/>
-            <w:shd w:fill="e2efd9" w:val="clear"/>
-          </w:tcPr>
-          <w:p>
-            <w:pPr>
-              <w:spacing w:line="360" w:lineRule="auto"/>
-              <w:jc w:val="center"/>
-              <w:rPr>
-                <w:b w:val="1"/>
-                <w:bCs w:val="1"/>
-                <w:sz w:val="16"/>
-                <w:szCs w:val="16"/>
-              </w:rPr>
-            </w:pPr>
-            <w:r>
-              <w:rPr>
-                <w:b w:val="1"/>
-                <w:bCs w:val="1"/>
-                <w:sz w:val="16"/>
-                <w:szCs w:val="16"/>
-                <w:rtl w:val="0"/>
-              </w:rPr>
-              <w:t xml:space="preserve">Fase 1</w:t>
-            </w:r>
-          </w:p>
-        </w:tc>
-        <w:tc>
-          <w:tcPr>
-            <w:gridSpan w:val="12"/>
-            <w:shd w:fill="fff2cb" w:val="clear"/>
-          </w:tcPr>
-          <w:p>
-            <w:pPr>
-              <w:spacing w:line="360" w:lineRule="auto"/>
-              <w:jc w:val="center"/>
-              <w:rPr>
-                <w:b w:val="1"/>
-                <w:bCs w:val="1"/>
-                <w:sz w:val="16"/>
-                <w:szCs w:val="16"/>
-              </w:rPr>
-            </w:pPr>
-            <w:r>
-              <w:rPr>
-                <w:b w:val="1"/>
-                <w:bCs w:val="1"/>
-                <w:sz w:val="16"/>
-                <w:szCs w:val="16"/>
-                <w:rtl w:val="0"/>
-              </w:rPr>
-              <w:t xml:space="preserve">Fase 2</w:t>
-            </w:r>
-          </w:p>
-        </w:tc>
-        <w:tc>
-          <w:tcPr>
-            <w:gridSpan w:val="4"/>
-            <w:shd w:fill="fbe4d5" w:val="clear"/>
-          </w:tcPr>
-          <w:p>
-            <w:pPr>
-              <w:spacing w:line="360" w:lineRule="auto"/>
-              <w:jc w:val="center"/>
-              <w:rPr>
-                <w:b w:val="1"/>
-                <w:bCs w:val="1"/>
-                <w:sz w:val="16"/>
-                <w:szCs w:val="16"/>
-              </w:rPr>
-            </w:pPr>
-            <w:r>
-              <w:rPr>
-                <w:b w:val="1"/>
-                <w:bCs w:val="1"/>
-                <w:sz w:val="16"/>
-                <w:szCs w:val="16"/>
-                <w:rtl w:val="0"/>
-              </w:rPr>
-              <w:t xml:space="preserve">Fase 3</w:t>
-            </w:r>
-          </w:p>
-        </w:tc>
-      </w:tr>
-      <w:tr>
-        <w:trPr>
-          <w:cantSplit w:val="0"/>
-          <w:trHeight w:val="303" w:hRule="atLeast"/>
-          <w:tblHeader w:val="0"/>
-        </w:trPr>
-        <w:tc>
-          <w:tcPr>
-            <w:vMerge w:val="continue"/>
-          </w:tcPr>
-          <w:p>
-            <w:pPr>
-              <w:keepNext w:val="0"/>
-              <w:keepLines w:val="0"/>
-              <w:pageBreakBefore w:val="0"/>
-              <w:widowControl w:val="0"/>
-              <w:pBdr>
-                <w:top w:space="0" w:sz="0" w:val="nil"/>
-                <w:left w:space="0" w:sz="0" w:val="nil"/>
-                <w:bottom w:space="0" w:sz="0" w:val="nil"/>
-                <w:right w:space="0" w:sz="0" w:val="nil"/>
-                <w:between w:space="0" w:sz="0" w:val="nil"/>
-              </w:pBdr>
-              <w:shd w:fill="auto" w:val="clear"/>
-              <w:spacing w:after="0" w:before="0" w:line="276" w:lineRule="auto"/>
-              <w:ind w:left="0" w:right="0" w:firstLine="0"/>
-              <w:jc w:val="left"/>
-              <w:rPr>
-                <w:b w:val="1"/>
-                <w:bCs w:val="1"/>
-                <w:sz w:val="16"/>
-                <w:szCs w:val="16"/>
-              </w:rPr>
-            </w:pPr>
-            <w:r>
-              <w:rPr>
-                <w:rtl w:val="0"/>
-              </w:rPr>
-            </w:r>
-          </w:p>
-        </w:tc>
-        <w:tc>
-          <w:tcPr/>
-          <w:p>
-            <w:pPr>
-              <w:spacing w:line="360" w:lineRule="auto"/>
-              <w:jc w:val="center"/>
-              <w:rPr>
-                <w:b w:val="1"/>
-                <w:bCs w:val="1"/>
-                <w:sz w:val="16"/>
-                <w:szCs w:val="16"/>
-              </w:rPr>
-            </w:pPr>
-            <w:r>
-              <w:rPr>
-                <w:b w:val="1"/>
-                <w:bCs w:val="1"/>
-                <w:sz w:val="16"/>
-                <w:szCs w:val="16"/>
-                <w:rtl w:val="0"/>
-              </w:rPr>
-              <w:t xml:space="preserve">S 1</w:t>
-            </w:r>
-          </w:p>
-        </w:tc>
-        <w:tc>
-          <w:tcPr/>
-          <w:p>
-            <w:pPr>
-              <w:spacing w:line="360" w:lineRule="auto"/>
-              <w:jc w:val="center"/>
-              <w:rPr>
-                <w:b w:val="1"/>
-                <w:bCs w:val="1"/>
-                <w:sz w:val="16"/>
-                <w:szCs w:val="16"/>
-              </w:rPr>
-            </w:pPr>
-            <w:r>
-              <w:rPr>
-                <w:b w:val="1"/>
-                <w:bCs w:val="1"/>
-                <w:sz w:val="16"/>
-                <w:szCs w:val="16"/>
-                <w:rtl w:val="0"/>
-              </w:rPr>
-              <w:t xml:space="preserve">S 2</w:t>
-            </w:r>
-          </w:p>
-        </w:tc>
-        <w:tc>
-          <w:tcPr/>
-          <w:p>
-            <w:pPr>
-              <w:spacing w:line="360" w:lineRule="auto"/>
-              <w:jc w:val="center"/>
-              <w:rPr>
-                <w:b w:val="1"/>
-                <w:bCs w:val="1"/>
-                <w:sz w:val="16"/>
-                <w:szCs w:val="16"/>
-              </w:rPr>
-            </w:pPr>
-            <w:r>
-              <w:rPr>
-                <w:b w:val="1"/>
-                <w:bCs w:val="1"/>
-                <w:sz w:val="16"/>
-                <w:szCs w:val="16"/>
-                <w:rtl w:val="0"/>
-              </w:rPr>
-              <w:t xml:space="preserve">S 3</w:t>
-            </w:r>
-          </w:p>
-        </w:tc>
-        <w:tc>
-          <w:tcPr/>
-          <w:p>
-            <w:pPr>
-              <w:spacing w:line="360" w:lineRule="auto"/>
-              <w:jc w:val="center"/>
-              <w:rPr>
-                <w:b w:val="1"/>
-                <w:bCs w:val="1"/>
-                <w:sz w:val="16"/>
-                <w:szCs w:val="16"/>
-              </w:rPr>
-            </w:pPr>
-            <w:r>
-              <w:rPr>
-                <w:b w:val="1"/>
-                <w:bCs w:val="1"/>
-                <w:sz w:val="16"/>
-                <w:szCs w:val="16"/>
-                <w:rtl w:val="0"/>
-              </w:rPr>
-              <w:t xml:space="preserve">S 4</w:t>
-            </w:r>
-          </w:p>
-        </w:tc>
-        <w:tc>
-          <w:tcPr/>
-          <w:p>
-            <w:pPr>
-              <w:spacing w:line="360" w:lineRule="auto"/>
-              <w:jc w:val="center"/>
-              <w:rPr>
-                <w:b w:val="1"/>
-                <w:bCs w:val="1"/>
-                <w:sz w:val="16"/>
-                <w:szCs w:val="16"/>
-              </w:rPr>
-            </w:pPr>
-            <w:r>
-              <w:rPr>
-                <w:b w:val="1"/>
-                <w:bCs w:val="1"/>
-                <w:sz w:val="16"/>
-                <w:szCs w:val="16"/>
-                <w:rtl w:val="0"/>
-              </w:rPr>
-              <w:t xml:space="preserve">S 5</w:t>
-            </w:r>
-          </w:p>
-        </w:tc>
-        <w:tc>
-          <w:tcPr/>
-          <w:p>
-            <w:pPr>
-              <w:spacing w:line="360" w:lineRule="auto"/>
-              <w:jc w:val="center"/>
-              <w:rPr>
-                <w:b w:val="1"/>
-                <w:bCs w:val="1"/>
-                <w:sz w:val="16"/>
-                <w:szCs w:val="16"/>
-              </w:rPr>
-            </w:pPr>
-            <w:r>
-              <w:rPr>
-                <w:b w:val="1"/>
-                <w:bCs w:val="1"/>
-                <w:sz w:val="16"/>
-                <w:szCs w:val="16"/>
-                <w:rtl w:val="0"/>
-              </w:rPr>
-              <w:t xml:space="preserve">S 6</w:t>
-            </w:r>
-          </w:p>
-        </w:tc>
-        <w:tc>
-          <w:tcPr/>
-          <w:p>
-            <w:pPr>
-              <w:spacing w:line="360" w:lineRule="auto"/>
-              <w:jc w:val="center"/>
-              <w:rPr>
-                <w:b w:val="1"/>
-                <w:bCs w:val="1"/>
-                <w:sz w:val="16"/>
-                <w:szCs w:val="16"/>
-              </w:rPr>
-            </w:pPr>
-            <w:r>
-              <w:rPr>
-                <w:b w:val="1"/>
-                <w:bCs w:val="1"/>
-                <w:sz w:val="16"/>
-                <w:szCs w:val="16"/>
-                <w:rtl w:val="0"/>
-              </w:rPr>
-              <w:t xml:space="preserve">S 7</w:t>
-            </w:r>
-          </w:p>
-        </w:tc>
-        <w:tc>
-          <w:tcPr/>
-          <w:p>
-            <w:pPr>
-              <w:spacing w:line="360" w:lineRule="auto"/>
-              <w:jc w:val="center"/>
-              <w:rPr>
-                <w:b w:val="1"/>
-                <w:bCs w:val="1"/>
-                <w:sz w:val="16"/>
-                <w:szCs w:val="16"/>
-              </w:rPr>
-            </w:pPr>
-            <w:r>
-              <w:rPr>
-                <w:b w:val="1"/>
-                <w:bCs w:val="1"/>
-                <w:sz w:val="16"/>
-                <w:szCs w:val="16"/>
-                <w:rtl w:val="0"/>
-              </w:rPr>
-              <w:t xml:space="preserve">S 8</w:t>
-            </w:r>
-          </w:p>
-        </w:tc>
-        <w:tc>
-          <w:tcPr/>
-          <w:p>
-            <w:pPr>
-              <w:spacing w:line="360" w:lineRule="auto"/>
-              <w:jc w:val="center"/>
-              <w:rPr>
-                <w:b w:val="1"/>
-                <w:bCs w:val="1"/>
-                <w:sz w:val="16"/>
-                <w:szCs w:val="16"/>
-              </w:rPr>
-            </w:pPr>
-            <w:r>
-              <w:rPr>
-                <w:b w:val="1"/>
-                <w:bCs w:val="1"/>
-                <w:sz w:val="16"/>
-                <w:szCs w:val="16"/>
-                <w:rtl w:val="0"/>
-              </w:rPr>
-              <w:t xml:space="preserve">S 9</w:t>
-            </w:r>
-          </w:p>
-        </w:tc>
-        <w:tc>
-          <w:tcPr/>
-          <w:p>
-            <w:pPr>
-              <w:spacing w:line="360" w:lineRule="auto"/>
-              <w:jc w:val="center"/>
-              <w:rPr>
-                <w:b w:val="1"/>
-                <w:bCs w:val="1"/>
-                <w:sz w:val="16"/>
-                <w:szCs w:val="16"/>
-              </w:rPr>
-            </w:pPr>
-            <w:r>
-              <w:rPr>
-                <w:b w:val="1"/>
-                <w:bCs w:val="1"/>
-                <w:sz w:val="16"/>
-                <w:szCs w:val="16"/>
-                <w:rtl w:val="0"/>
-              </w:rPr>
-              <w:t xml:space="preserve">S 10</w:t>
-            </w:r>
-          </w:p>
-        </w:tc>
-        <w:tc>
-          <w:tcPr/>
-          <w:p>
-            <w:pPr>
-              <w:spacing w:line="360" w:lineRule="auto"/>
-              <w:jc w:val="center"/>
-              <w:rPr>
-                <w:b w:val="1"/>
-                <w:bCs w:val="1"/>
-                <w:sz w:val="16"/>
-                <w:szCs w:val="16"/>
-              </w:rPr>
-            </w:pPr>
-            <w:r>
-              <w:rPr>
-                <w:b w:val="1"/>
-                <w:bCs w:val="1"/>
-                <w:sz w:val="16"/>
-                <w:szCs w:val="16"/>
-                <w:rtl w:val="0"/>
-              </w:rPr>
-              <w:t xml:space="preserve">S 11</w:t>
-            </w:r>
-          </w:p>
-        </w:tc>
-        <w:tc>
-          <w:tcPr/>
-          <w:p>
-            <w:pPr>
-              <w:spacing w:line="360" w:lineRule="auto"/>
-              <w:jc w:val="center"/>
-              <w:rPr>
-                <w:b w:val="1"/>
-                <w:bCs w:val="1"/>
-                <w:sz w:val="16"/>
-                <w:szCs w:val="16"/>
-              </w:rPr>
-            </w:pPr>
-            <w:r>
-              <w:rPr>
-                <w:b w:val="1"/>
-                <w:bCs w:val="1"/>
-                <w:sz w:val="16"/>
-                <w:szCs w:val="16"/>
-                <w:rtl w:val="0"/>
-              </w:rPr>
-              <w:t xml:space="preserve">S 12</w:t>
-            </w:r>
-          </w:p>
-        </w:tc>
-        <w:tc>
-          <w:tcPr/>
-          <w:p>
-            <w:pPr>
-              <w:spacing w:line="360" w:lineRule="auto"/>
-              <w:jc w:val="center"/>
-              <w:rPr>
-                <w:b w:val="1"/>
-                <w:bCs w:val="1"/>
-                <w:sz w:val="16"/>
-                <w:szCs w:val="16"/>
-              </w:rPr>
-            </w:pPr>
-            <w:r>
-              <w:rPr>
-                <w:b w:val="1"/>
-                <w:bCs w:val="1"/>
-                <w:sz w:val="16"/>
-                <w:szCs w:val="16"/>
-                <w:rtl w:val="0"/>
-              </w:rPr>
-              <w:t xml:space="preserve">S 13</w:t>
-            </w:r>
-          </w:p>
-        </w:tc>
-        <w:tc>
-          <w:tcPr/>
-          <w:p>
-            <w:pPr>
-              <w:spacing w:line="360" w:lineRule="auto"/>
-              <w:jc w:val="center"/>
-              <w:rPr>
-                <w:b w:val="1"/>
-                <w:bCs w:val="1"/>
-                <w:sz w:val="16"/>
-                <w:szCs w:val="16"/>
-              </w:rPr>
-            </w:pPr>
-            <w:r>
-              <w:rPr>
-                <w:b w:val="1"/>
-                <w:bCs w:val="1"/>
-                <w:sz w:val="16"/>
-                <w:szCs w:val="16"/>
-                <w:rtl w:val="0"/>
-              </w:rPr>
-              <w:t xml:space="preserve">S 14</w:t>
-            </w:r>
-          </w:p>
-        </w:tc>
-        <w:tc>
-          <w:tcPr/>
-          <w:p>
-            <w:pPr>
-              <w:spacing w:line="360" w:lineRule="auto"/>
-              <w:jc w:val="center"/>
-              <w:rPr>
-                <w:b w:val="1"/>
-                <w:bCs w:val="1"/>
-                <w:sz w:val="16"/>
-                <w:szCs w:val="16"/>
-              </w:rPr>
-            </w:pPr>
-            <w:r>
-              <w:rPr>
-                <w:b w:val="1"/>
-                <w:bCs w:val="1"/>
-                <w:sz w:val="16"/>
-                <w:szCs w:val="16"/>
-                <w:rtl w:val="0"/>
-              </w:rPr>
-              <w:t xml:space="preserve">S 15</w:t>
-            </w:r>
-          </w:p>
-        </w:tc>
-        <w:tc>
-          <w:tcPr>
-            <w:gridSpan w:val="2"/>
-          </w:tcPr>
-          <w:p>
-            <w:pPr>
-              <w:spacing w:line="360" w:lineRule="auto"/>
-              <w:jc w:val="center"/>
-              <w:rPr>
-                <w:b w:val="1"/>
-                <w:bCs w:val="1"/>
-                <w:sz w:val="16"/>
-                <w:szCs w:val="16"/>
-              </w:rPr>
-            </w:pPr>
-            <w:r>
-              <w:rPr>
-                <w:b w:val="1"/>
-                <w:bCs w:val="1"/>
-                <w:sz w:val="16"/>
-                <w:szCs w:val="16"/>
-                <w:rtl w:val="0"/>
-              </w:rPr>
-              <w:t xml:space="preserve">S 16</w:t>
-            </w:r>
-          </w:p>
-        </w:tc>
-        <w:tc>
-          <w:tcPr/>
-          <w:p>
-            <w:pPr>
-              <w:spacing w:line="360" w:lineRule="auto"/>
-              <w:jc w:val="center"/>
-              <w:rPr>
-                <w:b w:val="1"/>
-                <w:bCs w:val="1"/>
-                <w:sz w:val="16"/>
-                <w:szCs w:val="16"/>
-              </w:rPr>
-            </w:pPr>
-            <w:r>
-              <w:rPr>
-                <w:b w:val="1"/>
-                <w:bCs w:val="1"/>
-                <w:sz w:val="16"/>
-                <w:szCs w:val="16"/>
-                <w:rtl w:val="0"/>
-              </w:rPr>
-              <w:t xml:space="preserve">S 17</w:t>
-            </w:r>
-          </w:p>
-        </w:tc>
-        <w:tc>
-          <w:tcPr/>
-          <w:p>
-            <w:pPr>
-              <w:spacing w:line="360" w:lineRule="auto"/>
-              <w:jc w:val="center"/>
-              <w:rPr>
-                <w:b w:val="1"/>
-                <w:bCs w:val="1"/>
-                <w:sz w:val="16"/>
-                <w:szCs w:val="16"/>
-              </w:rPr>
-            </w:pPr>
-            <w:r>
-              <w:rPr>
-                <w:b w:val="1"/>
-                <w:bCs w:val="1"/>
-                <w:sz w:val="16"/>
-                <w:szCs w:val="16"/>
-                <w:rtl w:val="0"/>
-              </w:rPr>
-              <w:t xml:space="preserve">S 18</w:t>
-            </w:r>
-          </w:p>
-        </w:tc>
-      </w:tr>
-      <w:tr>
-        <w:trPr>
-          <w:cantSplit w:val="0"/>
-          <w:trHeight w:val="294" w:hRule="atLeast"/>
-          <w:tblHeader w:val="0"/>
-        </w:trPr>
-        <w:tc>
-          <w:tcPr/>
-          <w:p>
-            <w:pPr>
-              <w:spacing w:line="360" w:lineRule="auto"/>
-              <w:jc w:val="both"/>
-              <w:rPr>
-                <w:b w:val="1"/>
-                <w:bCs w:val="1"/>
-                <w:sz w:val="16"/>
-                <w:szCs w:val="16"/>
-              </w:rPr>
-            </w:pPr>
-            <w:r>
-              <w:rPr>
-                <w:rFonts w:ascii="Calibri" w:cs="Calibri" w:eastAsia="Calibri" w:hAnsi="Calibri"/>
-                <w:i w:val="1"/>
-                <w:iCs w:val="1"/>
-                <w:color w:val="548dd4"/>
-                <w:sz w:val="16"/>
-                <w:szCs w:val="16"/>
-                <w:rtl w:val="0"/>
-              </w:rPr>
-              <w:t xml:space="preserve">Describe actividades del punto anterior</w:t>
-            </w:r>
-            <w:r>
-              <w:rPr>
-                <w:rtl w:val="0"/>
-              </w:rPr>
-            </w:r>
-          </w:p>
-        </w:tc>
-        <w:tc>
-          <w:tcPr/>
-          <w:p>
-            <w:pPr>
-              <w:spacing w:line="360" w:lineRule="auto"/>
-              <w:jc w:val="both"/>
-              <w:rPr>
-                <w:b w:val="1"/>
-                <w:bCs w:val="1"/>
-                <w:sz w:val="16"/>
-                <w:szCs w:val="16"/>
-              </w:rPr>
-            </w:pPr>
-            <w:r>
-              <w:rPr>
-                <w:rtl w:val="0"/>
-              </w:rPr>
-            </w:r>
-          </w:p>
-        </w:tc>
-        <w:tc>
-          <w:tcPr/>
-          <w:p>
-            <w:pPr>
-              <w:spacing w:line="360" w:lineRule="auto"/>
-              <w:jc w:val="both"/>
-              <w:rPr>
-                <w:b w:val="1"/>
-                <w:bCs w:val="1"/>
-                <w:sz w:val="16"/>
-                <w:szCs w:val="16"/>
-              </w:rPr>
-            </w:pPr>
-            <w:r>
-              <w:rPr>
-                <w:rtl w:val="0"/>
-              </w:rPr>
-            </w:r>
-          </w:p>
-        </w:tc>
-        <w:tc>
-          <w:tcPr/>
-          <w:p>
-            <w:pPr>
-              <w:spacing w:line="360" w:lineRule="auto"/>
-              <w:jc w:val="both"/>
-              <w:rPr>
-                <w:b w:val="1"/>
-                <w:bCs w:val="1"/>
-                <w:sz w:val="16"/>
-                <w:szCs w:val="16"/>
-              </w:rPr>
-            </w:pPr>
-            <w:r>
-              <w:rPr>
-                <w:rtl w:val="0"/>
-              </w:rPr>
-            </w:r>
-          </w:p>
-        </w:tc>
-        <w:tc>
-          <w:tcPr/>
-          <w:p>
-            <w:pPr>
-              <w:spacing w:line="360" w:lineRule="auto"/>
-              <w:jc w:val="both"/>
-              <w:rPr>
-                <w:b w:val="1"/>
-                <w:bCs w:val="1"/>
-                <w:sz w:val="16"/>
-                <w:szCs w:val="16"/>
-              </w:rPr>
-            </w:pPr>
-            <w:r>
-              <w:rPr>
-                <w:rtl w:val="0"/>
-              </w:rPr>
-            </w:r>
-          </w:p>
-        </w:tc>
-        <w:tc>
-          <w:tcPr/>
-          <w:p>
-            <w:pPr>
-              <w:spacing w:line="360" w:lineRule="auto"/>
-              <w:jc w:val="both"/>
-              <w:rPr>
-                <w:b w:val="1"/>
-                <w:bCs w:val="1"/>
-                <w:sz w:val="16"/>
-                <w:szCs w:val="16"/>
-              </w:rPr>
-            </w:pPr>
-            <w:r>
-              <w:rPr>
-                <w:rtl w:val="0"/>
-              </w:rPr>
-            </w:r>
-          </w:p>
-        </w:tc>
-        <w:tc>
-          <w:tcPr/>
-          <w:p>
-            <w:pPr>
-              <w:spacing w:line="360" w:lineRule="auto"/>
-              <w:jc w:val="both"/>
-              <w:rPr>
-                <w:b w:val="1"/>
-                <w:bCs w:val="1"/>
-                <w:sz w:val="16"/>
-                <w:szCs w:val="16"/>
-              </w:rPr>
-            </w:pPr>
-            <w:r>
-              <w:rPr>
-                <w:rtl w:val="0"/>
-              </w:rPr>
-            </w:r>
-          </w:p>
-        </w:tc>
-        <w:tc>
-          <w:tcPr/>
-          <w:p>
-            <w:pPr>
-              <w:spacing w:line="360" w:lineRule="auto"/>
-              <w:jc w:val="both"/>
-              <w:rPr>
-                <w:b w:val="1"/>
-                <w:bCs w:val="1"/>
-                <w:sz w:val="16"/>
-                <w:szCs w:val="16"/>
-              </w:rPr>
-            </w:pPr>
-            <w:r>
-              <w:rPr>
-                <w:rtl w:val="0"/>
-              </w:rPr>
-            </w:r>
-          </w:p>
-        </w:tc>
-        <w:tc>
-          <w:tcPr/>
-          <w:p>
-            <w:pPr>
-              <w:spacing w:line="360" w:lineRule="auto"/>
-              <w:jc w:val="both"/>
-              <w:rPr>
-                <w:b w:val="1"/>
-                <w:bCs w:val="1"/>
-                <w:sz w:val="16"/>
-                <w:szCs w:val="16"/>
-              </w:rPr>
-            </w:pPr>
-            <w:r>
-              <w:rPr>
-                <w:rtl w:val="0"/>
-              </w:rPr>
-            </w:r>
-          </w:p>
-        </w:tc>
-        <w:tc>
-          <w:tcPr/>
-          <w:p>
-            <w:pPr>
-              <w:spacing w:line="360" w:lineRule="auto"/>
-              <w:jc w:val="both"/>
-              <w:rPr>
-                <w:b w:val="1"/>
-                <w:bCs w:val="1"/>
-                <w:sz w:val="16"/>
-                <w:szCs w:val="16"/>
-              </w:rPr>
-            </w:pPr>
-            <w:r>
-              <w:rPr>
-                <w:rtl w:val="0"/>
-              </w:rPr>
-            </w:r>
-          </w:p>
-        </w:tc>
-        <w:tc>
-          <w:tcPr/>
-          <w:p>
-            <w:pPr>
-              <w:spacing w:line="360" w:lineRule="auto"/>
-              <w:jc w:val="both"/>
-              <w:rPr>
-                <w:b w:val="1"/>
-                <w:bCs w:val="1"/>
-                <w:sz w:val="16"/>
-                <w:szCs w:val="16"/>
-              </w:rPr>
-            </w:pPr>
-            <w:r>
-              <w:rPr>
-                <w:rtl w:val="0"/>
-              </w:rPr>
-            </w:r>
-          </w:p>
-        </w:tc>
-        <w:tc>
-          <w:tcPr/>
-          <w:p>
-            <w:pPr>
-              <w:spacing w:line="360" w:lineRule="auto"/>
-              <w:jc w:val="both"/>
-              <w:rPr>
-                <w:b w:val="1"/>
-                <w:bCs w:val="1"/>
-                <w:sz w:val="16"/>
-                <w:szCs w:val="16"/>
-              </w:rPr>
-            </w:pPr>
-            <w:r>
-              <w:rPr>
-                <w:rtl w:val="0"/>
-              </w:rPr>
-            </w:r>
-          </w:p>
-        </w:tc>
-        <w:tc>
-          <w:tcPr/>
-          <w:p>
-            <w:pPr>
-              <w:spacing w:line="360" w:lineRule="auto"/>
-              <w:jc w:val="both"/>
-              <w:rPr>
-                <w:b w:val="1"/>
-                <w:bCs w:val="1"/>
-                <w:sz w:val="16"/>
-                <w:szCs w:val="16"/>
-              </w:rPr>
-            </w:pPr>
-            <w:r>
-              <w:rPr>
-                <w:rtl w:val="0"/>
-              </w:rPr>
-            </w:r>
-          </w:p>
-        </w:tc>
-        <w:tc>
-          <w:tcPr/>
-          <w:p>
-            <w:pPr>
-              <w:spacing w:line="360" w:lineRule="auto"/>
-              <w:jc w:val="both"/>
-              <w:rPr>
-                <w:b w:val="1"/>
-                <w:bCs w:val="1"/>
-                <w:sz w:val="16"/>
-                <w:szCs w:val="16"/>
-              </w:rPr>
-            </w:pPr>
-            <w:r>
-              <w:rPr>
-                <w:rtl w:val="0"/>
-              </w:rPr>
-            </w:r>
-          </w:p>
-        </w:tc>
-        <w:tc>
-          <w:tcPr/>
-          <w:p>
-            <w:pPr>
-              <w:spacing w:line="360" w:lineRule="auto"/>
-              <w:jc w:val="both"/>
-              <w:rPr>
-                <w:b w:val="1"/>
-                <w:bCs w:val="1"/>
-                <w:sz w:val="16"/>
-                <w:szCs w:val="16"/>
-              </w:rPr>
-            </w:pPr>
-            <w:r>
-              <w:rPr>
-                <w:rtl w:val="0"/>
-              </w:rPr>
-            </w:r>
-          </w:p>
-        </w:tc>
-        <w:tc>
-          <w:tcPr/>
-          <w:p>
-            <w:pPr>
-              <w:spacing w:line="360" w:lineRule="auto"/>
-              <w:jc w:val="both"/>
-              <w:rPr>
-                <w:b w:val="1"/>
-                <w:bCs w:val="1"/>
-                <w:sz w:val="16"/>
-                <w:szCs w:val="16"/>
-              </w:rPr>
-            </w:pPr>
-            <w:r>
-              <w:rPr>
-                <w:rtl w:val="0"/>
-              </w:rPr>
-            </w:r>
-          </w:p>
-        </w:tc>
-        <w:tc>
-          <w:tcPr>
-            <w:gridSpan w:val="2"/>
-          </w:tcPr>
-          <w:p>
-            <w:pPr>
-              <w:spacing w:line="360" w:lineRule="auto"/>
-              <w:jc w:val="both"/>
-              <w:rPr>
-                <w:b w:val="1"/>
-                <w:bCs w:val="1"/>
-                <w:sz w:val="16"/>
-                <w:szCs w:val="16"/>
-              </w:rPr>
-            </w:pPr>
-            <w:r>
-              <w:rPr>
-                <w:rtl w:val="0"/>
-              </w:rPr>
-            </w:r>
-          </w:p>
-        </w:tc>
-        <w:tc>
-          <w:tcPr/>
-          <w:p>
-            <w:pPr>
-              <w:spacing w:line="360" w:lineRule="auto"/>
-              <w:jc w:val="both"/>
-              <w:rPr>
-                <w:b w:val="1"/>
-                <w:bCs w:val="1"/>
-                <w:sz w:val="16"/>
-                <w:szCs w:val="16"/>
-              </w:rPr>
-            </w:pPr>
-            <w:r>
-              <w:rPr>
-                <w:rtl w:val="0"/>
-              </w:rPr>
-            </w:r>
-          </w:p>
-        </w:tc>
-        <w:tc>
-          <w:tcPr/>
-          <w:p>
-            <w:pPr>
-              <w:spacing w:line="360" w:lineRule="auto"/>
-              <w:jc w:val="both"/>
-              <w:rPr>
-                <w:b w:val="1"/>
-                <w:bCs w:val="1"/>
-                <w:sz w:val="16"/>
-                <w:szCs w:val="16"/>
-              </w:rPr>
-            </w:pPr>
-            <w:r>
-              <w:rPr>
-                <w:rtl w:val="0"/>
-              </w:rPr>
-            </w:r>
-          </w:p>
-        </w:tc>
-      </w:tr>
-      <w:tr>
-        <w:trPr>
-          <w:cantSplit w:val="0"/>
-          <w:trHeight w:val="303" w:hRule="atLeast"/>
-          <w:tblHeader w:val="0"/>
-        </w:trPr>
-        <w:tc>
-          <w:tcPr/>
-          <w:p>
-            <w:pPr>
-              <w:spacing w:line="360" w:lineRule="auto"/>
-              <w:jc w:val="both"/>
-              <w:rPr>
-                <w:b w:val="1"/>
-                <w:bCs w:val="1"/>
-                <w:sz w:val="16"/>
-                <w:szCs w:val="16"/>
-              </w:rPr>
-            </w:pPr>
-            <w:r>
-              <w:rPr>
-                <w:rtl w:val="0"/>
-              </w:rPr>
-            </w:r>
-          </w:p>
-        </w:tc>
-        <w:tc>
-          <w:tcPr/>
-          <w:p>
-            <w:pPr>
-              <w:spacing w:line="360" w:lineRule="auto"/>
-              <w:jc w:val="both"/>
-              <w:rPr>
-                <w:b w:val="1"/>
-                <w:bCs w:val="1"/>
-                <w:sz w:val="16"/>
-                <w:szCs w:val="16"/>
-              </w:rPr>
-            </w:pPr>
-            <w:r>
-              <w:rPr>
-                <w:rtl w:val="0"/>
-              </w:rPr>
-            </w:r>
-          </w:p>
-        </w:tc>
-        <w:tc>
-          <w:tcPr/>
-          <w:p>
-            <w:pPr>
-              <w:spacing w:line="360" w:lineRule="auto"/>
-              <w:jc w:val="both"/>
-              <w:rPr>
-                <w:b w:val="1"/>
-                <w:bCs w:val="1"/>
-                <w:sz w:val="16"/>
-                <w:szCs w:val="16"/>
-              </w:rPr>
-            </w:pPr>
-            <w:r>
-              <w:rPr>
-                <w:rtl w:val="0"/>
-              </w:rPr>
-            </w:r>
-          </w:p>
-        </w:tc>
-        <w:tc>
-          <w:tcPr/>
-          <w:p>
-            <w:pPr>
-              <w:spacing w:line="360" w:lineRule="auto"/>
-              <w:jc w:val="both"/>
-              <w:rPr>
-                <w:b w:val="1"/>
-                <w:bCs w:val="1"/>
-                <w:sz w:val="16"/>
-                <w:szCs w:val="16"/>
-              </w:rPr>
-            </w:pPr>
-            <w:r>
-              <w:rPr>
-                <w:rtl w:val="0"/>
-              </w:rPr>
-            </w:r>
-          </w:p>
-        </w:tc>
-        <w:tc>
-          <w:tcPr/>
-          <w:p>
-            <w:pPr>
-              <w:spacing w:line="360" w:lineRule="auto"/>
-              <w:jc w:val="both"/>
-              <w:rPr>
-                <w:b w:val="1"/>
-                <w:bCs w:val="1"/>
-                <w:sz w:val="16"/>
-                <w:szCs w:val="16"/>
-              </w:rPr>
-            </w:pPr>
-            <w:r>
-              <w:rPr>
-                <w:rtl w:val="0"/>
-              </w:rPr>
-            </w:r>
-          </w:p>
-        </w:tc>
-        <w:tc>
-          <w:tcPr/>
-          <w:p>
-            <w:pPr>
-              <w:spacing w:line="360" w:lineRule="auto"/>
-              <w:jc w:val="both"/>
-              <w:rPr>
-                <w:b w:val="1"/>
-                <w:bCs w:val="1"/>
-                <w:sz w:val="16"/>
-                <w:szCs w:val="16"/>
-              </w:rPr>
-            </w:pPr>
-            <w:r>
-              <w:rPr>
-                <w:rtl w:val="0"/>
-              </w:rPr>
-            </w:r>
-          </w:p>
-        </w:tc>
-        <w:tc>
-          <w:tcPr/>
-          <w:p>
-            <w:pPr>
-              <w:spacing w:line="360" w:lineRule="auto"/>
-              <w:jc w:val="both"/>
-              <w:rPr>
-                <w:b w:val="1"/>
-                <w:bCs w:val="1"/>
-                <w:sz w:val="16"/>
-                <w:szCs w:val="16"/>
-              </w:rPr>
-            </w:pPr>
-            <w:r>
-              <w:rPr>
-                <w:rtl w:val="0"/>
-              </w:rPr>
-            </w:r>
-          </w:p>
-        </w:tc>
-        <w:tc>
-          <w:tcPr/>
-          <w:p>
-            <w:pPr>
-              <w:spacing w:line="360" w:lineRule="auto"/>
-              <w:jc w:val="both"/>
-              <w:rPr>
-                <w:b w:val="1"/>
-                <w:bCs w:val="1"/>
-                <w:sz w:val="16"/>
-                <w:szCs w:val="16"/>
-              </w:rPr>
-            </w:pPr>
-            <w:r>
-              <w:rPr>
-                <w:rtl w:val="0"/>
-              </w:rPr>
-            </w:r>
-          </w:p>
-        </w:tc>
-        <w:tc>
-          <w:tcPr/>
-          <w:p>
-            <w:pPr>
-              <w:spacing w:line="360" w:lineRule="auto"/>
-              <w:jc w:val="both"/>
-              <w:rPr>
-                <w:b w:val="1"/>
-                <w:bCs w:val="1"/>
-                <w:sz w:val="16"/>
-                <w:szCs w:val="16"/>
-              </w:rPr>
-            </w:pPr>
-            <w:r>
-              <w:rPr>
-                <w:rtl w:val="0"/>
-              </w:rPr>
-            </w:r>
-          </w:p>
-        </w:tc>
-        <w:tc>
-          <w:tcPr/>
-          <w:p>
-            <w:pPr>
-              <w:spacing w:line="360" w:lineRule="auto"/>
-              <w:jc w:val="both"/>
-              <w:rPr>
-                <w:b w:val="1"/>
-                <w:bCs w:val="1"/>
-                <w:sz w:val="16"/>
-                <w:szCs w:val="16"/>
-              </w:rPr>
-            </w:pPr>
-            <w:r>
-              <w:rPr>
-                <w:rtl w:val="0"/>
-              </w:rPr>
-            </w:r>
-          </w:p>
-        </w:tc>
-        <w:tc>
-          <w:tcPr/>
-          <w:p>
-            <w:pPr>
-              <w:spacing w:line="360" w:lineRule="auto"/>
-              <w:jc w:val="both"/>
-              <w:rPr>
-                <w:b w:val="1"/>
-                <w:bCs w:val="1"/>
-                <w:sz w:val="16"/>
-                <w:szCs w:val="16"/>
-              </w:rPr>
-            </w:pPr>
-            <w:r>
-              <w:rPr>
-                <w:rtl w:val="0"/>
-              </w:rPr>
-            </w:r>
-          </w:p>
-        </w:tc>
-        <w:tc>
-          <w:tcPr/>
-          <w:p>
-            <w:pPr>
-              <w:spacing w:line="360" w:lineRule="auto"/>
-              <w:jc w:val="both"/>
-              <w:rPr>
-                <w:b w:val="1"/>
-                <w:bCs w:val="1"/>
-                <w:sz w:val="16"/>
-                <w:szCs w:val="16"/>
-              </w:rPr>
-            </w:pPr>
-            <w:r>
-              <w:rPr>
-                <w:rtl w:val="0"/>
-              </w:rPr>
-            </w:r>
-          </w:p>
-        </w:tc>
-        <w:tc>
-          <w:tcPr/>
-          <w:p>
-            <w:pPr>
-              <w:spacing w:line="360" w:lineRule="auto"/>
-              <w:jc w:val="both"/>
-              <w:rPr>
-                <w:b w:val="1"/>
-                <w:bCs w:val="1"/>
-                <w:sz w:val="16"/>
-                <w:szCs w:val="16"/>
-              </w:rPr>
-            </w:pPr>
-            <w:r>
-              <w:rPr>
-                <w:rtl w:val="0"/>
-              </w:rPr>
-            </w:r>
-          </w:p>
-        </w:tc>
-        <w:tc>
-          <w:tcPr/>
-          <w:p>
-            <w:pPr>
-              <w:spacing w:line="360" w:lineRule="auto"/>
-              <w:jc w:val="both"/>
-              <w:rPr>
-                <w:b w:val="1"/>
-                <w:bCs w:val="1"/>
-                <w:sz w:val="16"/>
-                <w:szCs w:val="16"/>
-              </w:rPr>
-            </w:pPr>
-            <w:r>
-              <w:rPr>
-                <w:rtl w:val="0"/>
-              </w:rPr>
-            </w:r>
-          </w:p>
-        </w:tc>
-        <w:tc>
-          <w:tcPr/>
-          <w:p>
-            <w:pPr>
-              <w:spacing w:line="360" w:lineRule="auto"/>
-              <w:jc w:val="both"/>
-              <w:rPr>
-                <w:b w:val="1"/>
-                <w:bCs w:val="1"/>
-                <w:sz w:val="16"/>
-                <w:szCs w:val="16"/>
-              </w:rPr>
-            </w:pPr>
-            <w:r>
-              <w:rPr>
-                <w:rtl w:val="0"/>
-              </w:rPr>
-            </w:r>
-          </w:p>
-        </w:tc>
-        <w:tc>
-          <w:tcPr/>
-          <w:p>
-            <w:pPr>
-              <w:spacing w:line="360" w:lineRule="auto"/>
-              <w:jc w:val="both"/>
-              <w:rPr>
-                <w:b w:val="1"/>
-                <w:bCs w:val="1"/>
-                <w:sz w:val="16"/>
-                <w:szCs w:val="16"/>
-              </w:rPr>
-            </w:pPr>
-            <w:r>
-              <w:rPr>
-                <w:rtl w:val="0"/>
-              </w:rPr>
-            </w:r>
-          </w:p>
-        </w:tc>
-        <w:tc>
-          <w:tcPr>
-            <w:gridSpan w:val="2"/>
-          </w:tcPr>
-          <w:p>
-            <w:pPr>
-              <w:spacing w:line="360" w:lineRule="auto"/>
-              <w:jc w:val="both"/>
-              <w:rPr>
-                <w:b w:val="1"/>
-                <w:bCs w:val="1"/>
-                <w:sz w:val="16"/>
-                <w:szCs w:val="16"/>
-              </w:rPr>
-            </w:pPr>
-            <w:r>
-              <w:rPr>
-                <w:rtl w:val="0"/>
-              </w:rPr>
-            </w:r>
-          </w:p>
-        </w:tc>
-        <w:tc>
-          <w:tcPr/>
-          <w:p>
-            <w:pPr>
-              <w:spacing w:line="360" w:lineRule="auto"/>
-              <w:jc w:val="both"/>
-              <w:rPr>
-                <w:b w:val="1"/>
-                <w:bCs w:val="1"/>
-                <w:sz w:val="16"/>
-                <w:szCs w:val="16"/>
-              </w:rPr>
-            </w:pPr>
-            <w:r>
-              <w:rPr>
-                <w:rtl w:val="0"/>
-              </w:rPr>
-            </w:r>
-          </w:p>
-        </w:tc>
-        <w:tc>
-          <w:tcPr/>
-          <w:p>
-            <w:pPr>
-              <w:spacing w:line="360" w:lineRule="auto"/>
-              <w:jc w:val="both"/>
-              <w:rPr>
-                <w:b w:val="1"/>
-                <w:bCs w:val="1"/>
-                <w:sz w:val="16"/>
-                <w:szCs w:val="16"/>
-              </w:rPr>
-            </w:pPr>
-            <w:r>
-              <w:rPr>
-                <w:rtl w:val="0"/>
-              </w:rPr>
-            </w:r>
-          </w:p>
-        </w:tc>
-      </w:tr>
-      <w:tr>
-        <w:trPr>
-          <w:cantSplit w:val="0"/>
-          <w:trHeight w:val="294" w:hRule="atLeast"/>
-          <w:tblHeader w:val="0"/>
-        </w:trPr>
-        <w:tc>
-          <w:tcPr/>
-          <w:p>
-            <w:pPr>
-              <w:spacing w:line="360" w:lineRule="auto"/>
-              <w:jc w:val="both"/>
-              <w:rPr>
-                <w:b w:val="1"/>
-                <w:bCs w:val="1"/>
-                <w:sz w:val="16"/>
-                <w:szCs w:val="16"/>
-              </w:rPr>
-            </w:pPr>
-            <w:r>
-              <w:rPr>
-                <w:rtl w:val="0"/>
-              </w:rPr>
-            </w:r>
-          </w:p>
-        </w:tc>
-        <w:tc>
-          <w:tcPr/>
-          <w:p>
-            <w:pPr>
-              <w:spacing w:line="360" w:lineRule="auto"/>
-              <w:jc w:val="both"/>
-              <w:rPr>
-                <w:b w:val="1"/>
-                <w:bCs w:val="1"/>
-                <w:sz w:val="16"/>
-                <w:szCs w:val="16"/>
-              </w:rPr>
-            </w:pPr>
-            <w:r>
-              <w:rPr>
-                <w:rtl w:val="0"/>
-              </w:rPr>
-            </w:r>
-          </w:p>
-        </w:tc>
-        <w:tc>
-          <w:tcPr/>
-          <w:p>
-            <w:pPr>
-              <w:spacing w:line="360" w:lineRule="auto"/>
-              <w:jc w:val="both"/>
-              <w:rPr>
-                <w:b w:val="1"/>
-                <w:bCs w:val="1"/>
-                <w:sz w:val="16"/>
-                <w:szCs w:val="16"/>
-              </w:rPr>
-            </w:pPr>
-            <w:r>
-              <w:rPr>
-                <w:rtl w:val="0"/>
-              </w:rPr>
-            </w:r>
-          </w:p>
-        </w:tc>
-        <w:tc>
-          <w:tcPr/>
-          <w:p>
-            <w:pPr>
-              <w:spacing w:line="360" w:lineRule="auto"/>
-              <w:jc w:val="both"/>
-              <w:rPr>
-                <w:b w:val="1"/>
-                <w:bCs w:val="1"/>
-                <w:sz w:val="16"/>
-                <w:szCs w:val="16"/>
-              </w:rPr>
-            </w:pPr>
-            <w:r>
-              <w:rPr>
-                <w:rtl w:val="0"/>
-              </w:rPr>
-            </w:r>
-          </w:p>
-        </w:tc>
-        <w:tc>
-          <w:tcPr/>
-          <w:p>
-            <w:pPr>
-              <w:spacing w:line="360" w:lineRule="auto"/>
-              <w:jc w:val="both"/>
-              <w:rPr>
-                <w:b w:val="1"/>
-                <w:bCs w:val="1"/>
-                <w:sz w:val="16"/>
-                <w:szCs w:val="16"/>
-              </w:rPr>
-            </w:pPr>
-            <w:r>
-              <w:rPr>
-                <w:rtl w:val="0"/>
-              </w:rPr>
-            </w:r>
-          </w:p>
-        </w:tc>
-        <w:tc>
-          <w:tcPr/>
-          <w:p>
-            <w:pPr>
-              <w:spacing w:line="360" w:lineRule="auto"/>
-              <w:jc w:val="both"/>
-              <w:rPr>
-                <w:b w:val="1"/>
-                <w:bCs w:val="1"/>
-                <w:sz w:val="16"/>
-                <w:szCs w:val="16"/>
-              </w:rPr>
-            </w:pPr>
-            <w:r>
-              <w:rPr>
-                <w:rtl w:val="0"/>
-              </w:rPr>
-            </w:r>
-          </w:p>
-        </w:tc>
-        <w:tc>
-          <w:tcPr/>
-          <w:p>
-            <w:pPr>
-              <w:spacing w:line="360" w:lineRule="auto"/>
-              <w:jc w:val="both"/>
-              <w:rPr>
-                <w:b w:val="1"/>
-                <w:bCs w:val="1"/>
-                <w:sz w:val="16"/>
-                <w:szCs w:val="16"/>
-              </w:rPr>
-            </w:pPr>
-            <w:r>
-              <w:rPr>
-                <w:rtl w:val="0"/>
-              </w:rPr>
-            </w:r>
-          </w:p>
-        </w:tc>
-        <w:tc>
-          <w:tcPr/>
-          <w:p>
-            <w:pPr>
-              <w:spacing w:line="360" w:lineRule="auto"/>
-              <w:jc w:val="both"/>
-              <w:rPr>
-                <w:b w:val="1"/>
-                <w:bCs w:val="1"/>
-                <w:sz w:val="16"/>
-                <w:szCs w:val="16"/>
-              </w:rPr>
-            </w:pPr>
-            <w:r>
-              <w:rPr>
-                <w:rtl w:val="0"/>
-              </w:rPr>
-            </w:r>
-          </w:p>
-        </w:tc>
-        <w:tc>
-          <w:tcPr/>
-          <w:p>
-            <w:pPr>
-              <w:spacing w:line="360" w:lineRule="auto"/>
-              <w:jc w:val="both"/>
-              <w:rPr>
-                <w:b w:val="1"/>
-                <w:bCs w:val="1"/>
-                <w:sz w:val="16"/>
-                <w:szCs w:val="16"/>
-              </w:rPr>
-            </w:pPr>
-            <w:r>
-              <w:rPr>
-                <w:rtl w:val="0"/>
-              </w:rPr>
-            </w:r>
-          </w:p>
-        </w:tc>
-        <w:tc>
-          <w:tcPr/>
-          <w:p>
-            <w:pPr>
-              <w:spacing w:line="360" w:lineRule="auto"/>
-              <w:jc w:val="both"/>
-              <w:rPr>
-                <w:b w:val="1"/>
-                <w:bCs w:val="1"/>
-                <w:sz w:val="16"/>
-                <w:szCs w:val="16"/>
-              </w:rPr>
-            </w:pPr>
-            <w:r>
-              <w:rPr>
-                <w:rtl w:val="0"/>
-              </w:rPr>
-            </w:r>
-          </w:p>
-        </w:tc>
-        <w:tc>
-          <w:tcPr/>
-          <w:p>
-            <w:pPr>
-              <w:spacing w:line="360" w:lineRule="auto"/>
-              <w:jc w:val="both"/>
-              <w:rPr>
-                <w:b w:val="1"/>
-                <w:bCs w:val="1"/>
-                <w:sz w:val="16"/>
-                <w:szCs w:val="16"/>
-              </w:rPr>
-            </w:pPr>
-            <w:r>
-              <w:rPr>
-                <w:rtl w:val="0"/>
-              </w:rPr>
-            </w:r>
-          </w:p>
-        </w:tc>
-        <w:tc>
-          <w:tcPr/>
-          <w:p>
-            <w:pPr>
-              <w:spacing w:line="360" w:lineRule="auto"/>
-              <w:jc w:val="both"/>
-              <w:rPr>
-                <w:b w:val="1"/>
-                <w:bCs w:val="1"/>
-                <w:sz w:val="16"/>
-                <w:szCs w:val="16"/>
-              </w:rPr>
-            </w:pPr>
-            <w:r>
-              <w:rPr>
-                <w:rtl w:val="0"/>
-              </w:rPr>
-            </w:r>
-          </w:p>
-        </w:tc>
-        <w:tc>
-          <w:tcPr/>
-          <w:p>
-            <w:pPr>
-              <w:spacing w:line="360" w:lineRule="auto"/>
-              <w:jc w:val="both"/>
-              <w:rPr>
-                <w:b w:val="1"/>
-                <w:bCs w:val="1"/>
-                <w:sz w:val="16"/>
-                <w:szCs w:val="16"/>
-              </w:rPr>
-            </w:pPr>
-            <w:r>
-              <w:rPr>
-                <w:rtl w:val="0"/>
-              </w:rPr>
-            </w:r>
-          </w:p>
-        </w:tc>
-        <w:tc>
-          <w:tcPr/>
-          <w:p>
-            <w:pPr>
-              <w:spacing w:line="360" w:lineRule="auto"/>
-              <w:jc w:val="both"/>
-              <w:rPr>
-                <w:b w:val="1"/>
-                <w:bCs w:val="1"/>
-                <w:sz w:val="16"/>
-                <w:szCs w:val="16"/>
-              </w:rPr>
-            </w:pPr>
-            <w:r>
-              <w:rPr>
-                <w:rtl w:val="0"/>
-              </w:rPr>
-            </w:r>
-          </w:p>
-        </w:tc>
-        <w:tc>
-          <w:tcPr/>
-          <w:p>
-            <w:pPr>
-              <w:spacing w:line="360" w:lineRule="auto"/>
-              <w:jc w:val="both"/>
-              <w:rPr>
-                <w:b w:val="1"/>
-                <w:bCs w:val="1"/>
-                <w:sz w:val="16"/>
-                <w:szCs w:val="16"/>
-              </w:rPr>
-            </w:pPr>
-            <w:r>
-              <w:rPr>
-                <w:rtl w:val="0"/>
-              </w:rPr>
-            </w:r>
-          </w:p>
-        </w:tc>
-        <w:tc>
-          <w:tcPr/>
-          <w:p>
-            <w:pPr>
-              <w:spacing w:line="360" w:lineRule="auto"/>
-              <w:jc w:val="both"/>
-              <w:rPr>
-                <w:b w:val="1"/>
-                <w:bCs w:val="1"/>
-                <w:sz w:val="16"/>
-                <w:szCs w:val="16"/>
-              </w:rPr>
-            </w:pPr>
-            <w:r>
-              <w:rPr>
-                <w:rtl w:val="0"/>
-              </w:rPr>
-            </w:r>
-          </w:p>
-        </w:tc>
-        <w:tc>
-          <w:tcPr>
-            <w:gridSpan w:val="2"/>
-          </w:tcPr>
-          <w:p>
-            <w:pPr>
-              <w:spacing w:line="360" w:lineRule="auto"/>
-              <w:jc w:val="both"/>
-              <w:rPr>
-                <w:b w:val="1"/>
-                <w:bCs w:val="1"/>
-                <w:sz w:val="16"/>
-                <w:szCs w:val="16"/>
-              </w:rPr>
-            </w:pPr>
-            <w:r>
-              <w:rPr>
-                <w:rtl w:val="0"/>
-              </w:rPr>
-            </w:r>
-          </w:p>
-        </w:tc>
-        <w:tc>
-          <w:tcPr/>
-          <w:p>
-            <w:pPr>
-              <w:spacing w:line="360" w:lineRule="auto"/>
-              <w:jc w:val="both"/>
-              <w:rPr>
-                <w:b w:val="1"/>
-                <w:bCs w:val="1"/>
-                <w:sz w:val="16"/>
-                <w:szCs w:val="16"/>
-              </w:rPr>
-            </w:pPr>
-            <w:r>
-              <w:rPr>
-                <w:rtl w:val="0"/>
-              </w:rPr>
-            </w:r>
-          </w:p>
-        </w:tc>
-        <w:tc>
-          <w:tcPr/>
-          <w:p>
-            <w:pPr>
-              <w:spacing w:line="360" w:lineRule="auto"/>
-              <w:jc w:val="both"/>
-              <w:rPr>
-                <w:b w:val="1"/>
-                <w:bCs w:val="1"/>
-                <w:sz w:val="16"/>
-                <w:szCs w:val="16"/>
-              </w:rPr>
-            </w:pPr>
-            <w:r>
-              <w:rPr>
-                <w:rtl w:val="0"/>
-              </w:rPr>
-            </w:r>
-          </w:p>
-        </w:tc>
-      </w:tr>
-    </w:tbl>
-    <w:p>
-      <w:pPr>
-        <w:rPr/>
-      </w:pPr>
-      <w:r>
-        <w:rPr>
-          <w:rtl w:val="0"/>
-        </w:rPr>
+        <w:drawing>
+          <wp:anchor allowOverlap="1" behindDoc="0" distB="114300" distT="114300" distL="114300" distR="114300" hidden="0" layoutInCell="1" locked="0" relativeHeight="0" simplePos="0">
+            <wp:simplePos x="0" y="0"/>
+            <wp:positionH relativeFrom="column">
+              <wp:posOffset>-824384</wp:posOffset>
+            </wp:positionH>
+            <wp:positionV relativeFrom="paragraph">
+              <wp:posOffset>352425</wp:posOffset>
+            </wp:positionV>
+            <wp:extent cx="7048425" cy="6213457"/>
+            <wp:effectExtent b="0" l="0" r="0" t="0"/>
+            <wp:wrapSquare wrapText="bothSides" distB="114300" distT="114300" distL="114300" distR="114300"/>
+            <wp:docPr id="49" name="image2.png"/>
+            <a:graphic>
+              <a:graphicData uri="http://schemas.openxmlformats.org/drawingml/2006/picture">
+                <pic:pic>
+                  <pic:nvPicPr>
+                    <pic:cNvPr id="0" name="image2.png"/>
+                    <pic:cNvPicPr preferRelativeResize="0"/>
+                  </pic:nvPicPr>
+                  <pic:blipFill>
+                    <a:blip r:embed="rId11"/>
+                    <a:srcRect b="0" l="0" r="0" t="0"/>
+                    <a:stretch>
+                      <a:fillRect/>
+                    </a:stretch>
+                  </pic:blipFill>
+                  <pic:spPr>
+                    <a:xfrm>
+                      <a:off x="0" y="0"/>
+                      <a:ext cx="7048425" cy="6213457"/>
+                    </a:xfrm>
+                    <a:prstGeom prst="rect"/>
+                    <a:ln/>
+                  </pic:spPr>
+                </pic:pic>
+              </a:graphicData>
+            </a:graphic>
+          </wp:anchor>
+        </w:drawing>
       </w:r>
     </w:p>
     <w:sectPr>
-      <w:headerReference r:id="rId11" w:type="default"/>
+      <w:headerReference r:id="rId12" w:type="default"/>
       <w:pgSz w:h="16838" w:w="11906" w:orient="portrait"/>
       <w:pgMar w:bottom="1417" w:top="1417" w:left="1701" w:right="1701" w:header="708" w:footer="708"/>
       <w:pgNumType w:start="1"/>
@@ -7900,7 +8063,7 @@
   </w:p>
   <w:tbl>
     <w:tblPr>
-      <w:tblStyle w:val="Table19"/>
+      <w:tblStyle w:val="Table18"/>
       <w:tblW w:w="9923.0" w:type="dxa"/>
       <w:jc w:val="left"/>
       <w:tblInd w:w="-709.0" w:type="dxa"/>
@@ -8017,7 +8180,7 @@
               <wp:inline distB="0" distT="0" distL="0" distR="0">
                 <wp:extent cx="1996440" cy="428625"/>
                 <wp:effectExtent b="0" l="0" r="0" t="0"/>
-                <wp:docPr descr="http://www.duoc.cl/normasgraficas/normasgraficas/marca-duoc/6logo-fondo-transparente/fondo-transparente.png" id="49" name="image1.png"/>
+                <wp:docPr descr="http://www.duoc.cl/normasgraficas/normasgraficas/marca-duoc/6logo-fondo-transparente/fondo-transparente.png" id="50" name="image1.png"/>
                 <a:graphic>
                   <a:graphicData uri="http://schemas.openxmlformats.org/drawingml/2006/picture">
                     <pic:pic>
@@ -8201,12 +8364,14 @@
     <w:lvl w:ilvl="0">
       <w:start w:val="1"/>
       <w:numFmt w:val="decimal"/>
-      <w:lvlText w:val="(%1)"/>
+      <w:lvlText w:val="%1."/>
       <w:lvlJc w:val="left"/>
       <w:pPr>
         <w:ind w:left="720" w:hanging="360"/>
       </w:pPr>
-      <w:rPr/>
+      <w:rPr>
+        <w:u w:val="none"/>
+      </w:rPr>
     </w:lvl>
     <w:lvl w:ilvl="1">
       <w:start w:val="1"/>
@@ -8216,7 +8381,9 @@
       <w:pPr>
         <w:ind w:left="1440" w:hanging="360"/>
       </w:pPr>
-      <w:rPr/>
+      <w:rPr>
+        <w:u w:val="none"/>
+      </w:rPr>
     </w:lvl>
     <w:lvl w:ilvl="2">
       <w:start w:val="1"/>
@@ -8224,9 +8391,11 @@
       <w:lvlText w:val="%3."/>
       <w:lvlJc w:val="right"/>
       <w:pPr>
-        <w:ind w:left="2160" w:hanging="180"/>
+        <w:ind w:left="2160" w:hanging="360"/>
       </w:pPr>
-      <w:rPr/>
+      <w:rPr>
+        <w:u w:val="none"/>
+      </w:rPr>
     </w:lvl>
     <w:lvl w:ilvl="3">
       <w:start w:val="1"/>
@@ -8236,7 +8405,9 @@
       <w:pPr>
         <w:ind w:left="2880" w:hanging="360"/>
       </w:pPr>
-      <w:rPr/>
+      <w:rPr>
+        <w:u w:val="none"/>
+      </w:rPr>
     </w:lvl>
     <w:lvl w:ilvl="4">
       <w:start w:val="1"/>
@@ -8246,7 +8417,9 @@
       <w:pPr>
         <w:ind w:left="3600" w:hanging="360"/>
       </w:pPr>
-      <w:rPr/>
+      <w:rPr>
+        <w:u w:val="none"/>
+      </w:rPr>
     </w:lvl>
     <w:lvl w:ilvl="5">
       <w:start w:val="1"/>
@@ -8254,9 +8427,11 @@
       <w:lvlText w:val="%6."/>
       <w:lvlJc w:val="right"/>
       <w:pPr>
-        <w:ind w:left="4320" w:hanging="180"/>
+        <w:ind w:left="4320" w:hanging="360"/>
       </w:pPr>
-      <w:rPr/>
+      <w:rPr>
+        <w:u w:val="none"/>
+      </w:rPr>
     </w:lvl>
     <w:lvl w:ilvl="6">
       <w:start w:val="1"/>
@@ -8266,7 +8441,9 @@
       <w:pPr>
         <w:ind w:left="5040" w:hanging="360"/>
       </w:pPr>
-      <w:rPr/>
+      <w:rPr>
+        <w:u w:val="none"/>
+      </w:rPr>
     </w:lvl>
     <w:lvl w:ilvl="7">
       <w:start w:val="1"/>
@@ -8276,7 +8453,9 @@
       <w:pPr>
         <w:ind w:left="5760" w:hanging="360"/>
       </w:pPr>
-      <w:rPr/>
+      <w:rPr>
+        <w:u w:val="none"/>
+      </w:rPr>
     </w:lvl>
     <w:lvl w:ilvl="8">
       <w:start w:val="1"/>
@@ -8284,103 +8463,11 @@
       <w:lvlText w:val="%9."/>
       <w:lvlJc w:val="right"/>
       <w:pPr>
-        <w:ind w:left="6480" w:hanging="180"/>
-      </w:pPr>
-      <w:rPr/>
-    </w:lvl>
-  </w:abstractNum>
-  <w:abstractNum w:abstractNumId="3">
-    <w:lvl w:ilvl="0">
-      <w:start w:val="1"/>
-      <w:numFmt w:val="bullet"/>
-      <w:lvlText w:val="●"/>
-      <w:lvlJc w:val="left"/>
-      <w:pPr>
-        <w:ind w:left="1080" w:hanging="360"/>
+        <w:ind w:left="6480" w:hanging="360"/>
       </w:pPr>
       <w:rPr>
-        <w:rFonts w:ascii="Noto Sans Symbols" w:cs="Noto Sans Symbols" w:eastAsia="Noto Sans Symbols" w:hAnsi="Noto Sans Symbols"/>
+        <w:u w:val="none"/>
       </w:rPr>
-    </w:lvl>
-    <w:lvl w:ilvl="1">
-      <w:start w:val="1"/>
-      <w:numFmt w:val="lowerLetter"/>
-      <w:lvlText w:val="%2."/>
-      <w:lvlJc w:val="left"/>
-      <w:pPr>
-        <w:ind w:left="1800" w:hanging="360"/>
-      </w:pPr>
-      <w:rPr/>
-    </w:lvl>
-    <w:lvl w:ilvl="2">
-      <w:start w:val="1"/>
-      <w:numFmt w:val="lowerRoman"/>
-      <w:lvlText w:val="%3."/>
-      <w:lvlJc w:val="right"/>
-      <w:pPr>
-        <w:ind w:left="2520" w:hanging="180"/>
-      </w:pPr>
-      <w:rPr/>
-    </w:lvl>
-    <w:lvl w:ilvl="3">
-      <w:start w:val="1"/>
-      <w:numFmt w:val="decimal"/>
-      <w:lvlText w:val="%4."/>
-      <w:lvlJc w:val="left"/>
-      <w:pPr>
-        <w:ind w:left="3240" w:hanging="360"/>
-      </w:pPr>
-      <w:rPr/>
-    </w:lvl>
-    <w:lvl w:ilvl="4">
-      <w:start w:val="1"/>
-      <w:numFmt w:val="lowerLetter"/>
-      <w:lvlText w:val="%5."/>
-      <w:lvlJc w:val="left"/>
-      <w:pPr>
-        <w:ind w:left="3960" w:hanging="360"/>
-      </w:pPr>
-      <w:rPr/>
-    </w:lvl>
-    <w:lvl w:ilvl="5">
-      <w:start w:val="1"/>
-      <w:numFmt w:val="lowerRoman"/>
-      <w:lvlText w:val="%6."/>
-      <w:lvlJc w:val="right"/>
-      <w:pPr>
-        <w:ind w:left="4680" w:hanging="180"/>
-      </w:pPr>
-      <w:rPr/>
-    </w:lvl>
-    <w:lvl w:ilvl="6">
-      <w:start w:val="1"/>
-      <w:numFmt w:val="decimal"/>
-      <w:lvlText w:val="%7."/>
-      <w:lvlJc w:val="left"/>
-      <w:pPr>
-        <w:ind w:left="5400" w:hanging="360"/>
-      </w:pPr>
-      <w:rPr/>
-    </w:lvl>
-    <w:lvl w:ilvl="7">
-      <w:start w:val="1"/>
-      <w:numFmt w:val="lowerLetter"/>
-      <w:lvlText w:val="%8."/>
-      <w:lvlJc w:val="left"/>
-      <w:pPr>
-        <w:ind w:left="6120" w:hanging="360"/>
-      </w:pPr>
-      <w:rPr/>
-    </w:lvl>
-    <w:lvl w:ilvl="8">
-      <w:start w:val="1"/>
-      <w:numFmt w:val="lowerRoman"/>
-      <w:lvlText w:val="%9."/>
-      <w:lvlJc w:val="right"/>
-      <w:pPr>
-        <w:ind w:left="6840" w:hanging="180"/>
-      </w:pPr>
-      <w:rPr/>
     </w:lvl>
   </w:abstractNum>
   <w:num w:numId="1">
@@ -8388,9 +8475,6 @@
   </w:num>
   <w:num w:numId="2">
     <w:abstractNumId w:val="2"/>
-  </w:num>
-  <w:num w:numId="3">
-    <w:abstractNumId w:val="3"/>
   </w:num>
 </w:numbering>
 </file>
@@ -9157,23 +9241,6 @@
       </w:tblCellMar>
     </w:tblPr>
   </w:style>
-  <w:style w:type="table" w:styleId="Table19">
-    <w:basedOn w:val="TableNormal"/>
-    <w:rPr>
-      <w:sz w:val="22"/>
-      <w:szCs w:val="22"/>
-    </w:rPr>
-    <w:tblPr>
-      <w:tblStyleRowBandSize w:val="1"/>
-      <w:tblStyleColBandSize w:val="1"/>
-      <w:tblCellMar>
-        <w:top w:w="0.0" w:type="dxa"/>
-        <w:left w:w="108.0" w:type="dxa"/>
-        <w:bottom w:w="0.0" w:type="dxa"/>
-        <w:right w:w="108.0" w:type="dxa"/>
-      </w:tblCellMar>
-    </w:tblPr>
-  </w:style>
 </w:styles>
 </file>
 
